--- a/01-电源电路/01-线性稳压电路/精密基准电压源电路/精密基准电压源电路.docx
+++ b/01-电源电路/01-线性稳压电路/精密基准电压源电路/精密基准电压源电路.docx
@@ -2844,6 +2844,20 @@
     </w:p>
     <w:bookmarkEnd w:id="26"/>
     <w:bookmarkEnd w:id="27"/>
+    <w:p>
+      <w:pPr>
+        <w:spacing w:before="360"/>
+        <w:jc w:val="center"/>
+      </w:pPr>
+      <w:r>
+        <w:rPr>
+          <w:rFonts w:ascii="Times New Roman" w:hAnsi="Times New Roman"/>
+          <w:color w:val="555555"/>
+          <w:sz w:val="21"/>
+        </w:rPr>
+        <w:t>材料收集者：杜文杰</w:t>
+      </w:r>
+    </w:p>
     <w:sectPr>
       <w:headerReference r:id="rId9" w:type="default"/>
       <w:footerReference r:id="rId10" w:type="default"/>

--- a/01-电源电路/01-线性稳压电路/精密基准电压源电路/精密基准电压源电路.docx
+++ b/01-电源电路/01-线性稳压电路/精密基准电压源电路/精密基准电压源电路.docx
@@ -1,6 +1,6 @@
 
 <file path=word/document.xml><?xml version="1.0" encoding="utf-8"?>
-<w:document xmlns:w="http://schemas.openxmlformats.org/wordprocessingml/2006/main" xmlns:m="http://schemas.openxmlformats.org/officeDocument/2006/math" xmlns:r="http://schemas.openxmlformats.org/officeDocument/2006/relationships" xmlns:o="urn:schemas-microsoft-com:office:office" xmlns:v="urn:schemas-microsoft-com:vml" xmlns:w10="urn:schemas-microsoft-com:office:word" xmlns:a="http://schemas.openxmlformats.org/drawingml/2006/main" xmlns:pic="http://schemas.openxmlformats.org/drawingml/2006/picture" xmlns:wp="http://schemas.openxmlformats.org/drawingml/2006/wordprocessingDrawing">
+<w:document xmlns:m="http://schemas.openxmlformats.org/officeDocument/2006/math" xmlns:r="http://schemas.openxmlformats.org/officeDocument/2006/relationships" xmlns:w="http://schemas.openxmlformats.org/wordprocessingml/2006/main" xmlns:o="urn:schemas-microsoft-com:office:office" xmlns:v="urn:schemas-microsoft-com:vml" xmlns:w10="urn:schemas-microsoft-com:office:word" xmlns:a="http://schemas.openxmlformats.org/drawingml/2006/main" xmlns:pic="http://schemas.openxmlformats.org/drawingml/2006/picture" xmlns:wp="http://schemas.openxmlformats.org/drawingml/2006/wordprocessingDrawing">
   <w:body>
     <w:bookmarkStart w:id="27" w:name="精密基准电压源电路"/>
     <w:p>
@@ -9,7 +9,7 @@
       </w:pPr>
       <w:r>
         <w:rPr>
-          <w:rFonts w:hint="eastAsia"/>
+          <w:rFonts w:hint="eastAsia" w:eastAsia="黑体"/>
         </w:rPr>
         <w:t xml:space="preserve">精密基准电压源电路</w:t>
       </w:r>
@@ -21,7 +21,7 @@
       </w:pPr>
       <w:r>
         <w:rPr>
-          <w:rFonts w:hint="eastAsia"/>
+          <w:rFonts w:hint="eastAsia" w:eastAsia="黑体"/>
         </w:rPr>
         <w:t xml:space="preserve">拓扑描述</w:t>
       </w:r>
@@ -32,16 +32,19 @@
       </w:pPr>
       <w:r>
         <w:rPr>
-          <w:rFonts w:hint="eastAsia"/>
+          <w:rFonts w:hint="eastAsia" w:eastAsia="黑体"/>
         </w:rPr>
         <w:t xml:space="preserve">由</w:t>
       </w:r>
       <w:r>
+        <w:rPr>
+          <w:rFonts w:eastAsia="黑体"/>
+        </w:rPr>
         <w:t xml:space="preserve"> </w:t>
       </w:r>
       <w:r>
         <w:rPr>
-          <w:rFonts w:hint="eastAsia"/>
+          <w:rFonts w:hint="eastAsia" w:eastAsia="黑体"/>
           <w:b/>
           <w:bCs/>
         </w:rPr>
@@ -49,6 +52,7 @@
       </w:r>
       <w:r>
         <w:rPr>
+          <w:rFonts w:eastAsia="黑体"/>
           <w:b/>
           <w:bCs/>
         </w:rPr>
@@ -70,31 +74,37 @@
       </m:oMath>
       <w:r>
         <w:rPr>
-          <w:rFonts w:hint="eastAsia"/>
+          <w:rFonts w:hint="eastAsia" w:eastAsia="黑体"/>
         </w:rPr>
         <w:t xml:space="preserve">（并联型如</w:t>
       </w:r>
       <w:r>
+        <w:rPr>
+          <w:rFonts w:eastAsia="黑体"/>
+        </w:rPr>
         <w:t xml:space="preserve"> </w:t>
       </w:r>
       <w:r>
         <w:rPr>
-          <w:rFonts w:hint="eastAsia"/>
+          <w:rFonts w:hint="eastAsia" w:eastAsia="黑体"/>
         </w:rPr>
         <w:t xml:space="preserve">LM4040，或串联型如</w:t>
       </w:r>
       <w:r>
+        <w:rPr>
+          <w:rFonts w:eastAsia="黑体"/>
+        </w:rPr>
         <w:t xml:space="preserve"> REF50xx </w:t>
       </w:r>
       <w:r>
         <w:rPr>
-          <w:rFonts w:hint="eastAsia"/>
+          <w:rFonts w:hint="eastAsia" w:eastAsia="黑体"/>
         </w:rPr>
         <w:t xml:space="preserve">系列）、</w:t>
       </w:r>
       <w:r>
         <w:rPr>
-          <w:rFonts w:hint="eastAsia"/>
+          <w:rFonts w:hint="eastAsia" w:eastAsia="黑体"/>
           <w:b/>
           <w:bCs/>
         </w:rPr>
@@ -102,6 +112,7 @@
       </w:r>
       <w:r>
         <w:rPr>
+          <w:rFonts w:eastAsia="黑体"/>
           <w:b/>
           <w:bCs/>
         </w:rPr>
@@ -122,20 +133,26 @@
         </m:sSub>
       </m:oMath>
       <w:r>
+        <w:rPr>
+          <w:rFonts w:eastAsia="黑体"/>
+        </w:rPr>
         <w:t xml:space="preserve"> </w:t>
       </w:r>
       <w:r>
         <w:rPr>
-          <w:rFonts w:hint="eastAsia"/>
+          <w:rFonts w:hint="eastAsia" w:eastAsia="黑体"/>
         </w:rPr>
         <w:t xml:space="preserve">与</w:t>
       </w:r>
       <w:r>
+        <w:rPr>
+          <w:rFonts w:eastAsia="黑体"/>
+        </w:rPr>
         <w:t xml:space="preserve"> </w:t>
       </w:r>
       <w:r>
         <w:rPr>
-          <w:rFonts w:hint="eastAsia"/>
+          <w:rFonts w:hint="eastAsia" w:eastAsia="黑体"/>
           <w:b/>
           <w:bCs/>
         </w:rPr>
@@ -143,6 +160,7 @@
       </w:r>
       <w:r>
         <w:rPr>
+          <w:rFonts w:eastAsia="黑体"/>
           <w:b/>
           <w:bCs/>
         </w:rPr>
@@ -163,26 +181,32 @@
         </m:sSub>
       </m:oMath>
       <w:r>
+        <w:rPr>
+          <w:rFonts w:eastAsia="黑体"/>
+        </w:rPr>
         <w:t xml:space="preserve"> </w:t>
       </w:r>
       <w:r>
         <w:rPr>
-          <w:rFonts w:hint="eastAsia"/>
+          <w:rFonts w:hint="eastAsia" w:eastAsia="黑体"/>
         </w:rPr>
         <w:t xml:space="preserve">组成的高精度参考电压电路。电路共有</w:t>
       </w:r>
       <w:r>
+        <w:rPr>
+          <w:rFonts w:eastAsia="黑体"/>
+        </w:rPr>
         <w:t xml:space="preserve"> 3 </w:t>
       </w:r>
       <w:r>
         <w:rPr>
-          <w:rFonts w:hint="eastAsia"/>
+          <w:rFonts w:hint="eastAsia" w:eastAsia="黑体"/>
         </w:rPr>
         <w:t xml:space="preserve">个关键节点：</w:t>
       </w:r>
       <w:r>
         <w:rPr>
-          <w:rFonts w:hint="eastAsia"/>
+          <w:rFonts w:hint="eastAsia" w:eastAsia="黑体"/>
           <w:b/>
           <w:bCs/>
         </w:rPr>
@@ -190,6 +214,7 @@
       </w:r>
       <w:r>
         <w:rPr>
+          <w:rFonts w:eastAsia="黑体"/>
           <w:b/>
           <w:bCs/>
         </w:rPr>
@@ -197,7 +222,7 @@
       </w:r>
       <w:r>
         <w:rPr>
-          <w:rFonts w:hint="eastAsia"/>
+          <w:rFonts w:hint="eastAsia" w:eastAsia="黑体"/>
           <w:b/>
           <w:bCs/>
         </w:rPr>
@@ -205,11 +230,14 @@
       </w:r>
       <w:r>
         <w:rPr>
-          <w:rFonts w:hint="eastAsia"/>
+          <w:rFonts w:hint="eastAsia" w:eastAsia="黑体"/>
         </w:rPr>
         <w:t xml:space="preserve">（输入电压</w:t>
       </w:r>
       <w:r>
+        <w:rPr>
+          <w:rFonts w:eastAsia="黑体"/>
+        </w:rPr>
         <w:t xml:space="preserve"> </w:t>
       </w:r>
       <m:oMath>
@@ -230,15 +258,21 @@
         </m:sSub>
       </m:oMath>
       <w:r>
+        <w:rPr>
+          <w:rFonts w:eastAsia="黑体"/>
+        </w:rPr>
         <w:t xml:space="preserve"> </w:t>
       </w:r>
       <w:r>
         <w:rPr>
-          <w:rFonts w:hint="eastAsia"/>
+          <w:rFonts w:hint="eastAsia" w:eastAsia="黑体"/>
         </w:rPr>
         <w:t xml:space="preserve">正端与</w:t>
       </w:r>
       <w:r>
+        <w:rPr>
+          <w:rFonts w:eastAsia="黑体"/>
+        </w:rPr>
         <w:t xml:space="preserve"> </w:t>
       </w:r>
       <m:oMath>
@@ -256,17 +290,20 @@
         </m:sSub>
       </m:oMath>
       <w:r>
+        <w:rPr>
+          <w:rFonts w:eastAsia="黑体"/>
+        </w:rPr>
         <w:t xml:space="preserve"> </w:t>
       </w:r>
       <w:r>
         <w:rPr>
-          <w:rFonts w:hint="eastAsia"/>
+          <w:rFonts w:hint="eastAsia" w:eastAsia="黑体"/>
         </w:rPr>
         <w:t xml:space="preserve">一端相连）；</w:t>
       </w:r>
       <w:r>
         <w:rPr>
-          <w:rFonts w:hint="eastAsia"/>
+          <w:rFonts w:hint="eastAsia" w:eastAsia="黑体"/>
           <w:b/>
           <w:bCs/>
         </w:rPr>
@@ -274,6 +311,7 @@
       </w:r>
       <w:r>
         <w:rPr>
+          <w:rFonts w:eastAsia="黑体"/>
           <w:b/>
           <w:bCs/>
         </w:rPr>
@@ -281,7 +319,7 @@
       </w:r>
       <w:r>
         <w:rPr>
-          <w:rFonts w:hint="eastAsia"/>
+          <w:rFonts w:hint="eastAsia" w:eastAsia="黑体"/>
           <w:b/>
           <w:bCs/>
         </w:rPr>
@@ -289,6 +327,7 @@
       </w:r>
       <w:r>
         <w:rPr>
+          <w:rFonts w:eastAsia="黑体"/>
           <w:b/>
           <w:bCs/>
         </w:rPr>
@@ -316,7 +355,7 @@
       </m:oMath>
       <w:r>
         <w:rPr>
-          <w:rFonts w:hint="eastAsia"/>
+          <w:rFonts w:hint="eastAsia" w:eastAsia="黑体"/>
         </w:rPr>
         <w:t xml:space="preserve">（</w:t>
       </w:r>
@@ -335,11 +374,14 @@
         </m:sSub>
       </m:oMath>
       <w:r>
+        <w:rPr>
+          <w:rFonts w:eastAsia="黑体"/>
+        </w:rPr>
         <w:t xml:space="preserve"> </w:t>
       </w:r>
       <w:r>
         <w:rPr>
-          <w:rFonts w:hint="eastAsia"/>
+          <w:rFonts w:hint="eastAsia" w:eastAsia="黑体"/>
         </w:rPr>
         <w:t xml:space="preserve">另一端、</w:t>
       </w:r>
@@ -358,11 +400,14 @@
         </m:sSub>
       </m:oMath>
       <w:r>
+        <w:rPr>
+          <w:rFonts w:eastAsia="黑体"/>
+        </w:rPr>
         <w:t xml:space="preserve"> </w:t>
       </w:r>
       <w:r>
         <w:rPr>
-          <w:rFonts w:hint="eastAsia"/>
+          <w:rFonts w:hint="eastAsia" w:eastAsia="黑体"/>
         </w:rPr>
         <w:t xml:space="preserve">阴极、</w:t>
       </w:r>
@@ -381,15 +426,21 @@
         </m:sSub>
       </m:oMath>
       <w:r>
+        <w:rPr>
+          <w:rFonts w:eastAsia="黑体"/>
+        </w:rPr>
         <w:t xml:space="preserve"> </w:t>
       </w:r>
       <w:r>
         <w:rPr>
-          <w:rFonts w:hint="eastAsia"/>
+          <w:rFonts w:hint="eastAsia" w:eastAsia="黑体"/>
         </w:rPr>
         <w:t xml:space="preserve">一端与输出</w:t>
       </w:r>
       <w:r>
+        <w:rPr>
+          <w:rFonts w:eastAsia="黑体"/>
+        </w:rPr>
         <w:t xml:space="preserve"> </w:t>
       </w:r>
       <m:oMath>
@@ -413,17 +464,20 @@
         </m:sSub>
       </m:oMath>
       <w:r>
+        <w:rPr>
+          <w:rFonts w:eastAsia="黑体"/>
+        </w:rPr>
         <w:t xml:space="preserve"> </w:t>
       </w:r>
       <w:r>
         <w:rPr>
-          <w:rFonts w:hint="eastAsia"/>
+          <w:rFonts w:hint="eastAsia" w:eastAsia="黑体"/>
         </w:rPr>
         <w:t xml:space="preserve">相连）；</w:t>
       </w:r>
       <w:r>
         <w:rPr>
-          <w:rFonts w:hint="eastAsia"/>
+          <w:rFonts w:hint="eastAsia" w:eastAsia="黑体"/>
           <w:b/>
           <w:bCs/>
         </w:rPr>
@@ -431,6 +485,7 @@
       </w:r>
       <w:r>
         <w:rPr>
+          <w:rFonts w:eastAsia="黑体"/>
           <w:b/>
           <w:bCs/>
         </w:rPr>
@@ -438,7 +493,7 @@
       </w:r>
       <w:r>
         <w:rPr>
-          <w:rFonts w:hint="eastAsia"/>
+          <w:rFonts w:hint="eastAsia" w:eastAsia="黑体"/>
           <w:b/>
           <w:bCs/>
         </w:rPr>
@@ -446,6 +501,7 @@
       </w:r>
       <w:r>
         <w:rPr>
+          <w:rFonts w:eastAsia="黑体"/>
           <w:b/>
           <w:bCs/>
         </w:rPr>
@@ -453,7 +509,7 @@
       </w:r>
       <w:r>
         <w:rPr>
-          <w:rFonts w:hint="eastAsia"/>
+          <w:rFonts w:hint="eastAsia" w:eastAsia="黑体"/>
         </w:rPr>
         <w:t xml:space="preserve">（</w:t>
       </w:r>
@@ -475,11 +531,14 @@
         </m:sSub>
       </m:oMath>
       <w:r>
+        <w:rPr>
+          <w:rFonts w:eastAsia="黑体"/>
+        </w:rPr>
         <w:t xml:space="preserve"> </w:t>
       </w:r>
       <w:r>
         <w:rPr>
-          <w:rFonts w:hint="eastAsia"/>
+          <w:rFonts w:hint="eastAsia" w:eastAsia="黑体"/>
         </w:rPr>
         <w:t xml:space="preserve">负端、</w:t>
       </w:r>
@@ -498,11 +557,14 @@
         </m:sSub>
       </m:oMath>
       <w:r>
+        <w:rPr>
+          <w:rFonts w:eastAsia="黑体"/>
+        </w:rPr>
         <w:t xml:space="preserve"> </w:t>
       </w:r>
       <w:r>
         <w:rPr>
-          <w:rFonts w:hint="eastAsia"/>
+          <w:rFonts w:hint="eastAsia" w:eastAsia="黑体"/>
         </w:rPr>
         <w:t xml:space="preserve">阳极、</w:t>
       </w:r>
@@ -521,11 +583,14 @@
         </m:sSub>
       </m:oMath>
       <w:r>
+        <w:rPr>
+          <w:rFonts w:eastAsia="黑体"/>
+        </w:rPr>
         <w:t xml:space="preserve"> </w:t>
       </w:r>
       <w:r>
         <w:rPr>
-          <w:rFonts w:hint="eastAsia"/>
+          <w:rFonts w:hint="eastAsia" w:eastAsia="黑体"/>
         </w:rPr>
         <w:t xml:space="preserve">另一端三者相连）。</w:t>
       </w:r>
@@ -534,7 +599,7 @@
       <w:pPr/>
       <w:r>
         <w:rPr>
-          <w:rFonts w:hint="eastAsia"/>
+          <w:rFonts w:hint="eastAsia" w:eastAsia="黑体"/>
         </w:rPr>
         <w:t xml:space="preserve">各元件管脚连接：</w:t>
       </w:r>
@@ -553,11 +618,14 @@
         </m:sSub>
       </m:oMath>
       <w:r>
+        <w:rPr>
+          <w:rFonts w:eastAsia="黑体"/>
+        </w:rPr>
         <w:t xml:space="preserve"> </w:t>
       </w:r>
       <w:r>
         <w:rPr>
-          <w:rFonts w:hint="eastAsia"/>
+          <w:rFonts w:hint="eastAsia" w:eastAsia="黑体"/>
         </w:rPr>
         <w:t xml:space="preserve">一端接输入节点、另一端接基准输出节点；</w:t>
       </w:r>
@@ -577,27 +645,33 @@
       </m:oMath>
       <w:r>
         <w:rPr>
-          <w:rFonts w:hint="eastAsia"/>
+          <w:rFonts w:hint="eastAsia" w:eastAsia="黑体"/>
           <w:b/>
           <w:bCs/>
         </w:rPr>
         <w:t xml:space="preserve">（并联型）</w:t>
       </w:r>
       <w:r>
+        <w:rPr>
+          <w:rFonts w:eastAsia="黑体"/>
+        </w:rPr>
         <w:t xml:space="preserve"> </w:t>
       </w:r>
       <w:r>
         <w:rPr>
-          <w:rFonts w:hint="eastAsia"/>
+          <w:rFonts w:hint="eastAsia" w:eastAsia="黑体"/>
         </w:rPr>
         <w:t xml:space="preserve">阴极接基准输出节点、阳极接地节点</w:t>
       </w:r>
       <w:r>
+        <w:rPr>
+          <w:rFonts w:eastAsia="黑体"/>
+        </w:rPr>
         <w:t xml:space="preserve"> </w:t>
       </w:r>
       <w:r>
         <w:rPr>
-          <w:rFonts w:hint="eastAsia"/>
+          <w:rFonts w:hint="eastAsia" w:eastAsia="黑体"/>
         </w:rPr>
         <w:t xml:space="preserve">GND（反向接法）；</w:t>
       </w:r>
@@ -616,20 +690,26 @@
         </m:sSub>
       </m:oMath>
       <w:r>
+        <w:rPr>
+          <w:rFonts w:eastAsia="黑体"/>
+        </w:rPr>
         <w:t xml:space="preserve"> </w:t>
       </w:r>
       <w:r>
         <w:rPr>
-          <w:rFonts w:hint="eastAsia"/>
+          <w:rFonts w:hint="eastAsia" w:eastAsia="黑体"/>
         </w:rPr>
         <w:t xml:space="preserve">一端接基准输出节点、另一端接地节点</w:t>
       </w:r>
       <w:r>
+        <w:rPr>
+          <w:rFonts w:eastAsia="黑体"/>
+        </w:rPr>
         <w:t xml:space="preserve"> GND。</w:t>
       </w:r>
       <w:r>
         <w:rPr>
-          <w:rFonts w:hint="eastAsia"/>
+          <w:rFonts w:hint="eastAsia" w:eastAsia="黑体"/>
           <w:b/>
           <w:bCs/>
         </w:rPr>
@@ -637,6 +717,7 @@
       </w:r>
       <w:r>
         <w:rPr>
+          <w:rFonts w:eastAsia="黑体"/>
           <w:b/>
           <w:bCs/>
         </w:rPr>
@@ -644,22 +725,28 @@
       </w:r>
       <w:r>
         <w:rPr>
-          <w:rFonts w:hint="eastAsia"/>
+          <w:rFonts w:hint="eastAsia" w:eastAsia="黑体"/>
           <w:b/>
           <w:bCs/>
         </w:rPr>
         <w:t xml:space="preserve">REF50xx）</w:t>
       </w:r>
       <w:r>
+        <w:rPr>
+          <w:rFonts w:eastAsia="黑体"/>
+        </w:rPr>
         <w:t xml:space="preserve"> </w:t>
       </w:r>
       <w:r>
         <w:rPr>
-          <w:rFonts w:hint="eastAsia"/>
+          <w:rFonts w:hint="eastAsia" w:eastAsia="黑体"/>
         </w:rPr>
         <w:t xml:space="preserve">则是把</w:t>
       </w:r>
       <w:r>
+        <w:rPr>
+          <w:rFonts w:eastAsia="黑体"/>
+        </w:rPr>
         <w:t xml:space="preserve"> </w:t>
       </w:r>
       <m:oMath>
@@ -680,15 +767,21 @@
         </m:sSub>
       </m:oMath>
       <w:r>
+        <w:rPr>
+          <w:rFonts w:eastAsia="黑体"/>
+        </w:rPr>
         <w:t xml:space="preserve"> </w:t>
       </w:r>
       <w:r>
         <w:rPr>
-          <w:rFonts w:hint="eastAsia"/>
+          <w:rFonts w:hint="eastAsia" w:eastAsia="黑体"/>
         </w:rPr>
         <w:t xml:space="preserve">接到芯片输入脚、输出脚引出</w:t>
       </w:r>
       <w:r>
+        <w:rPr>
+          <w:rFonts w:eastAsia="黑体"/>
+        </w:rPr>
         <w:t xml:space="preserve"> </w:t>
       </w:r>
       <m:oMath>
@@ -713,11 +806,14 @@
       </m:oMath>
       <w:r>
         <w:rPr>
-          <w:rFonts w:hint="eastAsia"/>
+          <w:rFonts w:hint="eastAsia" w:eastAsia="黑体"/>
         </w:rPr>
         <w:t xml:space="preserve">、公共脚接地，由内部分压与误差放大器闭环稳定，此时无需</w:t>
       </w:r>
       <w:r>
+        <w:rPr>
+          <w:rFonts w:eastAsia="黑体"/>
+        </w:rPr>
         <w:t xml:space="preserve"> </w:t>
       </w:r>
       <m:oMath>
@@ -735,6 +831,9 @@
         </m:sSub>
       </m:oMath>
       <w:r>
+        <w:rPr>
+          <w:rFonts w:eastAsia="黑体"/>
+        </w:rPr>
         <w:t xml:space="preserve">。</w:t>
       </w:r>
     </w:p>
@@ -742,11 +841,14 @@
       <w:pPr/>
       <w:r>
         <w:rPr>
-          <w:rFonts w:hint="eastAsia"/>
+          <w:rFonts w:hint="eastAsia" w:eastAsia="黑体"/>
         </w:rPr>
         <w:t xml:space="preserve">由此构成”输入经</w:t>
       </w:r>
       <w:r>
+        <w:rPr>
+          <w:rFonts w:eastAsia="黑体"/>
+        </w:rPr>
         <w:t xml:space="preserve"> </w:t>
       </w:r>
       <m:oMath>
@@ -764,15 +866,21 @@
         </m:sSub>
       </m:oMath>
       <w:r>
+        <w:rPr>
+          <w:rFonts w:eastAsia="黑体"/>
+        </w:rPr>
         <w:t xml:space="preserve"> </w:t>
       </w:r>
       <w:r>
         <w:rPr>
-          <w:rFonts w:hint="eastAsia"/>
+          <w:rFonts w:hint="eastAsia" w:eastAsia="黑体"/>
         </w:rPr>
         <w:t xml:space="preserve">限流后为并联基准提供偏置、基准反向击穿区电压作为输出</w:t>
       </w:r>
       <w:r>
+        <w:rPr>
+          <w:rFonts w:eastAsia="黑体"/>
+        </w:rPr>
         <w:t xml:space="preserve"> </w:t>
       </w:r>
       <m:oMath>
@@ -797,7 +905,7 @@
       </m:oMath>
       <w:r>
         <w:rPr>
-          <w:rFonts w:hint="eastAsia"/>
+          <w:rFonts w:hint="eastAsia" w:eastAsia="黑体"/>
         </w:rPr>
         <w:t xml:space="preserve">“的并联基准组态（</w:t>
       </w:r>
@@ -868,13 +976,13 @@
       </m:oMath>
       <w:r>
         <w:rPr>
-          <w:rFonts w:hint="eastAsia"/>
+          <w:rFonts w:hint="eastAsia" w:eastAsia="黑体"/>
         </w:rPr>
         <w:t xml:space="preserve">），或”</w:t>
       </w:r>
       <w:r>
         <w:rPr>
-          <w:rFonts w:hint="eastAsia"/>
+          <w:rFonts w:hint="eastAsia" w:eastAsia="黑体"/>
         </w:rPr>
         <w:t xml:space="preserve">串联基准闭环输出”组态；两者内部经激光修调，提供温漂与初始误差极低的精准参考电压。</w:t>
       </w:r>
@@ -887,7 +995,7 @@
       </w:pPr>
       <w:r>
         <w:rPr>
-          <w:rFonts w:hint="eastAsia"/>
+          <w:rFonts w:hint="eastAsia" w:eastAsia="黑体"/>
         </w:rPr>
         <w:t xml:space="preserve">工作原理</w:t>
       </w:r>
@@ -898,25 +1006,31 @@
       </w:pPr>
       <w:r>
         <w:rPr>
-          <w:rFonts w:hint="eastAsia"/>
+          <w:rFonts w:hint="eastAsia" w:eastAsia="黑体"/>
         </w:rPr>
         <w:t xml:space="preserve">芯片内部含带隙或掩埋齐纳基准与温度补偿网络，输出一个基本不随电源电压、负载和温度变化的精确电压。串联型基准（如</w:t>
       </w:r>
       <w:r>
+        <w:rPr>
+          <w:rFonts w:eastAsia="黑体"/>
+        </w:rPr>
         <w:t xml:space="preserve"> </w:t>
       </w:r>
       <w:r>
         <w:rPr>
-          <w:rFonts w:hint="eastAsia"/>
+          <w:rFonts w:hint="eastAsia" w:eastAsia="黑体"/>
         </w:rPr>
         <w:t xml:space="preserve">REF50xx）由内部分压与误差放大器闭环稳定输出；并联型（如</w:t>
       </w:r>
       <w:r>
+        <w:rPr>
+          <w:rFonts w:eastAsia="黑体"/>
+        </w:rPr>
         <w:t xml:space="preserve"> </w:t>
       </w:r>
       <w:r>
         <w:rPr>
-          <w:rFonts w:hint="eastAsia"/>
+          <w:rFonts w:hint="eastAsia" w:eastAsia="黑体"/>
         </w:rPr>
         <w:t xml:space="preserve">LM4040）则靠外接电阻提供偏置电流，反向击穿区电压作为基准。</w:t>
       </w:r>
@@ -929,7 +1043,7 @@
       </w:pPr>
       <w:r>
         <w:rPr>
-          <w:rFonts w:hint="eastAsia"/>
+          <w:rFonts w:hint="eastAsia" w:eastAsia="黑体"/>
         </w:rPr>
         <w:t xml:space="preserve">关键计算公式</w:t>
       </w:r>
@@ -943,7 +1057,7 @@
       </w:pPr>
       <w:r>
         <w:rPr>
-          <w:rFonts w:hint="eastAsia"/>
+          <w:rFonts w:hint="eastAsia" w:eastAsia="黑体"/>
         </w:rPr>
         <w:t xml:space="preserve">输出电压（芯片额定值）：</w:t>
       </w:r>
@@ -1033,7 +1147,7 @@
       </w:pPr>
       <w:r>
         <w:rPr>
-          <w:rFonts w:hint="eastAsia"/>
+          <w:rFonts w:hint="eastAsia" w:eastAsia="黑体"/>
         </w:rPr>
         <w:t xml:space="preserve">温度漂移引起的输出变化（</w:t>
       </w:r>
@@ -1046,11 +1160,14 @@
         </m:r>
       </m:oMath>
       <w:r>
+        <w:rPr>
+          <w:rFonts w:eastAsia="黑体"/>
+        </w:rPr>
         <w:t xml:space="preserve"> </w:t>
       </w:r>
       <w:r>
         <w:rPr>
-          <w:rFonts w:hint="eastAsia"/>
+          <w:rFonts w:hint="eastAsia" w:eastAsia="黑体"/>
         </w:rPr>
         <w:t xml:space="preserve">为温度系数，</w:t>
       </w:r>
@@ -1066,11 +1183,14 @@
         </m:r>
       </m:oMath>
       <w:r>
+        <w:rPr>
+          <w:rFonts w:eastAsia="黑体"/>
+        </w:rPr>
         <w:t xml:space="preserve"> </w:t>
       </w:r>
       <w:r>
         <w:rPr>
-          <w:rFonts w:hint="eastAsia"/>
+          <w:rFonts w:hint="eastAsia" w:eastAsia="黑体"/>
         </w:rPr>
         <w:t xml:space="preserve">为温度变化）：</w:t>
       </w:r>
@@ -1193,7 +1313,7 @@
       </w:pPr>
       <w:r>
         <w:rPr>
-          <w:rFonts w:hint="eastAsia"/>
+          <w:rFonts w:hint="eastAsia" w:eastAsia="黑体"/>
         </w:rPr>
         <w:t xml:space="preserve">并联基准偏置电阻选择（</w:t>
       </w:r>
@@ -1212,11 +1332,14 @@
         </m:sSub>
       </m:oMath>
       <w:r>
+        <w:rPr>
+          <w:rFonts w:eastAsia="黑体"/>
+        </w:rPr>
         <w:t xml:space="preserve"> </w:t>
       </w:r>
       <w:r>
         <w:rPr>
-          <w:rFonts w:hint="eastAsia"/>
+          <w:rFonts w:hint="eastAsia" w:eastAsia="黑体"/>
         </w:rPr>
         <w:t xml:space="preserve">为工作电流，含负载电流）：</w:t>
       </w:r>
@@ -1339,7 +1462,7 @@
       </w:pPr>
       <w:r>
         <w:rPr>
-          <w:rFonts w:hint="eastAsia"/>
+          <w:rFonts w:hint="eastAsia" w:eastAsia="黑体"/>
         </w:rPr>
         <w:t xml:space="preserve">长期漂移（典型参数，</w:t>
       </w:r>
@@ -1349,11 +1472,14 @@
         </m:r>
       </m:oMath>
       <w:r>
+        <w:rPr>
+          <w:rFonts w:eastAsia="黑体"/>
+        </w:rPr>
         <w:t xml:space="preserve"> </w:t>
       </w:r>
       <w:r>
         <w:rPr>
-          <w:rFonts w:hint="eastAsia"/>
+          <w:rFonts w:hint="eastAsia" w:eastAsia="黑体"/>
         </w:rPr>
         <w:t xml:space="preserve">为时间）：</w:t>
       </w:r>
@@ -1454,7 +1580,7 @@
       </w:pPr>
       <w:r>
         <w:rPr>
-          <w:rFonts w:hint="eastAsia"/>
+          <w:rFonts w:hint="eastAsia" w:eastAsia="黑体"/>
         </w:rPr>
         <w:t xml:space="preserve">输出精度（初始误差）：</w:t>
       </w:r>
@@ -1627,7 +1753,7 @@
             </w:pPr>
             <w:r>
               <w:rPr>
-                <w:rFonts w:hint="eastAsia"/>
+                <w:rFonts w:hint="eastAsia" w:eastAsia="黑体"/>
               </w:rPr>
               <w:t xml:space="preserve">符号</w:t>
             </w:r>
@@ -1641,7 +1767,7 @@
             </w:pPr>
             <w:r>
               <w:rPr>
-                <w:rFonts w:hint="eastAsia"/>
+                <w:rFonts w:hint="eastAsia" w:eastAsia="黑体"/>
               </w:rPr>
               <w:t xml:space="preserve">含义</w:t>
             </w:r>
@@ -1655,7 +1781,7 @@
             </w:pPr>
             <w:r>
               <w:rPr>
-                <w:rFonts w:hint="eastAsia"/>
+                <w:rFonts w:hint="eastAsia" w:eastAsia="黑体"/>
               </w:rPr>
               <w:t xml:space="preserve">单位</w:t>
             </w:r>
@@ -1711,6 +1837,9 @@
               </m:sSub>
             </m:oMath>
             <w:r>
+              <w:rPr>
+                <w:rFonts w:eastAsia="黑体"/>
+              </w:rPr>
               <w:t xml:space="preserve">​</w:t>
             </w:r>
           </w:p>
@@ -1723,7 +1852,7 @@
             </w:pPr>
             <w:r>
               <w:rPr>
-                <w:rFonts w:hint="eastAsia"/>
+                <w:rFonts w:hint="eastAsia" w:eastAsia="黑体"/>
               </w:rPr>
               <w:t xml:space="preserve">基准额定输出电压</w:t>
             </w:r>
@@ -1736,6 +1865,9 @@
               <w:pStyle w:val="Compact"/>
             </w:pPr>
             <w:r>
+              <w:rPr>
+                <w:rFonts w:eastAsia="黑体"/>
+              </w:rPr>
               <w:t xml:space="preserve">V</w:t>
             </w:r>
           </w:p>
@@ -1757,6 +1889,9 @@
               </m:r>
             </m:oMath>
             <w:r>
+              <w:rPr>
+                <w:rFonts w:eastAsia="黑体"/>
+              </w:rPr>
               <w:t xml:space="preserve">​</w:t>
             </w:r>
           </w:p>
@@ -1769,7 +1904,7 @@
             </w:pPr>
             <w:r>
               <w:rPr>
-                <w:rFonts w:hint="eastAsia"/>
+                <w:rFonts w:hint="eastAsia" w:eastAsia="黑体"/>
               </w:rPr>
               <w:t xml:space="preserve">温度系数</w:t>
             </w:r>
@@ -1783,16 +1918,19 @@
             </w:pPr>
             <w:r>
               <w:rPr>
-                <w:rFonts w:hint="eastAsia"/>
+                <w:rFonts w:hint="eastAsia" w:eastAsia="黑体"/>
               </w:rPr>
               <w:t xml:space="preserve">1/°C（或</w:t>
             </w:r>
             <w:r>
+              <w:rPr>
+                <w:rFonts w:eastAsia="黑体"/>
+              </w:rPr>
               <w:t xml:space="preserve"> </w:t>
             </w:r>
             <w:r>
               <w:rPr>
-                <w:rFonts w:hint="eastAsia"/>
+                <w:rFonts w:hint="eastAsia" w:eastAsia="黑体"/>
               </w:rPr>
               <w:t xml:space="preserve">ppm/°C）</w:t>
             </w:r>
@@ -1818,6 +1956,9 @@
               </m:r>
             </m:oMath>
             <w:r>
+              <w:rPr>
+                <w:rFonts w:eastAsia="黑体"/>
+              </w:rPr>
               <w:t xml:space="preserve">​</w:t>
             </w:r>
           </w:p>
@@ -1830,7 +1971,7 @@
             </w:pPr>
             <w:r>
               <w:rPr>
-                <w:rFonts w:hint="eastAsia"/>
+                <w:rFonts w:hint="eastAsia" w:eastAsia="黑体"/>
               </w:rPr>
               <w:t xml:space="preserve">温度变化</w:t>
             </w:r>
@@ -1843,6 +1984,9 @@
               <w:pStyle w:val="Compact"/>
             </w:pPr>
             <w:r>
+              <w:rPr>
+                <w:rFonts w:eastAsia="黑体"/>
+              </w:rPr>
               <w:t xml:space="preserve">°C</w:t>
             </w:r>
           </w:p>
@@ -1870,6 +2014,9 @@
               </m:sSub>
             </m:oMath>
             <w:r>
+              <w:rPr>
+                <w:rFonts w:eastAsia="黑体"/>
+              </w:rPr>
               <w:t xml:space="preserve">​</w:t>
             </w:r>
           </w:p>
@@ -1882,7 +2029,7 @@
             </w:pPr>
             <w:r>
               <w:rPr>
-                <w:rFonts w:hint="eastAsia"/>
+                <w:rFonts w:hint="eastAsia" w:eastAsia="黑体"/>
               </w:rPr>
               <w:t xml:space="preserve">并联基准偏置/限流电阻</w:t>
             </w:r>
@@ -1895,6 +2042,9 @@
               <w:pStyle w:val="Compact"/>
             </w:pPr>
             <w:r>
+              <w:rPr>
+                <w:rFonts w:eastAsia="黑体"/>
+              </w:rPr>
               <w:t xml:space="preserve">Ω</w:t>
             </w:r>
           </w:p>
@@ -1922,6 +2072,9 @@
               </m:sSub>
             </m:oMath>
             <w:r>
+              <w:rPr>
+                <w:rFonts w:eastAsia="黑体"/>
+              </w:rPr>
               <w:t xml:space="preserve">、</w:t>
             </w:r>
             <m:oMath>
@@ -1948,7 +2101,7 @@
             </w:pPr>
             <w:r>
               <w:rPr>
-                <w:rFonts w:hint="eastAsia"/>
+                <w:rFonts w:hint="eastAsia" w:eastAsia="黑体"/>
               </w:rPr>
               <w:t xml:space="preserve">基准工作电流、负载电流</w:t>
             </w:r>
@@ -1961,6 +2114,9 @@
               <w:pStyle w:val="Compact"/>
             </w:pPr>
             <w:r>
+              <w:rPr>
+                <w:rFonts w:eastAsia="黑体"/>
+              </w:rPr>
               <w:t xml:space="preserve">A</w:t>
             </w:r>
           </w:p>
@@ -2000,6 +2156,9 @@
               </m:sSub>
             </m:oMath>
             <w:r>
+              <w:rPr>
+                <w:rFonts w:eastAsia="黑体"/>
+              </w:rPr>
               <w:t xml:space="preserve">​</w:t>
             </w:r>
           </w:p>
@@ -2012,7 +2171,7 @@
             </w:pPr>
             <w:r>
               <w:rPr>
-                <w:rFonts w:hint="eastAsia"/>
+                <w:rFonts w:hint="eastAsia" w:eastAsia="黑体"/>
               </w:rPr>
               <w:t xml:space="preserve">输出误差/漂移</w:t>
             </w:r>
@@ -2025,6 +2184,9 @@
               <w:pStyle w:val="Compact"/>
             </w:pPr>
             <w:r>
+              <w:rPr>
+                <w:rFonts w:eastAsia="黑体"/>
+              </w:rPr>
               <w:t xml:space="preserve">V</w:t>
             </w:r>
           </w:p>
@@ -2039,7 +2201,7 @@
       </w:pPr>
       <w:r>
         <w:rPr>
-          <w:rFonts w:hint="eastAsia"/>
+          <w:rFonts w:hint="eastAsia" w:eastAsia="黑体"/>
         </w:rPr>
         <w:t xml:space="preserve">元件调整影响</w:t>
       </w:r>
@@ -2054,7 +2216,7 @@
       </w:pPr>
       <w:r>
         <w:rPr>
-          <w:rFonts w:hint="eastAsia"/>
+          <w:rFonts w:hint="eastAsia" w:eastAsia="黑体"/>
           <w:b/>
           <w:bCs/>
         </w:rPr>
@@ -2062,6 +2224,7 @@
       </w:r>
       <w:r>
         <w:rPr>
+          <w:rFonts w:eastAsia="黑体"/>
           <w:b/>
           <w:bCs/>
         </w:rPr>
@@ -2083,6 +2246,7 @@
       </m:oMath>
       <w:r>
         <w:rPr>
+          <w:rFonts w:eastAsia="黑体"/>
           <w:b/>
           <w:bCs/>
         </w:rPr>
@@ -2090,21 +2254,27 @@
       </w:r>
       <w:r>
         <w:rPr>
-          <w:rFonts w:hint="eastAsia"/>
+          <w:rFonts w:hint="eastAsia" w:eastAsia="黑体"/>
           <w:b/>
           <w:bCs/>
         </w:rPr>
         <w:t xml:space="preserve">↑（并联基准）</w:t>
       </w:r>
       <w:r>
+        <w:rPr>
+          <w:rFonts w:eastAsia="黑体"/>
+        </w:rPr>
         <w:t xml:space="preserve"> </w:t>
       </w:r>
       <w:r>
+        <w:rPr>
+          <w:rFonts w:eastAsia="黑体"/>
+        </w:rPr>
         <w:t xml:space="preserve">→ </w:t>
       </w:r>
       <w:r>
         <w:rPr>
-          <w:rFonts w:hint="eastAsia"/>
+          <w:rFonts w:hint="eastAsia" w:eastAsia="黑体"/>
         </w:rPr>
         <w:t xml:space="preserve">工作电流减小，但带载能力下降，电流过小会退出稳定区。</w:t>
       </w:r>
@@ -2119,7 +2289,7 @@
       </w:pPr>
       <w:r>
         <w:rPr>
-          <w:rFonts w:hint="eastAsia"/>
+          <w:rFonts w:hint="eastAsia" w:eastAsia="黑体"/>
           <w:b/>
           <w:bCs/>
         </w:rPr>
@@ -2127,6 +2297,7 @@
       </w:r>
       <w:r>
         <w:rPr>
+          <w:rFonts w:eastAsia="黑体"/>
           <w:b/>
           <w:bCs/>
         </w:rPr>
@@ -2148,6 +2319,7 @@
       </m:oMath>
       <w:r>
         <w:rPr>
+          <w:rFonts w:eastAsia="黑体"/>
           <w:b/>
           <w:bCs/>
         </w:rPr>
@@ -2155,20 +2327,27 @@
       </w:r>
       <w:r>
         <w:rPr>
+          <w:rFonts w:eastAsia="黑体"/>
           <w:b/>
           <w:bCs/>
         </w:rPr>
         <w:t xml:space="preserve">↓</w:t>
       </w:r>
       <w:r>
+        <w:rPr>
+          <w:rFonts w:eastAsia="黑体"/>
+        </w:rPr>
         <w:t xml:space="preserve"> </w:t>
       </w:r>
       <w:r>
+        <w:rPr>
+          <w:rFonts w:eastAsia="黑体"/>
+        </w:rPr>
         <w:t xml:space="preserve">→ </w:t>
       </w:r>
       <w:r>
         <w:rPr>
-          <w:rFonts w:hint="eastAsia"/>
+          <w:rFonts w:hint="eastAsia" w:eastAsia="黑体"/>
         </w:rPr>
         <w:t xml:space="preserve">电流裕量足、稳定性好，但功耗增大。</w:t>
       </w:r>
@@ -2183,7 +2362,7 @@
       </w:pPr>
       <w:r>
         <w:rPr>
-          <w:rFonts w:hint="eastAsia"/>
+          <w:rFonts w:hint="eastAsia" w:eastAsia="黑体"/>
           <w:b/>
           <w:bCs/>
         </w:rPr>
@@ -2191,29 +2370,39 @@
       </w:r>
       <w:r>
         <w:rPr>
+          <w:rFonts w:eastAsia="黑体"/>
           <w:b/>
           <w:bCs/>
         </w:rPr>
         <w:t xml:space="preserve"> ↑</w:t>
       </w:r>
       <w:r>
+        <w:rPr>
+          <w:rFonts w:eastAsia="黑体"/>
+        </w:rPr>
         <w:t xml:space="preserve"> </w:t>
       </w:r>
       <w:r>
+        <w:rPr>
+          <w:rFonts w:eastAsia="黑体"/>
+        </w:rPr>
         <w:t xml:space="preserve">→ </w:t>
       </w:r>
       <w:r>
         <w:rPr>
-          <w:rFonts w:hint="eastAsia"/>
+          <w:rFonts w:hint="eastAsia" w:eastAsia="黑体"/>
         </w:rPr>
         <w:t xml:space="preserve">噪声抑制更好，部分基准对电容</w:t>
       </w:r>
       <w:r>
+        <w:rPr>
+          <w:rFonts w:eastAsia="黑体"/>
+        </w:rPr>
         <w:t xml:space="preserve"> ESR </w:t>
       </w:r>
       <w:r>
         <w:rPr>
-          <w:rFonts w:hint="eastAsia"/>
+          <w:rFonts w:hint="eastAsia" w:eastAsia="黑体"/>
         </w:rPr>
         <w:t xml:space="preserve">敏感需注意。</w:t>
       </w:r>
@@ -2228,21 +2417,27 @@
       </w:pPr>
       <w:r>
         <w:rPr>
-          <w:rFonts w:hint="eastAsia"/>
+          <w:rFonts w:hint="eastAsia" w:eastAsia="黑体"/>
           <w:b/>
           <w:bCs/>
         </w:rPr>
         <w:t xml:space="preserve">负载电流变化</w:t>
       </w:r>
       <w:r>
+        <w:rPr>
+          <w:rFonts w:eastAsia="黑体"/>
+        </w:rPr>
         <w:t xml:space="preserve"> </w:t>
       </w:r>
       <w:r>
+        <w:rPr>
+          <w:rFonts w:eastAsia="黑体"/>
+        </w:rPr>
         <w:t xml:space="preserve">→ </w:t>
       </w:r>
       <w:r>
         <w:rPr>
-          <w:rFonts w:hint="eastAsia"/>
+          <w:rFonts w:hint="eastAsia" w:eastAsia="黑体"/>
         </w:rPr>
         <w:t xml:space="preserve">串联基准更抗负载扰动，并联基准需保证最小电流。</w:t>
       </w:r>
@@ -2255,7 +2450,7 @@
       </w:pPr>
       <w:r>
         <w:rPr>
-          <w:rFonts w:hint="eastAsia"/>
+          <w:rFonts w:hint="eastAsia" w:eastAsia="黑体"/>
         </w:rPr>
         <w:t xml:space="preserve">典型参数示例</w:t>
       </w:r>
@@ -2270,25 +2465,31 @@
       </w:pPr>
       <w:r>
         <w:rPr>
-          <w:rFonts w:hint="eastAsia"/>
+          <w:rFonts w:hint="eastAsia" w:eastAsia="黑体"/>
         </w:rPr>
         <w:t xml:space="preserve">用</w:t>
       </w:r>
       <w:r>
+        <w:rPr>
+          <w:rFonts w:eastAsia="黑体"/>
+        </w:rPr>
         <w:t xml:space="preserve"> </w:t>
       </w:r>
       <w:r>
         <w:rPr>
-          <w:rFonts w:hint="eastAsia"/>
+          <w:rFonts w:hint="eastAsia" w:eastAsia="黑体"/>
         </w:rPr>
         <w:t xml:space="preserve">REF5025（温漂</w:t>
       </w:r>
       <w:r>
+        <w:rPr>
+          <w:rFonts w:eastAsia="黑体"/>
+        </w:rPr>
         <w:t xml:space="preserve"> 3 </w:t>
       </w:r>
       <w:r>
         <w:rPr>
-          <w:rFonts w:hint="eastAsia"/>
+          <w:rFonts w:hint="eastAsia" w:eastAsia="黑体"/>
         </w:rPr>
         <w:t xml:space="preserve">ppm/°C），</w:t>
       </w:r>
@@ -2324,7 +2525,7 @@
       </m:oMath>
       <w:r>
         <w:rPr>
-          <w:rFonts w:hint="eastAsia"/>
+          <w:rFonts w:hint="eastAsia" w:eastAsia="黑体"/>
         </w:rPr>
         <w:t xml:space="preserve">：</w:t>
       </w:r>
@@ -2428,6 +2629,9 @@
         </m:r>
       </m:oMath>
       <w:r>
+        <w:rPr>
+          <w:rFonts w:eastAsia="黑体"/>
+        </w:rPr>
         <w:t xml:space="preserve">。</w:t>
       </w:r>
     </w:p>
@@ -2441,20 +2645,26 @@
       </w:pPr>
       <w:r>
         <w:rPr>
-          <w:rFonts w:hint="eastAsia"/>
+          <w:rFonts w:hint="eastAsia" w:eastAsia="黑体"/>
         </w:rPr>
         <w:t xml:space="preserve">用</w:t>
       </w:r>
       <w:r>
+        <w:rPr>
+          <w:rFonts w:eastAsia="黑体"/>
+        </w:rPr>
         <w:t xml:space="preserve"> </w:t>
       </w:r>
       <w:r>
         <w:rPr>
-          <w:rFonts w:hint="eastAsia"/>
+          <w:rFonts w:hint="eastAsia" w:eastAsia="黑体"/>
         </w:rPr>
         <w:t xml:space="preserve">LM4040-2.5（并联），取</w:t>
       </w:r>
       <w:r>
+        <w:rPr>
+          <w:rFonts w:eastAsia="黑体"/>
+        </w:rPr>
         <w:t xml:space="preserve"> </w:t>
       </w:r>
       <m:oMath>
@@ -2494,6 +2704,9 @@
         </m:r>
       </m:oMath>
       <w:r>
+        <w:rPr>
+          <w:rFonts w:eastAsia="黑体"/>
+        </w:rPr>
         <w:t xml:space="preserve">、</w:t>
       </w:r>
       <m:oMath>
@@ -2549,7 +2762,7 @@
       </m:oMath>
       <w:r>
         <w:rPr>
-          <w:rFonts w:hint="eastAsia"/>
+          <w:rFonts w:hint="eastAsia" w:eastAsia="黑体"/>
         </w:rPr>
         <w:t xml:space="preserve">：</w:t>
       </w:r>
@@ -2635,6 +2848,9 @@
         </m:r>
       </m:oMath>
       <w:r>
+        <w:rPr>
+          <w:rFonts w:eastAsia="黑体"/>
+        </w:rPr>
         <w:t xml:space="preserve">。</w:t>
       </w:r>
     </w:p>
@@ -2646,7 +2862,7 @@
       </w:pPr>
       <w:r>
         <w:rPr>
-          <w:rFonts w:hint="eastAsia"/>
+          <w:rFonts w:hint="eastAsia" w:eastAsia="黑体"/>
         </w:rPr>
         <w:t xml:space="preserve">常见器件型号</w:t>
       </w:r>
@@ -2661,16 +2877,19 @@
       </w:pPr>
       <w:r>
         <w:rPr>
-          <w:rFonts w:hint="eastAsia"/>
+          <w:rFonts w:hint="eastAsia" w:eastAsia="黑体"/>
         </w:rPr>
         <w:t xml:space="preserve">串联型：REF50xx</w:t>
       </w:r>
       <w:r>
+        <w:rPr>
+          <w:rFonts w:eastAsia="黑体"/>
+        </w:rPr>
         <w:t xml:space="preserve"> </w:t>
       </w:r>
       <w:r>
         <w:rPr>
-          <w:rFonts w:hint="eastAsia"/>
+          <w:rFonts w:hint="eastAsia" w:eastAsia="黑体"/>
         </w:rPr>
         <w:t xml:space="preserve">系列、ADR45xx、LT6656、MAX6126。</w:t>
       </w:r>
@@ -2685,7 +2904,7 @@
       </w:pPr>
       <w:r>
         <w:rPr>
-          <w:rFonts w:hint="eastAsia"/>
+          <w:rFonts w:hint="eastAsia" w:eastAsia="黑体"/>
         </w:rPr>
         <w:t xml:space="preserve">并联型：LM4040、LM336、TL431（可调基准）。</w:t>
       </w:r>
@@ -2700,7 +2919,7 @@
       </w:pPr>
       <w:r>
         <w:rPr>
-          <w:rFonts w:hint="eastAsia"/>
+          <w:rFonts w:hint="eastAsia" w:eastAsia="黑体"/>
         </w:rPr>
         <w:t xml:space="preserve">掩埋齐纳高精度：LTZ1000、ADR1000。</w:t>
       </w:r>
@@ -2713,7 +2932,7 @@
       </w:pPr>
       <w:r>
         <w:rPr>
-          <w:rFonts w:hint="eastAsia"/>
+          <w:rFonts w:hint="eastAsia" w:eastAsia="黑体"/>
         </w:rPr>
         <w:t xml:space="preserve">注意事项</w:t>
       </w:r>
@@ -2728,16 +2947,19 @@
       </w:pPr>
       <w:r>
         <w:rPr>
-          <w:rFonts w:hint="eastAsia"/>
+          <w:rFonts w:hint="eastAsia" w:eastAsia="黑体"/>
         </w:rPr>
         <w:t xml:space="preserve">选型关注初始精度、温漂、长期漂移与噪声，高性能</w:t>
       </w:r>
       <w:r>
+        <w:rPr>
+          <w:rFonts w:eastAsia="黑体"/>
+        </w:rPr>
         <w:t xml:space="preserve"> ADC </w:t>
       </w:r>
       <w:r>
         <w:rPr>
-          <w:rFonts w:hint="eastAsia"/>
+          <w:rFonts w:hint="eastAsia" w:eastAsia="黑体"/>
         </w:rPr>
         <w:t xml:space="preserve">需要匹配更高级别的基准。</w:t>
       </w:r>
@@ -2752,7 +2974,7 @@
       </w:pPr>
       <w:r>
         <w:rPr>
-          <w:rFonts w:hint="eastAsia"/>
+          <w:rFonts w:hint="eastAsia" w:eastAsia="黑体"/>
         </w:rPr>
         <w:t xml:space="preserve">并联基准必须保证最小工作电流，且限流电阻精度影响输出稳定性。</w:t>
       </w:r>
@@ -2767,7 +2989,7 @@
       </w:pPr>
       <w:r>
         <w:rPr>
-          <w:rFonts w:hint="eastAsia"/>
+          <w:rFonts w:hint="eastAsia" w:eastAsia="黑体"/>
         </w:rPr>
         <w:t xml:space="preserve">基准输出端不宜直接驱动大电容或重负载，必要时加缓冲运放隔离。</w:t>
       </w:r>
@@ -2780,7 +3002,7 @@
       </w:pPr>
       <w:r>
         <w:rPr>
-          <w:rFonts w:hint="eastAsia"/>
+          <w:rFonts w:hint="eastAsia" w:eastAsia="黑体"/>
         </w:rPr>
         <w:t xml:space="preserve">参考资料</w:t>
       </w:r>
@@ -2794,20 +3016,26 @@
         </w:numPr>
       </w:pPr>
       <w:r>
+        <w:rPr>
+          <w:rFonts w:eastAsia="黑体"/>
+        </w:rPr>
         <w:t xml:space="preserve">TI Reference Voltage </w:t>
       </w:r>
       <w:r>
         <w:rPr>
-          <w:rFonts w:hint="eastAsia"/>
+          <w:rFonts w:hint="eastAsia" w:eastAsia="黑体"/>
         </w:rPr>
         <w:t xml:space="preserve">产品页与</w:t>
       </w:r>
       <w:r>
+        <w:rPr>
+          <w:rFonts w:eastAsia="黑体"/>
+        </w:rPr>
         <w:t xml:space="preserve"> REF50xx </w:t>
       </w:r>
       <w:r>
         <w:rPr>
-          <w:rFonts w:hint="eastAsia"/>
+          <w:rFonts w:hint="eastAsia" w:eastAsia="黑体"/>
         </w:rPr>
         <w:t xml:space="preserve">数据手册。</w:t>
       </w:r>
@@ -2821,11 +3049,14 @@
         </w:numPr>
       </w:pPr>
       <w:r>
+        <w:rPr>
+          <w:rFonts w:eastAsia="黑体"/>
+        </w:rPr>
         <w:t xml:space="preserve">ADI ADR45xx </w:t>
       </w:r>
       <w:r>
         <w:rPr>
-          <w:rFonts w:hint="eastAsia"/>
+          <w:rFonts w:hint="eastAsia" w:eastAsia="黑体"/>
         </w:rPr>
         <w:t xml:space="preserve">数据手册与应用笔记。</w:t>
       </w:r>
@@ -2839,6 +3070,9 @@
         </w:numPr>
       </w:pPr>
       <w:r>
+        <w:rPr>
+          <w:rFonts w:eastAsia="黑体"/>
+        </w:rPr>
         <w:t xml:space="preserve">Wikipedia: Voltage reference。</w:t>
       </w:r>
     </w:p>
@@ -2851,11 +3085,11 @@
       </w:pPr>
       <w:r>
         <w:rPr>
-          <w:rFonts w:ascii="Times New Roman" w:hAnsi="Times New Roman"/>
+          <w:rFonts w:ascii="Times New Roman" w:hAnsi="Times New Roman" w:eastAsia="黑体"/>
           <w:color w:val="555555"/>
           <w:sz w:val="21"/>
         </w:rPr>
-        <w:t>材料收集者：杜文杰</w:t>
+        <w:t>材料收集者：杜文杰，WX手机：19519196569，QQ:3478827729</w:t>
       </w:r>
     </w:p>
     <w:sectPr>
@@ -2875,7 +3109,7 @@
 </file>
 
 <file path=word/footer1.xml><?xml version="1.0" encoding="utf-8"?>
-<w:ftr xmlns:m="http://schemas.openxmlformats.org/officeDocument/2006/math" xmlns:mc="http://schemas.openxmlformats.org/markup-compatibility/2006" xmlns:mo="http://schemas.microsoft.com/office/mac/office/2008/main" xmlns:mv="urn:schemas-microsoft-com:mac:vml" xmlns:o="urn:schemas-microsoft-com:office:office" xmlns:r="http://schemas.openxmlformats.org/officeDocument/2006/relationships" xmlns:v="urn:schemas-microsoft-com:vml" xmlns:w10="urn:schemas-microsoft-com:office:word" xmlns:w14="http://schemas.microsoft.com/office/word/2010/wordml" xmlns:w="http://schemas.openxmlformats.org/wordprocessingml/2006/main" xmlns:wne="http://schemas.microsoft.com/office/word/2006/wordml" xmlns:wp14="http://schemas.microsoft.com/office/word/2010/wordprocessingDrawing" xmlns:wp="http://schemas.openxmlformats.org/drawingml/2006/wordprocessingDrawing" xmlns:wpc="http://schemas.microsoft.com/office/word/2010/wordprocessingCanvas" xmlns:wpg="http://schemas.microsoft.com/office/word/2010/wordprocessingGroup" xmlns:wpi="http://schemas.microsoft.com/office/word/2010/wordprocessingInk" xmlns:wps="http://schemas.microsoft.com/office/word/2010/wordprocessingShape" mc:Ignorable="w14 wp14">
+<w:ftr xmlns:mc="http://schemas.openxmlformats.org/markup-compatibility/2006" xmlns:w="http://schemas.openxmlformats.org/wordprocessingml/2006/main" xmlns:m="http://schemas.openxmlformats.org/officeDocument/2006/math" xmlns:mo="http://schemas.microsoft.com/office/mac/office/2008/main" xmlns:mv="urn:schemas-microsoft-com:mac:vml" xmlns:o="urn:schemas-microsoft-com:office:office" xmlns:r="http://schemas.openxmlformats.org/officeDocument/2006/relationships" xmlns:v="urn:schemas-microsoft-com:vml" xmlns:w10="urn:schemas-microsoft-com:office:word" xmlns:w14="http://schemas.microsoft.com/office/word/2010/wordml" xmlns:wne="http://schemas.microsoft.com/office/word/2006/wordml" xmlns:wp14="http://schemas.microsoft.com/office/word/2010/wordprocessingDrawing" xmlns:wp="http://schemas.openxmlformats.org/drawingml/2006/wordprocessingDrawing" xmlns:wpc="http://schemas.microsoft.com/office/word/2010/wordprocessingCanvas" xmlns:wpg="http://schemas.microsoft.com/office/word/2010/wordprocessingGroup" xmlns:wpi="http://schemas.microsoft.com/office/word/2010/wordprocessingInk" xmlns:wps="http://schemas.microsoft.com/office/word/2010/wordprocessingShape" mc:Ignorable="w14 wp14">
   <w:p>
     <w:pPr>
       <w:pStyle w:val="Footer"/>
@@ -2883,12 +3117,14 @@
     </w:pPr>
     <w:r>
       <w:rPr>
+        <w:rFonts w:eastAsia="黑体"/>
         <w:sz w:val="18"/>
       </w:rPr>
       <w:t xml:space="preserve">第 </w:t>
     </w:r>
     <w:r>
       <w:rPr>
+        <w:rFonts w:eastAsia="黑体"/>
         <w:sz w:val="18"/>
       </w:rPr>
       <w:fldChar w:fldCharType="begin"/>
@@ -2897,6 +3133,7 @@
     </w:r>
     <w:r>
       <w:rPr>
+        <w:rFonts w:eastAsia="黑体"/>
         <w:sz w:val="18"/>
       </w:rPr>
       <w:t xml:space="preserve"> 页</w:t>
@@ -2910,6 +3147,9 @@
   <w:footnote w:type="continuationSeparator" w:id="0">
     <w:p>
       <w:r>
+        <w:rPr>
+          <w:rFonts w:eastAsia="黑体"/>
+        </w:rPr>
         <w:continuationSeparator/>
       </w:r>
     </w:p>
@@ -2917,6 +3157,9 @@
   <w:footnote w:type="separator" w:id="-1">
     <w:p>
       <w:r>
+        <w:rPr>
+          <w:rFonts w:eastAsia="黑体"/>
+        </w:rPr>
         <w:separator/>
       </w:r>
     </w:p>
@@ -2925,7 +3168,7 @@
 </file>
 
 <file path=word/header1.xml><?xml version="1.0" encoding="utf-8"?>
-<w:hdr xmlns:m="http://schemas.openxmlformats.org/officeDocument/2006/math" xmlns:mc="http://schemas.openxmlformats.org/markup-compatibility/2006" xmlns:mo="http://schemas.microsoft.com/office/mac/office/2008/main" xmlns:mv="urn:schemas-microsoft-com:mac:vml" xmlns:o="urn:schemas-microsoft-com:office:office" xmlns:r="http://schemas.openxmlformats.org/officeDocument/2006/relationships" xmlns:v="urn:schemas-microsoft-com:vml" xmlns:w10="urn:schemas-microsoft-com:office:word" xmlns:w14="http://schemas.microsoft.com/office/word/2010/wordml" xmlns:w="http://schemas.openxmlformats.org/wordprocessingml/2006/main" xmlns:wne="http://schemas.microsoft.com/office/word/2006/wordml" xmlns:wp14="http://schemas.microsoft.com/office/word/2010/wordprocessingDrawing" xmlns:wp="http://schemas.openxmlformats.org/drawingml/2006/wordprocessingDrawing" xmlns:wpc="http://schemas.microsoft.com/office/word/2010/wordprocessingCanvas" xmlns:wpg="http://schemas.microsoft.com/office/word/2010/wordprocessingGroup" xmlns:wpi="http://schemas.microsoft.com/office/word/2010/wordprocessingInk" xmlns:wps="http://schemas.microsoft.com/office/word/2010/wordprocessingShape" mc:Ignorable="w14 wp14">
+<w:hdr xmlns:mc="http://schemas.openxmlformats.org/markup-compatibility/2006" xmlns:w="http://schemas.openxmlformats.org/wordprocessingml/2006/main" xmlns:m="http://schemas.openxmlformats.org/officeDocument/2006/math" xmlns:mo="http://schemas.microsoft.com/office/mac/office/2008/main" xmlns:mv="urn:schemas-microsoft-com:mac:vml" xmlns:o="urn:schemas-microsoft-com:office:office" xmlns:r="http://schemas.openxmlformats.org/officeDocument/2006/relationships" xmlns:v="urn:schemas-microsoft-com:vml" xmlns:w10="urn:schemas-microsoft-com:office:word" xmlns:w14="http://schemas.microsoft.com/office/word/2010/wordml" xmlns:wne="http://schemas.microsoft.com/office/word/2006/wordml" xmlns:wp14="http://schemas.microsoft.com/office/word/2010/wordprocessingDrawing" xmlns:wp="http://schemas.openxmlformats.org/drawingml/2006/wordprocessingDrawing" xmlns:wpc="http://schemas.microsoft.com/office/word/2010/wordprocessingCanvas" xmlns:wpg="http://schemas.microsoft.com/office/word/2010/wordprocessingGroup" xmlns:wpi="http://schemas.microsoft.com/office/word/2010/wordprocessingInk" xmlns:wps="http://schemas.microsoft.com/office/word/2010/wordprocessingShape" mc:Ignorable="w14 wp14">
   <w:p>
     <w:pPr>
       <w:pStyle w:val="Header"/>
@@ -2933,7 +3176,7 @@
     </w:pPr>
     <w:r>
       <w:rPr>
-        <w:rFonts w:ascii="Times New Roman" w:hAnsi="Times New Roman"/>
+        <w:rFonts w:ascii="Times New Roman" w:hAnsi="Times New Roman" w:eastAsia="黑体"/>
         <w:sz w:val="18"/>
         <w:rFonts w:eastAsia="黑体"/>
         <w:rFonts w:eastAsia="黑体"/>
@@ -2945,7 +3188,7 @@
 </file>
 
 <file path=word/numbering.xml><?xml version="1.0" encoding="utf-8"?>
-<w:numbering xmlns:m="http://schemas.openxmlformats.org/officeDocument/2006/math" xmlns:mc="http://schemas.openxmlformats.org/markup-compatibility/2006" xmlns:mo="http://schemas.microsoft.com/office/mac/office/2008/main" xmlns:mv="urn:schemas-microsoft-com:mac:vml" xmlns:o="urn:schemas-microsoft-com:office:office" xmlns:r="http://schemas.openxmlformats.org/officeDocument/2006/relationships" xmlns:v="urn:schemas-microsoft-com:vml" xmlns:w="http://schemas.openxmlformats.org/wordprocessingml/2006/main" xmlns:w10="urn:schemas-microsoft-com:office:word" xmlns:w14="http://schemas.microsoft.com/office/word/2010/wordml" xmlns:wne="http://schemas.microsoft.com/office/word/2006/wordml" xmlns:wp="http://schemas.openxmlformats.org/drawingml/2006/wordprocessingDrawing" xmlns:wp14="http://schemas.microsoft.com/office/word/2010/wordprocessingDrawing" xmlns:wpc="http://schemas.microsoft.com/office/word/2010/wordprocessingCanvas" xmlns:wpg="http://schemas.microsoft.com/office/word/2010/wordprocessingGroup" xmlns:wpi="http://schemas.microsoft.com/office/word/2010/wordprocessingInk" xmlns:wps="http://schemas.microsoft.com/office/word/2010/wordprocessingShape" mc:Ignorable="w14 wp14">
+<w:numbering xmlns:mc="http://schemas.openxmlformats.org/markup-compatibility/2006" xmlns:w="http://schemas.openxmlformats.org/wordprocessingml/2006/main" xmlns:m="http://schemas.openxmlformats.org/officeDocument/2006/math" xmlns:mo="http://schemas.microsoft.com/office/mac/office/2008/main" xmlns:mv="urn:schemas-microsoft-com:mac:vml" xmlns:o="urn:schemas-microsoft-com:office:office" xmlns:r="http://schemas.openxmlformats.org/officeDocument/2006/relationships" xmlns:v="urn:schemas-microsoft-com:vml" xmlns:w10="urn:schemas-microsoft-com:office:word" xmlns:w14="http://schemas.microsoft.com/office/word/2010/wordml" xmlns:wne="http://schemas.microsoft.com/office/word/2006/wordml" xmlns:wp="http://schemas.openxmlformats.org/drawingml/2006/wordprocessingDrawing" xmlns:wp14="http://schemas.microsoft.com/office/word/2010/wordprocessingDrawing" xmlns:wpc="http://schemas.microsoft.com/office/word/2010/wordprocessingCanvas" xmlns:wpg="http://schemas.microsoft.com/office/word/2010/wordprocessingGroup" xmlns:wpi="http://schemas.microsoft.com/office/word/2010/wordprocessingInk" xmlns:wps="http://schemas.microsoft.com/office/word/2010/wordprocessingShape" mc:Ignorable="w14 wp14">
   <w:abstractNum w:abstractNumId="0">
     <w:nsid w:val="FFFFFF7C"/>
     <w:multiLevelType w:val="singleLevel"/>
@@ -3032,7 +3275,7 @@
         <w:ind w:hanging="360" w:left="1440"/>
       </w:pPr>
       <w:rPr>
-        <w:rFonts w:ascii="Symbol" w:hAnsi="Symbol" w:hint="default"/>
+        <w:rFonts w:ascii="Symbol" w:hAnsi="Symbol" w:hint="default" w:eastAsia="黑体"/>
       </w:rPr>
     </w:lvl>
   </w:abstractNum>
@@ -3053,7 +3296,7 @@
         <w:ind w:hanging="360" w:left="1080"/>
       </w:pPr>
       <w:rPr>
-        <w:rFonts w:ascii="Symbol" w:hAnsi="Symbol" w:hint="default"/>
+        <w:rFonts w:ascii="Symbol" w:hAnsi="Symbol" w:hint="default" w:eastAsia="黑体"/>
       </w:rPr>
     </w:lvl>
   </w:abstractNum>
@@ -3074,7 +3317,7 @@
         <w:ind w:hanging="360" w:left="720"/>
       </w:pPr>
       <w:rPr>
-        <w:rFonts w:ascii="Symbol" w:hAnsi="Symbol" w:hint="default"/>
+        <w:rFonts w:ascii="Symbol" w:hAnsi="Symbol" w:hint="default" w:eastAsia="黑体"/>
       </w:rPr>
     </w:lvl>
   </w:abstractNum>
@@ -3113,7 +3356,7 @@
         <w:ind w:hanging="360" w:left="360"/>
       </w:pPr>
       <w:rPr>
-        <w:rFonts w:ascii="Symbol" w:hAnsi="Symbol" w:hint="default"/>
+        <w:rFonts w:ascii="Symbol" w:hAnsi="Symbol" w:hint="default" w:eastAsia="黑体"/>
       </w:rPr>
     </w:lvl>
   </w:abstractNum>
@@ -3204,7 +3447,7 @@
         <w:ind w:left="720" w:hanging="360"/>
       </w:pPr>
       <w:rPr>
-        <w:rFonts w:ascii="Symbol" w:hAnsi="Symbol" w:cs="Symbol" w:hint="default"/>
+        <w:rFonts w:ascii="Symbol" w:hAnsi="Symbol" w:cs="Symbol" w:hint="default" w:eastAsia="黑体"/>
       </w:rPr>
     </w:lvl>
     <w:lvl w:ilvl="1">
@@ -3215,7 +3458,7 @@
         <w:ind w:left="1440" w:hanging="360"/>
       </w:pPr>
       <w:rPr>
-        <w:rFonts w:ascii="Courier New" w:hAnsi="Courier New" w:cs="Courier New" w:hint="default"/>
+        <w:rFonts w:ascii="Courier New" w:hAnsi="Courier New" w:cs="Courier New" w:hint="default" w:eastAsia="黑体"/>
       </w:rPr>
     </w:lvl>
     <w:lvl w:ilvl="2">
@@ -3226,7 +3469,7 @@
         <w:ind w:left="2160" w:hanging="360"/>
       </w:pPr>
       <w:rPr>
-        <w:rFonts w:ascii="Wingdings" w:hAnsi="Wingdings" w:cs="Wingdings" w:hint="default"/>
+        <w:rFonts w:ascii="Wingdings" w:hAnsi="Wingdings" w:cs="Wingdings" w:hint="default" w:eastAsia="黑体"/>
       </w:rPr>
     </w:lvl>
     <w:lvl w:ilvl="3">
@@ -3237,7 +3480,7 @@
         <w:ind w:left="2880" w:hanging="360"/>
       </w:pPr>
       <w:rPr>
-        <w:rFonts w:ascii="Symbol" w:hAnsi="Symbol" w:cs="Symbol" w:hint="default"/>
+        <w:rFonts w:ascii="Symbol" w:hAnsi="Symbol" w:cs="Symbol" w:hint="default" w:eastAsia="黑体"/>
       </w:rPr>
     </w:lvl>
     <w:lvl w:ilvl="4">
@@ -3248,7 +3491,7 @@
         <w:ind w:left="3600" w:hanging="360"/>
       </w:pPr>
       <w:rPr>
-        <w:rFonts w:ascii="Courier New" w:hAnsi="Courier New" w:cs="Courier New" w:hint="default"/>
+        <w:rFonts w:ascii="Courier New" w:hAnsi="Courier New" w:cs="Courier New" w:hint="default" w:eastAsia="黑体"/>
       </w:rPr>
     </w:lvl>
     <w:lvl w:ilvl="5">
@@ -3259,7 +3502,7 @@
         <w:ind w:left="4320" w:hanging="360"/>
       </w:pPr>
       <w:rPr>
-        <w:rFonts w:ascii="Wingdings" w:hAnsi="Wingdings" w:cs="Wingdings" w:hint="default"/>
+        <w:rFonts w:ascii="Wingdings" w:hAnsi="Wingdings" w:cs="Wingdings" w:hint="default" w:eastAsia="黑体"/>
       </w:rPr>
     </w:lvl>
     <w:lvl w:ilvl="6">
@@ -3270,7 +3513,7 @@
         <w:ind w:left="5040" w:hanging="360"/>
       </w:pPr>
       <w:rPr>
-        <w:rFonts w:ascii="Symbol" w:hAnsi="Symbol" w:cs="Symbol" w:hint="default"/>
+        <w:rFonts w:ascii="Symbol" w:hAnsi="Symbol" w:cs="Symbol" w:hint="default" w:eastAsia="黑体"/>
       </w:rPr>
     </w:lvl>
     <w:lvl w:ilvl="7">
@@ -3281,7 +3524,7 @@
         <w:ind w:left="5760" w:hanging="360"/>
       </w:pPr>
       <w:rPr>
-        <w:rFonts w:ascii="Courier New" w:hAnsi="Courier New" w:cs="Courier New" w:hint="default"/>
+        <w:rFonts w:ascii="Courier New" w:hAnsi="Courier New" w:cs="Courier New" w:hint="default" w:eastAsia="黑体"/>
       </w:rPr>
     </w:lvl>
     <w:lvl w:ilvl="8">
@@ -3292,7 +3535,7 @@
         <w:ind w:left="6480" w:hanging="360"/>
       </w:pPr>
       <w:rPr>
-        <w:rFonts w:ascii="Wingdings" w:hAnsi="Wingdings" w:cs="Wingdings" w:hint="default"/>
+        <w:rFonts w:ascii="Wingdings" w:hAnsi="Wingdings" w:cs="Wingdings" w:hint="default" w:eastAsia="黑体"/>
       </w:rPr>
     </w:lvl>
   </w:abstractNum>
@@ -3348,11 +3591,11 @@
 </file>
 
 <file path=word/styles.xml><?xml version="1.0" encoding="utf-8"?>
-<w:styles xmlns:mc="http://schemas.openxmlformats.org/markup-compatibility/2006" xmlns:r="http://schemas.openxmlformats.org/officeDocument/2006/relationships" xmlns:w="http://schemas.openxmlformats.org/wordprocessingml/2006/main" xmlns:w14="http://schemas.microsoft.com/office/word/2010/wordml" mc:Ignorable="w14">
+<w:styles xmlns:mc="http://schemas.openxmlformats.org/markup-compatibility/2006" xmlns:w="http://schemas.openxmlformats.org/wordprocessingml/2006/main" xmlns:r="http://schemas.openxmlformats.org/officeDocument/2006/relationships" xmlns:w14="http://schemas.microsoft.com/office/word/2010/wordml" mc:Ignorable="w14">
   <w:docDefaults>
     <w:rPrDefault>
       <w:rPr>
-        <w:rFonts w:asciiTheme="minorHAnsi" w:cstheme="minorBidi" w:eastAsiaTheme="minorEastAsia" w:hAnsiTheme="minorHAnsi"/>
+        <w:rFonts w:asciiTheme="minorHAnsi" w:cstheme="minorBidi" w:hAnsiTheme="minorHAnsi" w:eastAsia="黑体"/>
         <w:sz w:val="22"/>
         <w:szCs w:val="22"/>
         <w:lang w:bidi="ar-SA" w:eastAsia="en-US" w:val="en-US"/>
@@ -3574,7 +3817,7 @@
       <w:outlineLvl w:val="0"/>
     </w:pPr>
     <w:rPr>
-      <w:rFonts w:ascii="Times New Roman" w:asciiTheme="majorHAnsi" w:cstheme="majorBidi" w:eastAsia="黑体" w:eastAsiaTheme="majorEastAsia" w:hAnsi="Times New Roman" w:hAnsiTheme="majorHAnsi"/>
+      <w:rFonts w:ascii="Times New Roman" w:asciiTheme="majorHAnsi" w:cstheme="majorBidi" w:eastAsia="黑体" w:hAnsi="Times New Roman" w:hAnsiTheme="majorHAnsi"/>
       <w:b/>
       <w:bCs/>
       <w:color w:val="1F3864"/>
@@ -3598,7 +3841,7 @@
       <w:outlineLvl w:val="1"/>
     </w:pPr>
     <w:rPr>
-      <w:rFonts w:ascii="Times New Roman" w:asciiTheme="majorHAnsi" w:cstheme="majorBidi" w:eastAsia="黑体" w:eastAsiaTheme="majorEastAsia" w:hAnsi="Times New Roman" w:hAnsiTheme="majorHAnsi"/>
+      <w:rFonts w:ascii="Times New Roman" w:asciiTheme="majorHAnsi" w:cstheme="majorBidi" w:eastAsia="黑体" w:hAnsi="Times New Roman" w:hAnsiTheme="majorHAnsi"/>
       <w:b/>
       <w:bCs/>
       <w:color w:val="2E4E7E"/>
@@ -3622,7 +3865,7 @@
       <w:outlineLvl w:val="2"/>
     </w:pPr>
     <w:rPr>
-      <w:rFonts w:ascii="Times New Roman" w:asciiTheme="majorHAnsi" w:cstheme="majorBidi" w:eastAsia="黑体" w:eastAsiaTheme="majorEastAsia" w:hAnsi="Times New Roman" w:hAnsiTheme="majorHAnsi"/>
+      <w:rFonts w:ascii="Times New Roman" w:asciiTheme="majorHAnsi" w:cstheme="majorBidi" w:eastAsia="黑体" w:hAnsi="Times New Roman" w:hAnsiTheme="majorHAnsi"/>
       <w:b/>
       <w:bCs/>
       <w:color w:val="2E4E7E"/>
@@ -3646,7 +3889,7 @@
       <w:outlineLvl w:val="3"/>
     </w:pPr>
     <w:rPr>
-      <w:rFonts w:ascii="Times New Roman" w:asciiTheme="majorHAnsi" w:cstheme="majorBidi" w:eastAsia="黑体" w:eastAsiaTheme="majorEastAsia" w:hAnsi="Times New Roman" w:hAnsiTheme="majorHAnsi"/>
+      <w:rFonts w:ascii="Times New Roman" w:asciiTheme="majorHAnsi" w:cstheme="majorBidi" w:eastAsia="黑体" w:hAnsi="Times New Roman" w:hAnsiTheme="majorHAnsi"/>
       <w:b/>
       <w:bCs/>
       <w:i/>
@@ -3672,7 +3915,7 @@
       <w:outlineLvl w:val="4"/>
     </w:pPr>
     <w:rPr>
-      <w:rFonts w:ascii="Times New Roman" w:asciiTheme="majorHAnsi" w:cstheme="majorBidi" w:eastAsia="黑体" w:eastAsiaTheme="majorEastAsia" w:hAnsi="Times New Roman" w:hAnsiTheme="majorHAnsi"/>
+      <w:rFonts w:ascii="Times New Roman" w:asciiTheme="majorHAnsi" w:cstheme="majorBidi" w:eastAsia="黑体" w:hAnsi="Times New Roman" w:hAnsiTheme="majorHAnsi"/>
       <w:b/>
       <w:color w:val="333333"/>
       <w:sz w:val="22"/>
@@ -3695,7 +3938,7 @@
       <w:outlineLvl w:val="5"/>
     </w:pPr>
     <w:rPr>
-      <w:rFonts w:asciiTheme="majorHAnsi" w:cstheme="majorBidi" w:eastAsiaTheme="majorEastAsia" w:hAnsiTheme="majorHAnsi"/>
+      <w:rFonts w:asciiTheme="majorHAnsi" w:cstheme="majorBidi" w:hAnsiTheme="majorHAnsi" w:eastAsia="黑体"/>
       <w:i/>
       <w:iCs/>
       <w:color w:themeColor="accent1" w:themeShade="7F" w:val="243F60"/>
@@ -3718,7 +3961,7 @@
       <w:outlineLvl w:val="6"/>
     </w:pPr>
     <w:rPr>
-      <w:rFonts w:asciiTheme="majorHAnsi" w:cstheme="majorBidi" w:eastAsiaTheme="majorEastAsia" w:hAnsiTheme="majorHAnsi"/>
+      <w:rFonts w:asciiTheme="majorHAnsi" w:cstheme="majorBidi" w:hAnsiTheme="majorHAnsi" w:eastAsia="黑体"/>
       <w:i/>
       <w:iCs/>
       <w:color w:themeColor="text1" w:themeTint="BF" w:val="404040"/>
@@ -3741,7 +3984,7 @@
       <w:outlineLvl w:val="7"/>
     </w:pPr>
     <w:rPr>
-      <w:rFonts w:asciiTheme="majorHAnsi" w:cstheme="majorBidi" w:eastAsiaTheme="majorEastAsia" w:hAnsiTheme="majorHAnsi"/>
+      <w:rFonts w:asciiTheme="majorHAnsi" w:cstheme="majorBidi" w:hAnsiTheme="majorHAnsi" w:eastAsia="黑体"/>
       <w:color w:themeColor="accent1" w:val="4F81BD"/>
       <w:sz w:val="20"/>
       <w:szCs w:val="20"/>
@@ -3764,7 +4007,7 @@
       <w:outlineLvl w:val="8"/>
     </w:pPr>
     <w:rPr>
-      <w:rFonts w:asciiTheme="majorHAnsi" w:cstheme="majorBidi" w:eastAsiaTheme="majorEastAsia" w:hAnsiTheme="majorHAnsi"/>
+      <w:rFonts w:asciiTheme="majorHAnsi" w:cstheme="majorBidi" w:hAnsiTheme="majorHAnsi" w:eastAsia="黑体"/>
       <w:i/>
       <w:iCs/>
       <w:color w:themeColor="text1" w:themeTint="BF" w:val="404040"/>
@@ -3815,7 +4058,7 @@
     <w:uiPriority w:val="9"/>
     <w:rsid w:val="00FC693F"/>
     <w:rPr>
-      <w:rFonts w:asciiTheme="majorHAnsi" w:cstheme="majorBidi" w:eastAsiaTheme="majorEastAsia" w:hAnsiTheme="majorHAnsi"/>
+      <w:rFonts w:asciiTheme="majorHAnsi" w:cstheme="majorBidi" w:hAnsiTheme="majorHAnsi" w:eastAsia="黑体"/>
       <w:b/>
       <w:bCs/>
       <w:color w:themeColor="accent1" w:themeShade="BF" w:val="365F91"/>
@@ -3830,7 +4073,7 @@
     <w:uiPriority w:val="9"/>
     <w:rsid w:val="00FC693F"/>
     <w:rPr>
-      <w:rFonts w:asciiTheme="majorHAnsi" w:cstheme="majorBidi" w:eastAsiaTheme="majorEastAsia" w:hAnsiTheme="majorHAnsi"/>
+      <w:rFonts w:asciiTheme="majorHAnsi" w:cstheme="majorBidi" w:hAnsiTheme="majorHAnsi" w:eastAsia="黑体"/>
       <w:b/>
       <w:bCs/>
       <w:color w:themeColor="accent1" w:val="4F81BD"/>
@@ -3845,7 +4088,7 @@
     <w:uiPriority w:val="9"/>
     <w:rsid w:val="00FC693F"/>
     <w:rPr>
-      <w:rFonts w:asciiTheme="majorHAnsi" w:cstheme="majorBidi" w:eastAsiaTheme="majorEastAsia" w:hAnsiTheme="majorHAnsi"/>
+      <w:rFonts w:asciiTheme="majorHAnsi" w:cstheme="majorBidi" w:hAnsiTheme="majorHAnsi" w:eastAsia="黑体"/>
       <w:b/>
       <w:bCs/>
       <w:color w:themeColor="accent1" w:val="4F81BD"/>
@@ -3868,7 +4111,7 @@
       <w:contextualSpacing/>
     </w:pPr>
     <w:rPr>
-      <w:rFonts w:ascii="Times New Roman" w:asciiTheme="majorHAnsi" w:cstheme="majorBidi" w:eastAsia="黑体" w:eastAsiaTheme="majorEastAsia" w:hAnsi="Times New Roman" w:hAnsiTheme="majorHAnsi"/>
+      <w:rFonts w:ascii="Times New Roman" w:asciiTheme="majorHAnsi" w:cstheme="majorBidi" w:eastAsia="黑体" w:hAnsi="Times New Roman" w:hAnsiTheme="majorHAnsi"/>
       <w:b/>
       <w:color w:val="1F3864"/>
       <w:spacing w:val="5"/>
@@ -3884,7 +4127,7 @@
     <w:uiPriority w:val="10"/>
     <w:rsid w:val="00FC693F"/>
     <w:rPr>
-      <w:rFonts w:asciiTheme="majorHAnsi" w:cstheme="majorBidi" w:eastAsiaTheme="majorEastAsia" w:hAnsiTheme="majorHAnsi"/>
+      <w:rFonts w:asciiTheme="majorHAnsi" w:cstheme="majorBidi" w:hAnsiTheme="majorHAnsi" w:eastAsia="黑体"/>
       <w:color w:themeColor="text2" w:themeShade="BF" w:val="17365D"/>
       <w:spacing w:val="5"/>
       <w:kern w:val="28"/>
@@ -3906,7 +4149,7 @@
       </w:numPr>
     </w:pPr>
     <w:rPr>
-      <w:rFonts w:asciiTheme="majorHAnsi" w:cstheme="majorBidi" w:eastAsiaTheme="majorEastAsia" w:hAnsiTheme="majorHAnsi"/>
+      <w:rFonts w:asciiTheme="majorHAnsi" w:cstheme="majorBidi" w:hAnsiTheme="majorHAnsi" w:eastAsia="黑体"/>
       <w:i/>
       <w:iCs/>
       <w:color w:themeColor="accent1" w:val="4F81BD"/>
@@ -3922,7 +4165,7 @@
     <w:uiPriority w:val="11"/>
     <w:rsid w:val="00FC693F"/>
     <w:rPr>
-      <w:rFonts w:asciiTheme="majorHAnsi" w:cstheme="majorBidi" w:eastAsiaTheme="majorEastAsia" w:hAnsiTheme="majorHAnsi"/>
+      <w:rFonts w:asciiTheme="majorHAnsi" w:cstheme="majorBidi" w:hAnsiTheme="majorHAnsi" w:eastAsia="黑体"/>
       <w:i/>
       <w:iCs/>
       <w:color w:themeColor="accent1" w:val="4F81BD"/>
@@ -3989,6 +4232,7 @@
       <w:spacing w:after="120"/>
     </w:pPr>
     <w:rPr>
+      <w:rFonts w:eastAsia="黑体"/>
       <w:sz w:val="16"/>
       <w:szCs w:val="16"/>
     </w:rPr>
@@ -4000,6 +4244,7 @@
     <w:uiPriority w:val="99"/>
     <w:rsid w:val="00AA1D8D"/>
     <w:rPr>
+      <w:rFonts w:eastAsia="黑体"/>
       <w:sz w:val="16"/>
       <w:szCs w:val="16"/>
     </w:rPr>
@@ -4169,7 +4414,7 @@
       </w:tabs>
     </w:pPr>
     <w:rPr>
-      <w:rFonts w:ascii="Courier" w:hAnsi="Courier"/>
+      <w:rFonts w:ascii="Courier" w:hAnsi="Courier" w:eastAsia="黑体"/>
       <w:sz w:val="20"/>
       <w:szCs w:val="20"/>
     </w:rPr>
@@ -4181,7 +4426,7 @@
     <w:uiPriority w:val="99"/>
     <w:rsid w:val="0029639D"/>
     <w:rPr>
-      <w:rFonts w:ascii="Courier" w:hAnsi="Courier"/>
+      <w:rFonts w:ascii="Courier" w:hAnsi="Courier" w:eastAsia="黑体"/>
       <w:sz w:val="20"/>
       <w:szCs w:val="20"/>
     </w:rPr>
@@ -4217,6 +4462,7 @@
     <w:uiPriority w:val="29"/>
     <w:rsid w:val="00FC693F"/>
     <w:rPr>
+      <w:rFonts w:eastAsia="黑体"/>
       <w:i/>
       <w:iCs/>
       <w:color w:themeColor="text1" w:val="000000"/>
@@ -4230,7 +4476,7 @@
     <w:semiHidden/>
     <w:rsid w:val="00FC693F"/>
     <w:rPr>
-      <w:rFonts w:asciiTheme="majorHAnsi" w:cstheme="majorBidi" w:eastAsiaTheme="majorEastAsia" w:hAnsiTheme="majorHAnsi"/>
+      <w:rFonts w:asciiTheme="majorHAnsi" w:cstheme="majorBidi" w:hAnsiTheme="majorHAnsi" w:eastAsia="黑体"/>
       <w:b/>
       <w:bCs/>
       <w:i/>
@@ -4246,7 +4492,7 @@
     <w:semiHidden/>
     <w:rsid w:val="00FC693F"/>
     <w:rPr>
-      <w:rFonts w:asciiTheme="majorHAnsi" w:cstheme="majorBidi" w:eastAsiaTheme="majorEastAsia" w:hAnsiTheme="majorHAnsi"/>
+      <w:rFonts w:asciiTheme="majorHAnsi" w:cstheme="majorBidi" w:hAnsiTheme="majorHAnsi" w:eastAsia="黑体"/>
       <w:color w:themeColor="accent1" w:themeShade="7F" w:val="243F60"/>
     </w:rPr>
   </w:style>
@@ -4258,7 +4504,7 @@
     <w:semiHidden/>
     <w:rsid w:val="00FC693F"/>
     <w:rPr>
-      <w:rFonts w:asciiTheme="majorHAnsi" w:cstheme="majorBidi" w:eastAsiaTheme="majorEastAsia" w:hAnsiTheme="majorHAnsi"/>
+      <w:rFonts w:asciiTheme="majorHAnsi" w:cstheme="majorBidi" w:hAnsiTheme="majorHAnsi" w:eastAsia="黑体"/>
       <w:i/>
       <w:iCs/>
       <w:color w:themeColor="accent1" w:themeShade="7F" w:val="243F60"/>
@@ -4272,7 +4518,7 @@
     <w:semiHidden/>
     <w:rsid w:val="00FC693F"/>
     <w:rPr>
-      <w:rFonts w:asciiTheme="majorHAnsi" w:cstheme="majorBidi" w:eastAsiaTheme="majorEastAsia" w:hAnsiTheme="majorHAnsi"/>
+      <w:rFonts w:asciiTheme="majorHAnsi" w:cstheme="majorBidi" w:hAnsiTheme="majorHAnsi" w:eastAsia="黑体"/>
       <w:i/>
       <w:iCs/>
       <w:color w:themeColor="text1" w:themeTint="BF" w:val="404040"/>
@@ -4286,7 +4532,7 @@
     <w:semiHidden/>
     <w:rsid w:val="00FC693F"/>
     <w:rPr>
-      <w:rFonts w:asciiTheme="majorHAnsi" w:cstheme="majorBidi" w:eastAsiaTheme="majorEastAsia" w:hAnsiTheme="majorHAnsi"/>
+      <w:rFonts w:asciiTheme="majorHAnsi" w:cstheme="majorBidi" w:hAnsiTheme="majorHAnsi" w:eastAsia="黑体"/>
       <w:color w:themeColor="accent1" w:val="4F81BD"/>
       <w:sz w:val="20"/>
       <w:szCs w:val="20"/>
@@ -4300,7 +4546,7 @@
     <w:semiHidden/>
     <w:rsid w:val="00FC693F"/>
     <w:rPr>
-      <w:rFonts w:asciiTheme="majorHAnsi" w:cstheme="majorBidi" w:eastAsiaTheme="majorEastAsia" w:hAnsiTheme="majorHAnsi"/>
+      <w:rFonts w:asciiTheme="majorHAnsi" w:cstheme="majorBidi" w:hAnsiTheme="majorHAnsi" w:eastAsia="黑体"/>
       <w:i/>
       <w:iCs/>
       <w:color w:themeColor="text1" w:themeTint="BF" w:val="404040"/>
@@ -4321,6 +4567,7 @@
       <w:spacing w:line="240" w:lineRule="auto"/>
     </w:pPr>
     <w:rPr>
+      <w:rFonts w:eastAsia="黑体"/>
       <w:b/>
       <w:bCs/>
       <w:color w:themeColor="accent1" w:val="4F81BD"/>
@@ -4335,6 +4582,7 @@
     <w:qFormat/>
     <w:rsid w:val="00FC693F"/>
     <w:rPr>
+      <w:rFonts w:eastAsia="黑体"/>
       <w:b/>
       <w:bCs/>
     </w:rPr>
@@ -4346,6 +4594,7 @@
     <w:qFormat/>
     <w:rsid w:val="00FC693F"/>
     <w:rPr>
+      <w:rFonts w:eastAsia="黑体"/>
       <w:i/>
       <w:iCs/>
     </w:rPr>
@@ -4366,6 +4615,7 @@
       <w:ind w:left="936" w:right="936"/>
     </w:pPr>
     <w:rPr>
+      <w:rFonts w:eastAsia="黑体"/>
       <w:b/>
       <w:bCs/>
       <w:i/>
@@ -4380,6 +4630,7 @@
     <w:uiPriority w:val="30"/>
     <w:rsid w:val="00FC693F"/>
     <w:rPr>
+      <w:rFonts w:eastAsia="黑体"/>
       <w:b/>
       <w:bCs/>
       <w:i/>
@@ -4394,6 +4645,7 @@
     <w:qFormat/>
     <w:rsid w:val="00FC693F"/>
     <w:rPr>
+      <w:rFonts w:eastAsia="黑体"/>
       <w:i/>
       <w:iCs/>
       <w:color w:themeColor="text1" w:themeTint="7F" w:val="808080"/>
@@ -4406,6 +4658,7 @@
     <w:qFormat/>
     <w:rsid w:val="00FC693F"/>
     <w:rPr>
+      <w:rFonts w:eastAsia="黑体"/>
       <w:b/>
       <w:bCs/>
       <w:i/>
@@ -4420,6 +4673,7 @@
     <w:qFormat/>
     <w:rsid w:val="00FC693F"/>
     <w:rPr>
+      <w:rFonts w:eastAsia="黑体"/>
       <w:smallCaps/>
       <w:color w:themeColor="accent2" w:val="C0504D"/>
       <w:u w:val="single"/>
@@ -4432,6 +4686,7 @@
     <w:qFormat/>
     <w:rsid w:val="00FC693F"/>
     <w:rPr>
+      <w:rFonts w:eastAsia="黑体"/>
       <w:b/>
       <w:bCs/>
       <w:smallCaps/>
@@ -4447,6 +4702,7 @@
     <w:qFormat/>
     <w:rsid w:val="00FC693F"/>
     <w:rPr>
+      <w:rFonts w:eastAsia="黑体"/>
       <w:b/>
       <w:bCs/>
       <w:smallCaps/>
@@ -4501,6 +4757,7 @@
       <w:spacing w:after="0" w:line="240" w:lineRule="auto"/>
     </w:pPr>
     <w:rPr>
+      <w:rFonts w:eastAsia="黑体"/>
       <w:color w:themeColor="text1" w:themeShade="BF" w:val="000000"/>
     </w:rPr>
     <w:tblPr>
@@ -4523,6 +4780,7 @@
         <w:spacing w:after="0" w:before="0" w:line="240" w:lineRule="auto"/>
       </w:pPr>
       <w:rPr>
+        <w:rFonts w:eastAsia="黑体"/>
         <w:b/>
         <w:bCs/>
       </w:rPr>
@@ -4543,6 +4801,7 @@
         <w:spacing w:after="0" w:before="0" w:line="240" w:lineRule="auto"/>
       </w:pPr>
       <w:rPr>
+        <w:rFonts w:eastAsia="黑体"/>
         <w:b/>
         <w:bCs/>
       </w:rPr>
@@ -4560,12 +4819,14 @@
     </w:tblStylePr>
     <w:tblStylePr w:type="firstCol">
       <w:rPr>
+        <w:rFonts w:eastAsia="黑体"/>
         <w:b/>
         <w:bCs/>
       </w:rPr>
     </w:tblStylePr>
     <w:tblStylePr w:type="lastCol">
       <w:rPr>
+        <w:rFonts w:eastAsia="黑体"/>
         <w:b/>
         <w:bCs/>
       </w:rPr>
@@ -4604,6 +4865,7 @@
       <w:spacing w:after="0" w:line="240" w:lineRule="auto"/>
     </w:pPr>
     <w:rPr>
+      <w:rFonts w:eastAsia="黑体"/>
       <w:color w:themeColor="accent1" w:themeShade="BF" w:val="365F91"/>
     </w:rPr>
     <w:tblPr>
@@ -4626,6 +4888,7 @@
         <w:spacing w:after="0" w:before="0" w:line="240" w:lineRule="auto"/>
       </w:pPr>
       <w:rPr>
+        <w:rFonts w:eastAsia="黑体"/>
         <w:b/>
         <w:bCs/>
       </w:rPr>
@@ -4646,6 +4909,7 @@
         <w:spacing w:after="0" w:before="0" w:line="240" w:lineRule="auto"/>
       </w:pPr>
       <w:rPr>
+        <w:rFonts w:eastAsia="黑体"/>
         <w:b/>
         <w:bCs/>
       </w:rPr>
@@ -4663,12 +4927,14 @@
     </w:tblStylePr>
     <w:tblStylePr w:type="firstCol">
       <w:rPr>
+        <w:rFonts w:eastAsia="黑体"/>
         <w:b/>
         <w:bCs/>
       </w:rPr>
     </w:tblStylePr>
     <w:tblStylePr w:type="lastCol">
       <w:rPr>
+        <w:rFonts w:eastAsia="黑体"/>
         <w:b/>
         <w:bCs/>
       </w:rPr>
@@ -4707,6 +4973,7 @@
       <w:spacing w:after="0" w:line="240" w:lineRule="auto"/>
     </w:pPr>
     <w:rPr>
+      <w:rFonts w:eastAsia="黑体"/>
       <w:color w:themeColor="accent2" w:themeShade="BF" w:val="943634"/>
     </w:rPr>
     <w:tblPr>
@@ -4729,6 +4996,7 @@
         <w:spacing w:after="0" w:before="0" w:line="240" w:lineRule="auto"/>
       </w:pPr>
       <w:rPr>
+        <w:rFonts w:eastAsia="黑体"/>
         <w:b/>
         <w:bCs/>
       </w:rPr>
@@ -4749,6 +5017,7 @@
         <w:spacing w:after="0" w:before="0" w:line="240" w:lineRule="auto"/>
       </w:pPr>
       <w:rPr>
+        <w:rFonts w:eastAsia="黑体"/>
         <w:b/>
         <w:bCs/>
       </w:rPr>
@@ -4766,12 +5035,14 @@
     </w:tblStylePr>
     <w:tblStylePr w:type="firstCol">
       <w:rPr>
+        <w:rFonts w:eastAsia="黑体"/>
         <w:b/>
         <w:bCs/>
       </w:rPr>
     </w:tblStylePr>
     <w:tblStylePr w:type="lastCol">
       <w:rPr>
+        <w:rFonts w:eastAsia="黑体"/>
         <w:b/>
         <w:bCs/>
       </w:rPr>
@@ -4810,6 +5081,7 @@
       <w:spacing w:after="0" w:line="240" w:lineRule="auto"/>
     </w:pPr>
     <w:rPr>
+      <w:rFonts w:eastAsia="黑体"/>
       <w:color w:themeColor="accent3" w:themeShade="BF" w:val="76923C"/>
     </w:rPr>
     <w:tblPr>
@@ -4832,6 +5104,7 @@
         <w:spacing w:after="0" w:before="0" w:line="240" w:lineRule="auto"/>
       </w:pPr>
       <w:rPr>
+        <w:rFonts w:eastAsia="黑体"/>
         <w:b/>
         <w:bCs/>
       </w:rPr>
@@ -4852,6 +5125,7 @@
         <w:spacing w:after="0" w:before="0" w:line="240" w:lineRule="auto"/>
       </w:pPr>
       <w:rPr>
+        <w:rFonts w:eastAsia="黑体"/>
         <w:b/>
         <w:bCs/>
       </w:rPr>
@@ -4869,12 +5143,14 @@
     </w:tblStylePr>
     <w:tblStylePr w:type="firstCol">
       <w:rPr>
+        <w:rFonts w:eastAsia="黑体"/>
         <w:b/>
         <w:bCs/>
       </w:rPr>
     </w:tblStylePr>
     <w:tblStylePr w:type="lastCol">
       <w:rPr>
+        <w:rFonts w:eastAsia="黑体"/>
         <w:b/>
         <w:bCs/>
       </w:rPr>
@@ -4913,6 +5189,7 @@
       <w:spacing w:after="0" w:line="240" w:lineRule="auto"/>
     </w:pPr>
     <w:rPr>
+      <w:rFonts w:eastAsia="黑体"/>
       <w:color w:themeColor="accent4" w:themeShade="BF" w:val="5F497A"/>
     </w:rPr>
     <w:tblPr>
@@ -4935,6 +5212,7 @@
         <w:spacing w:after="0" w:before="0" w:line="240" w:lineRule="auto"/>
       </w:pPr>
       <w:rPr>
+        <w:rFonts w:eastAsia="黑体"/>
         <w:b/>
         <w:bCs/>
       </w:rPr>
@@ -4955,6 +5233,7 @@
         <w:spacing w:after="0" w:before="0" w:line="240" w:lineRule="auto"/>
       </w:pPr>
       <w:rPr>
+        <w:rFonts w:eastAsia="黑体"/>
         <w:b/>
         <w:bCs/>
       </w:rPr>
@@ -4972,12 +5251,14 @@
     </w:tblStylePr>
     <w:tblStylePr w:type="firstCol">
       <w:rPr>
+        <w:rFonts w:eastAsia="黑体"/>
         <w:b/>
         <w:bCs/>
       </w:rPr>
     </w:tblStylePr>
     <w:tblStylePr w:type="lastCol">
       <w:rPr>
+        <w:rFonts w:eastAsia="黑体"/>
         <w:b/>
         <w:bCs/>
       </w:rPr>
@@ -5016,6 +5297,7 @@
       <w:spacing w:after="0" w:line="240" w:lineRule="auto"/>
     </w:pPr>
     <w:rPr>
+      <w:rFonts w:eastAsia="黑体"/>
       <w:color w:themeColor="accent5" w:themeShade="BF" w:val="31849B"/>
     </w:rPr>
     <w:tblPr>
@@ -5038,6 +5320,7 @@
         <w:spacing w:after="0" w:before="0" w:line="240" w:lineRule="auto"/>
       </w:pPr>
       <w:rPr>
+        <w:rFonts w:eastAsia="黑体"/>
         <w:b/>
         <w:bCs/>
       </w:rPr>
@@ -5058,6 +5341,7 @@
         <w:spacing w:after="0" w:before="0" w:line="240" w:lineRule="auto"/>
       </w:pPr>
       <w:rPr>
+        <w:rFonts w:eastAsia="黑体"/>
         <w:b/>
         <w:bCs/>
       </w:rPr>
@@ -5075,12 +5359,14 @@
     </w:tblStylePr>
     <w:tblStylePr w:type="firstCol">
       <w:rPr>
+        <w:rFonts w:eastAsia="黑体"/>
         <w:b/>
         <w:bCs/>
       </w:rPr>
     </w:tblStylePr>
     <w:tblStylePr w:type="lastCol">
       <w:rPr>
+        <w:rFonts w:eastAsia="黑体"/>
         <w:b/>
         <w:bCs/>
       </w:rPr>
@@ -5119,6 +5405,7 @@
       <w:spacing w:after="0" w:line="240" w:lineRule="auto"/>
     </w:pPr>
     <w:rPr>
+      <w:rFonts w:eastAsia="黑体"/>
       <w:color w:themeColor="accent6" w:themeShade="BF" w:val="E36C0A"/>
     </w:rPr>
     <w:tblPr>
@@ -5141,6 +5428,7 @@
         <w:spacing w:after="0" w:before="0" w:line="240" w:lineRule="auto"/>
       </w:pPr>
       <w:rPr>
+        <w:rFonts w:eastAsia="黑体"/>
         <w:b/>
         <w:bCs/>
       </w:rPr>
@@ -5161,6 +5449,7 @@
         <w:spacing w:after="0" w:before="0" w:line="240" w:lineRule="auto"/>
       </w:pPr>
       <w:rPr>
+        <w:rFonts w:eastAsia="黑体"/>
         <w:b/>
         <w:bCs/>
       </w:rPr>
@@ -5178,12 +5467,14 @@
     </w:tblStylePr>
     <w:tblStylePr w:type="firstCol">
       <w:rPr>
+        <w:rFonts w:eastAsia="黑体"/>
         <w:b/>
         <w:bCs/>
       </w:rPr>
     </w:tblStylePr>
     <w:tblStylePr w:type="lastCol">
       <w:rPr>
+        <w:rFonts w:eastAsia="黑体"/>
         <w:b/>
         <w:bCs/>
       </w:rPr>
@@ -5243,6 +5534,7 @@
         <w:spacing w:after="0" w:before="0" w:line="240" w:lineRule="auto"/>
       </w:pPr>
       <w:rPr>
+        <w:rFonts w:eastAsia="黑体"/>
         <w:b/>
         <w:bCs/>
         <w:color w:themeColor="background1" w:val="FFFFFF"/>
@@ -5257,6 +5549,7 @@
         <w:spacing w:after="0" w:before="0" w:line="240" w:lineRule="auto"/>
       </w:pPr>
       <w:rPr>
+        <w:rFonts w:eastAsia="黑体"/>
         <w:b/>
         <w:bCs/>
       </w:rPr>
@@ -5272,12 +5565,14 @@
     </w:tblStylePr>
     <w:tblStylePr w:type="firstCol">
       <w:rPr>
+        <w:rFonts w:eastAsia="黑体"/>
         <w:b/>
         <w:bCs/>
       </w:rPr>
     </w:tblStylePr>
     <w:tblStylePr w:type="lastCol">
       <w:rPr>
+        <w:rFonts w:eastAsia="黑体"/>
         <w:b/>
         <w:bCs/>
       </w:rPr>
@@ -5335,6 +5630,7 @@
         <w:spacing w:after="0" w:before="0" w:line="240" w:lineRule="auto"/>
       </w:pPr>
       <w:rPr>
+        <w:rFonts w:eastAsia="黑体"/>
         <w:b/>
         <w:bCs/>
         <w:color w:themeColor="background1" w:val="FFFFFF"/>
@@ -5349,6 +5645,7 @@
         <w:spacing w:after="0" w:before="0" w:line="240" w:lineRule="auto"/>
       </w:pPr>
       <w:rPr>
+        <w:rFonts w:eastAsia="黑体"/>
         <w:b/>
         <w:bCs/>
       </w:rPr>
@@ -5364,12 +5661,14 @@
     </w:tblStylePr>
     <w:tblStylePr w:type="firstCol">
       <w:rPr>
+        <w:rFonts w:eastAsia="黑体"/>
         <w:b/>
         <w:bCs/>
       </w:rPr>
     </w:tblStylePr>
     <w:tblStylePr w:type="lastCol">
       <w:rPr>
+        <w:rFonts w:eastAsia="黑体"/>
         <w:b/>
         <w:bCs/>
       </w:rPr>
@@ -5427,6 +5726,7 @@
         <w:spacing w:after="0" w:before="0" w:line="240" w:lineRule="auto"/>
       </w:pPr>
       <w:rPr>
+        <w:rFonts w:eastAsia="黑体"/>
         <w:b/>
         <w:bCs/>
         <w:color w:themeColor="background1" w:val="FFFFFF"/>
@@ -5441,6 +5741,7 @@
         <w:spacing w:after="0" w:before="0" w:line="240" w:lineRule="auto"/>
       </w:pPr>
       <w:rPr>
+        <w:rFonts w:eastAsia="黑体"/>
         <w:b/>
         <w:bCs/>
       </w:rPr>
@@ -5456,12 +5757,14 @@
     </w:tblStylePr>
     <w:tblStylePr w:type="firstCol">
       <w:rPr>
+        <w:rFonts w:eastAsia="黑体"/>
         <w:b/>
         <w:bCs/>
       </w:rPr>
     </w:tblStylePr>
     <w:tblStylePr w:type="lastCol">
       <w:rPr>
+        <w:rFonts w:eastAsia="黑体"/>
         <w:b/>
         <w:bCs/>
       </w:rPr>
@@ -5519,6 +5822,7 @@
         <w:spacing w:after="0" w:before="0" w:line="240" w:lineRule="auto"/>
       </w:pPr>
       <w:rPr>
+        <w:rFonts w:eastAsia="黑体"/>
         <w:b/>
         <w:bCs/>
         <w:color w:themeColor="background1" w:val="FFFFFF"/>
@@ -5533,6 +5837,7 @@
         <w:spacing w:after="0" w:before="0" w:line="240" w:lineRule="auto"/>
       </w:pPr>
       <w:rPr>
+        <w:rFonts w:eastAsia="黑体"/>
         <w:b/>
         <w:bCs/>
       </w:rPr>
@@ -5548,12 +5853,14 @@
     </w:tblStylePr>
     <w:tblStylePr w:type="firstCol">
       <w:rPr>
+        <w:rFonts w:eastAsia="黑体"/>
         <w:b/>
         <w:bCs/>
       </w:rPr>
     </w:tblStylePr>
     <w:tblStylePr w:type="lastCol">
       <w:rPr>
+        <w:rFonts w:eastAsia="黑体"/>
         <w:b/>
         <w:bCs/>
       </w:rPr>
@@ -5611,6 +5918,7 @@
         <w:spacing w:after="0" w:before="0" w:line="240" w:lineRule="auto"/>
       </w:pPr>
       <w:rPr>
+        <w:rFonts w:eastAsia="黑体"/>
         <w:b/>
         <w:bCs/>
         <w:color w:themeColor="background1" w:val="FFFFFF"/>
@@ -5625,6 +5933,7 @@
         <w:spacing w:after="0" w:before="0" w:line="240" w:lineRule="auto"/>
       </w:pPr>
       <w:rPr>
+        <w:rFonts w:eastAsia="黑体"/>
         <w:b/>
         <w:bCs/>
       </w:rPr>
@@ -5640,12 +5949,14 @@
     </w:tblStylePr>
     <w:tblStylePr w:type="firstCol">
       <w:rPr>
+        <w:rFonts w:eastAsia="黑体"/>
         <w:b/>
         <w:bCs/>
       </w:rPr>
     </w:tblStylePr>
     <w:tblStylePr w:type="lastCol">
       <w:rPr>
+        <w:rFonts w:eastAsia="黑体"/>
         <w:b/>
         <w:bCs/>
       </w:rPr>
@@ -5703,6 +6014,7 @@
         <w:spacing w:after="0" w:before="0" w:line="240" w:lineRule="auto"/>
       </w:pPr>
       <w:rPr>
+        <w:rFonts w:eastAsia="黑体"/>
         <w:b/>
         <w:bCs/>
         <w:color w:themeColor="background1" w:val="FFFFFF"/>
@@ -5717,6 +6029,7 @@
         <w:spacing w:after="0" w:before="0" w:line="240" w:lineRule="auto"/>
       </w:pPr>
       <w:rPr>
+        <w:rFonts w:eastAsia="黑体"/>
         <w:b/>
         <w:bCs/>
       </w:rPr>
@@ -5732,12 +6045,14 @@
     </w:tblStylePr>
     <w:tblStylePr w:type="firstCol">
       <w:rPr>
+        <w:rFonts w:eastAsia="黑体"/>
         <w:b/>
         <w:bCs/>
       </w:rPr>
     </w:tblStylePr>
     <w:tblStylePr w:type="lastCol">
       <w:rPr>
+        <w:rFonts w:eastAsia="黑体"/>
         <w:b/>
         <w:bCs/>
       </w:rPr>
@@ -5795,6 +6110,7 @@
         <w:spacing w:after="0" w:before="0" w:line="240" w:lineRule="auto"/>
       </w:pPr>
       <w:rPr>
+        <w:rFonts w:eastAsia="黑体"/>
         <w:b/>
         <w:bCs/>
         <w:color w:themeColor="background1" w:val="FFFFFF"/>
@@ -5809,6 +6125,7 @@
         <w:spacing w:after="0" w:before="0" w:line="240" w:lineRule="auto"/>
       </w:pPr>
       <w:rPr>
+        <w:rFonts w:eastAsia="黑体"/>
         <w:b/>
         <w:bCs/>
       </w:rPr>
@@ -5824,12 +6141,14 @@
     </w:tblStylePr>
     <w:tblStylePr w:type="firstCol">
       <w:rPr>
+        <w:rFonts w:eastAsia="黑体"/>
         <w:b/>
         <w:bCs/>
       </w:rPr>
     </w:tblStylePr>
     <w:tblStylePr w:type="lastCol">
       <w:rPr>
+        <w:rFonts w:eastAsia="黑体"/>
         <w:b/>
         <w:bCs/>
       </w:rPr>
@@ -5889,7 +6208,7 @@
         <w:spacing w:after="0" w:before="0" w:line="240" w:lineRule="auto"/>
       </w:pPr>
       <w:rPr>
-        <w:rFonts w:asciiTheme="majorHAnsi" w:cstheme="majorBidi" w:eastAsiaTheme="majorEastAsia" w:hAnsiTheme="majorHAnsi"/>
+        <w:rFonts w:asciiTheme="majorHAnsi" w:cstheme="majorBidi" w:hAnsiTheme="majorHAnsi" w:eastAsia="黑体"/>
         <w:b/>
         <w:bCs/>
       </w:rPr>
@@ -5910,7 +6229,7 @@
         <w:spacing w:after="0" w:before="0" w:line="240" w:lineRule="auto"/>
       </w:pPr>
       <w:rPr>
-        <w:rFonts w:asciiTheme="majorHAnsi" w:cstheme="majorBidi" w:eastAsiaTheme="majorEastAsia" w:hAnsiTheme="majorHAnsi"/>
+        <w:rFonts w:asciiTheme="majorHAnsi" w:cstheme="majorBidi" w:hAnsiTheme="majorHAnsi" w:eastAsia="黑体"/>
         <w:b/>
         <w:bCs/>
       </w:rPr>
@@ -5928,14 +6247,14 @@
     </w:tblStylePr>
     <w:tblStylePr w:type="firstCol">
       <w:rPr>
-        <w:rFonts w:asciiTheme="majorHAnsi" w:cstheme="majorBidi" w:eastAsiaTheme="majorEastAsia" w:hAnsiTheme="majorHAnsi"/>
+        <w:rFonts w:asciiTheme="majorHAnsi" w:cstheme="majorBidi" w:hAnsiTheme="majorHAnsi" w:eastAsia="黑体"/>
         <w:b/>
         <w:bCs/>
       </w:rPr>
     </w:tblStylePr>
     <w:tblStylePr w:type="lastCol">
       <w:rPr>
-        <w:rFonts w:asciiTheme="majorHAnsi" w:cstheme="majorBidi" w:eastAsiaTheme="majorEastAsia" w:hAnsiTheme="majorHAnsi"/>
+        <w:rFonts w:asciiTheme="majorHAnsi" w:cstheme="majorBidi" w:hAnsiTheme="majorHAnsi" w:eastAsia="黑体"/>
         <w:b/>
         <w:bCs/>
       </w:rPr>
@@ -6019,7 +6338,7 @@
         <w:spacing w:after="0" w:before="0" w:line="240" w:lineRule="auto"/>
       </w:pPr>
       <w:rPr>
-        <w:rFonts w:asciiTheme="majorHAnsi" w:cstheme="majorBidi" w:eastAsiaTheme="majorEastAsia" w:hAnsiTheme="majorHAnsi"/>
+        <w:rFonts w:asciiTheme="majorHAnsi" w:cstheme="majorBidi" w:hAnsiTheme="majorHAnsi" w:eastAsia="黑体"/>
         <w:b/>
         <w:bCs/>
       </w:rPr>
@@ -6040,7 +6359,7 @@
         <w:spacing w:after="0" w:before="0" w:line="240" w:lineRule="auto"/>
       </w:pPr>
       <w:rPr>
-        <w:rFonts w:asciiTheme="majorHAnsi" w:cstheme="majorBidi" w:eastAsiaTheme="majorEastAsia" w:hAnsiTheme="majorHAnsi"/>
+        <w:rFonts w:asciiTheme="majorHAnsi" w:cstheme="majorBidi" w:hAnsiTheme="majorHAnsi" w:eastAsia="黑体"/>
         <w:b/>
         <w:bCs/>
       </w:rPr>
@@ -6058,14 +6377,14 @@
     </w:tblStylePr>
     <w:tblStylePr w:type="firstCol">
       <w:rPr>
-        <w:rFonts w:asciiTheme="majorHAnsi" w:cstheme="majorBidi" w:eastAsiaTheme="majorEastAsia" w:hAnsiTheme="majorHAnsi"/>
+        <w:rFonts w:asciiTheme="majorHAnsi" w:cstheme="majorBidi" w:hAnsiTheme="majorHAnsi" w:eastAsia="黑体"/>
         <w:b/>
         <w:bCs/>
       </w:rPr>
     </w:tblStylePr>
     <w:tblStylePr w:type="lastCol">
       <w:rPr>
-        <w:rFonts w:asciiTheme="majorHAnsi" w:cstheme="majorBidi" w:eastAsiaTheme="majorEastAsia" w:hAnsiTheme="majorHAnsi"/>
+        <w:rFonts w:asciiTheme="majorHAnsi" w:cstheme="majorBidi" w:hAnsiTheme="majorHAnsi" w:eastAsia="黑体"/>
         <w:b/>
         <w:bCs/>
       </w:rPr>
@@ -6149,7 +6468,7 @@
         <w:spacing w:after="0" w:before="0" w:line="240" w:lineRule="auto"/>
       </w:pPr>
       <w:rPr>
-        <w:rFonts w:asciiTheme="majorHAnsi" w:cstheme="majorBidi" w:eastAsiaTheme="majorEastAsia" w:hAnsiTheme="majorHAnsi"/>
+        <w:rFonts w:asciiTheme="majorHAnsi" w:cstheme="majorBidi" w:hAnsiTheme="majorHAnsi" w:eastAsia="黑体"/>
         <w:b/>
         <w:bCs/>
       </w:rPr>
@@ -6170,7 +6489,7 @@
         <w:spacing w:after="0" w:before="0" w:line="240" w:lineRule="auto"/>
       </w:pPr>
       <w:rPr>
-        <w:rFonts w:asciiTheme="majorHAnsi" w:cstheme="majorBidi" w:eastAsiaTheme="majorEastAsia" w:hAnsiTheme="majorHAnsi"/>
+        <w:rFonts w:asciiTheme="majorHAnsi" w:cstheme="majorBidi" w:hAnsiTheme="majorHAnsi" w:eastAsia="黑体"/>
         <w:b/>
         <w:bCs/>
       </w:rPr>
@@ -6188,14 +6507,14 @@
     </w:tblStylePr>
     <w:tblStylePr w:type="firstCol">
       <w:rPr>
-        <w:rFonts w:asciiTheme="majorHAnsi" w:cstheme="majorBidi" w:eastAsiaTheme="majorEastAsia" w:hAnsiTheme="majorHAnsi"/>
+        <w:rFonts w:asciiTheme="majorHAnsi" w:cstheme="majorBidi" w:hAnsiTheme="majorHAnsi" w:eastAsia="黑体"/>
         <w:b/>
         <w:bCs/>
       </w:rPr>
     </w:tblStylePr>
     <w:tblStylePr w:type="lastCol">
       <w:rPr>
-        <w:rFonts w:asciiTheme="majorHAnsi" w:cstheme="majorBidi" w:eastAsiaTheme="majorEastAsia" w:hAnsiTheme="majorHAnsi"/>
+        <w:rFonts w:asciiTheme="majorHAnsi" w:cstheme="majorBidi" w:hAnsiTheme="majorHAnsi" w:eastAsia="黑体"/>
         <w:b/>
         <w:bCs/>
       </w:rPr>
@@ -6279,7 +6598,7 @@
         <w:spacing w:after="0" w:before="0" w:line="240" w:lineRule="auto"/>
       </w:pPr>
       <w:rPr>
-        <w:rFonts w:asciiTheme="majorHAnsi" w:cstheme="majorBidi" w:eastAsiaTheme="majorEastAsia" w:hAnsiTheme="majorHAnsi"/>
+        <w:rFonts w:asciiTheme="majorHAnsi" w:cstheme="majorBidi" w:hAnsiTheme="majorHAnsi" w:eastAsia="黑体"/>
         <w:b/>
         <w:bCs/>
       </w:rPr>
@@ -6300,7 +6619,7 @@
         <w:spacing w:after="0" w:before="0" w:line="240" w:lineRule="auto"/>
       </w:pPr>
       <w:rPr>
-        <w:rFonts w:asciiTheme="majorHAnsi" w:cstheme="majorBidi" w:eastAsiaTheme="majorEastAsia" w:hAnsiTheme="majorHAnsi"/>
+        <w:rFonts w:asciiTheme="majorHAnsi" w:cstheme="majorBidi" w:hAnsiTheme="majorHAnsi" w:eastAsia="黑体"/>
         <w:b/>
         <w:bCs/>
       </w:rPr>
@@ -6318,14 +6637,14 @@
     </w:tblStylePr>
     <w:tblStylePr w:type="firstCol">
       <w:rPr>
-        <w:rFonts w:asciiTheme="majorHAnsi" w:cstheme="majorBidi" w:eastAsiaTheme="majorEastAsia" w:hAnsiTheme="majorHAnsi"/>
+        <w:rFonts w:asciiTheme="majorHAnsi" w:cstheme="majorBidi" w:hAnsiTheme="majorHAnsi" w:eastAsia="黑体"/>
         <w:b/>
         <w:bCs/>
       </w:rPr>
     </w:tblStylePr>
     <w:tblStylePr w:type="lastCol">
       <w:rPr>
-        <w:rFonts w:asciiTheme="majorHAnsi" w:cstheme="majorBidi" w:eastAsiaTheme="majorEastAsia" w:hAnsiTheme="majorHAnsi"/>
+        <w:rFonts w:asciiTheme="majorHAnsi" w:cstheme="majorBidi" w:hAnsiTheme="majorHAnsi" w:eastAsia="黑体"/>
         <w:b/>
         <w:bCs/>
       </w:rPr>
@@ -6409,7 +6728,7 @@
         <w:spacing w:after="0" w:before="0" w:line="240" w:lineRule="auto"/>
       </w:pPr>
       <w:rPr>
-        <w:rFonts w:asciiTheme="majorHAnsi" w:cstheme="majorBidi" w:eastAsiaTheme="majorEastAsia" w:hAnsiTheme="majorHAnsi"/>
+        <w:rFonts w:asciiTheme="majorHAnsi" w:cstheme="majorBidi" w:hAnsiTheme="majorHAnsi" w:eastAsia="黑体"/>
         <w:b/>
         <w:bCs/>
       </w:rPr>
@@ -6430,7 +6749,7 @@
         <w:spacing w:after="0" w:before="0" w:line="240" w:lineRule="auto"/>
       </w:pPr>
       <w:rPr>
-        <w:rFonts w:asciiTheme="majorHAnsi" w:cstheme="majorBidi" w:eastAsiaTheme="majorEastAsia" w:hAnsiTheme="majorHAnsi"/>
+        <w:rFonts w:asciiTheme="majorHAnsi" w:cstheme="majorBidi" w:hAnsiTheme="majorHAnsi" w:eastAsia="黑体"/>
         <w:b/>
         <w:bCs/>
       </w:rPr>
@@ -6448,14 +6767,14 @@
     </w:tblStylePr>
     <w:tblStylePr w:type="firstCol">
       <w:rPr>
-        <w:rFonts w:asciiTheme="majorHAnsi" w:cstheme="majorBidi" w:eastAsiaTheme="majorEastAsia" w:hAnsiTheme="majorHAnsi"/>
+        <w:rFonts w:asciiTheme="majorHAnsi" w:cstheme="majorBidi" w:hAnsiTheme="majorHAnsi" w:eastAsia="黑体"/>
         <w:b/>
         <w:bCs/>
       </w:rPr>
     </w:tblStylePr>
     <w:tblStylePr w:type="lastCol">
       <w:rPr>
-        <w:rFonts w:asciiTheme="majorHAnsi" w:cstheme="majorBidi" w:eastAsiaTheme="majorEastAsia" w:hAnsiTheme="majorHAnsi"/>
+        <w:rFonts w:asciiTheme="majorHAnsi" w:cstheme="majorBidi" w:hAnsiTheme="majorHAnsi" w:eastAsia="黑体"/>
         <w:b/>
         <w:bCs/>
       </w:rPr>
@@ -6539,7 +6858,7 @@
         <w:spacing w:after="0" w:before="0" w:line="240" w:lineRule="auto"/>
       </w:pPr>
       <w:rPr>
-        <w:rFonts w:asciiTheme="majorHAnsi" w:cstheme="majorBidi" w:eastAsiaTheme="majorEastAsia" w:hAnsiTheme="majorHAnsi"/>
+        <w:rFonts w:asciiTheme="majorHAnsi" w:cstheme="majorBidi" w:hAnsiTheme="majorHAnsi" w:eastAsia="黑体"/>
         <w:b/>
         <w:bCs/>
       </w:rPr>
@@ -6560,7 +6879,7 @@
         <w:spacing w:after="0" w:before="0" w:line="240" w:lineRule="auto"/>
       </w:pPr>
       <w:rPr>
-        <w:rFonts w:asciiTheme="majorHAnsi" w:cstheme="majorBidi" w:eastAsiaTheme="majorEastAsia" w:hAnsiTheme="majorHAnsi"/>
+        <w:rFonts w:asciiTheme="majorHAnsi" w:cstheme="majorBidi" w:hAnsiTheme="majorHAnsi" w:eastAsia="黑体"/>
         <w:b/>
         <w:bCs/>
       </w:rPr>
@@ -6578,14 +6897,14 @@
     </w:tblStylePr>
     <w:tblStylePr w:type="firstCol">
       <w:rPr>
-        <w:rFonts w:asciiTheme="majorHAnsi" w:cstheme="majorBidi" w:eastAsiaTheme="majorEastAsia" w:hAnsiTheme="majorHAnsi"/>
+        <w:rFonts w:asciiTheme="majorHAnsi" w:cstheme="majorBidi" w:hAnsiTheme="majorHAnsi" w:eastAsia="黑体"/>
         <w:b/>
         <w:bCs/>
       </w:rPr>
     </w:tblStylePr>
     <w:tblStylePr w:type="lastCol">
       <w:rPr>
-        <w:rFonts w:asciiTheme="majorHAnsi" w:cstheme="majorBidi" w:eastAsiaTheme="majorEastAsia" w:hAnsiTheme="majorHAnsi"/>
+        <w:rFonts w:asciiTheme="majorHAnsi" w:cstheme="majorBidi" w:hAnsiTheme="majorHAnsi" w:eastAsia="黑体"/>
         <w:b/>
         <w:bCs/>
       </w:rPr>
@@ -6669,7 +6988,7 @@
         <w:spacing w:after="0" w:before="0" w:line="240" w:lineRule="auto"/>
       </w:pPr>
       <w:rPr>
-        <w:rFonts w:asciiTheme="majorHAnsi" w:cstheme="majorBidi" w:eastAsiaTheme="majorEastAsia" w:hAnsiTheme="majorHAnsi"/>
+        <w:rFonts w:asciiTheme="majorHAnsi" w:cstheme="majorBidi" w:hAnsiTheme="majorHAnsi" w:eastAsia="黑体"/>
         <w:b/>
         <w:bCs/>
       </w:rPr>
@@ -6690,7 +7009,7 @@
         <w:spacing w:after="0" w:before="0" w:line="240" w:lineRule="auto"/>
       </w:pPr>
       <w:rPr>
-        <w:rFonts w:asciiTheme="majorHAnsi" w:cstheme="majorBidi" w:eastAsiaTheme="majorEastAsia" w:hAnsiTheme="majorHAnsi"/>
+        <w:rFonts w:asciiTheme="majorHAnsi" w:cstheme="majorBidi" w:hAnsiTheme="majorHAnsi" w:eastAsia="黑体"/>
         <w:b/>
         <w:bCs/>
       </w:rPr>
@@ -6708,14 +7027,14 @@
     </w:tblStylePr>
     <w:tblStylePr w:type="firstCol">
       <w:rPr>
-        <w:rFonts w:asciiTheme="majorHAnsi" w:cstheme="majorBidi" w:eastAsiaTheme="majorEastAsia" w:hAnsiTheme="majorHAnsi"/>
+        <w:rFonts w:asciiTheme="majorHAnsi" w:cstheme="majorBidi" w:hAnsiTheme="majorHAnsi" w:eastAsia="黑体"/>
         <w:b/>
         <w:bCs/>
       </w:rPr>
     </w:tblStylePr>
     <w:tblStylePr w:type="lastCol">
       <w:rPr>
-        <w:rFonts w:asciiTheme="majorHAnsi" w:cstheme="majorBidi" w:eastAsiaTheme="majorEastAsia" w:hAnsiTheme="majorHAnsi"/>
+        <w:rFonts w:asciiTheme="majorHAnsi" w:cstheme="majorBidi" w:hAnsiTheme="majorHAnsi" w:eastAsia="黑体"/>
         <w:b/>
         <w:bCs/>
       </w:rPr>
@@ -6798,6 +7117,7 @@
         <w:spacing w:after="0" w:before="0" w:line="240" w:lineRule="auto"/>
       </w:pPr>
       <w:rPr>
+        <w:rFonts w:eastAsia="黑体"/>
         <w:b/>
         <w:bCs/>
         <w:color w:themeColor="background1" w:val="FFFFFF"/>
@@ -6820,6 +7140,7 @@
         <w:spacing w:after="0" w:before="0" w:line="240" w:lineRule="auto"/>
       </w:pPr>
       <w:rPr>
+        <w:rFonts w:eastAsia="黑体"/>
         <w:b/>
         <w:bCs/>
       </w:rPr>
@@ -6837,12 +7158,14 @@
     </w:tblStylePr>
     <w:tblStylePr w:type="firstCol">
       <w:rPr>
+        <w:rFonts w:eastAsia="黑体"/>
         <w:b/>
         <w:bCs/>
       </w:rPr>
     </w:tblStylePr>
     <w:tblStylePr w:type="lastCol">
       <w:rPr>
+        <w:rFonts w:eastAsia="黑体"/>
         <w:b/>
         <w:bCs/>
       </w:rPr>
@@ -6904,6 +7227,7 @@
         <w:spacing w:after="0" w:before="0" w:line="240" w:lineRule="auto"/>
       </w:pPr>
       <w:rPr>
+        <w:rFonts w:eastAsia="黑体"/>
         <w:b/>
         <w:bCs/>
         <w:color w:themeColor="background1" w:val="FFFFFF"/>
@@ -6926,6 +7250,7 @@
         <w:spacing w:after="0" w:before="0" w:line="240" w:lineRule="auto"/>
       </w:pPr>
       <w:rPr>
+        <w:rFonts w:eastAsia="黑体"/>
         <w:b/>
         <w:bCs/>
       </w:rPr>
@@ -6943,12 +7268,14 @@
     </w:tblStylePr>
     <w:tblStylePr w:type="firstCol">
       <w:rPr>
+        <w:rFonts w:eastAsia="黑体"/>
         <w:b/>
         <w:bCs/>
       </w:rPr>
     </w:tblStylePr>
     <w:tblStylePr w:type="lastCol">
       <w:rPr>
+        <w:rFonts w:eastAsia="黑体"/>
         <w:b/>
         <w:bCs/>
       </w:rPr>
@@ -7010,6 +7337,7 @@
         <w:spacing w:after="0" w:before="0" w:line="240" w:lineRule="auto"/>
       </w:pPr>
       <w:rPr>
+        <w:rFonts w:eastAsia="黑体"/>
         <w:b/>
         <w:bCs/>
         <w:color w:themeColor="background1" w:val="FFFFFF"/>
@@ -7032,6 +7360,7 @@
         <w:spacing w:after="0" w:before="0" w:line="240" w:lineRule="auto"/>
       </w:pPr>
       <w:rPr>
+        <w:rFonts w:eastAsia="黑体"/>
         <w:b/>
         <w:bCs/>
       </w:rPr>
@@ -7049,12 +7378,14 @@
     </w:tblStylePr>
     <w:tblStylePr w:type="firstCol">
       <w:rPr>
+        <w:rFonts w:eastAsia="黑体"/>
         <w:b/>
         <w:bCs/>
       </w:rPr>
     </w:tblStylePr>
     <w:tblStylePr w:type="lastCol">
       <w:rPr>
+        <w:rFonts w:eastAsia="黑体"/>
         <w:b/>
         <w:bCs/>
       </w:rPr>
@@ -7116,6 +7447,7 @@
         <w:spacing w:after="0" w:before="0" w:line="240" w:lineRule="auto"/>
       </w:pPr>
       <w:rPr>
+        <w:rFonts w:eastAsia="黑体"/>
         <w:b/>
         <w:bCs/>
         <w:color w:themeColor="background1" w:val="FFFFFF"/>
@@ -7138,6 +7470,7 @@
         <w:spacing w:after="0" w:before="0" w:line="240" w:lineRule="auto"/>
       </w:pPr>
       <w:rPr>
+        <w:rFonts w:eastAsia="黑体"/>
         <w:b/>
         <w:bCs/>
       </w:rPr>
@@ -7155,12 +7488,14 @@
     </w:tblStylePr>
     <w:tblStylePr w:type="firstCol">
       <w:rPr>
+        <w:rFonts w:eastAsia="黑体"/>
         <w:b/>
         <w:bCs/>
       </w:rPr>
     </w:tblStylePr>
     <w:tblStylePr w:type="lastCol">
       <w:rPr>
+        <w:rFonts w:eastAsia="黑体"/>
         <w:b/>
         <w:bCs/>
       </w:rPr>
@@ -7222,6 +7557,7 @@
         <w:spacing w:after="0" w:before="0" w:line="240" w:lineRule="auto"/>
       </w:pPr>
       <w:rPr>
+        <w:rFonts w:eastAsia="黑体"/>
         <w:b/>
         <w:bCs/>
         <w:color w:themeColor="background1" w:val="FFFFFF"/>
@@ -7244,6 +7580,7 @@
         <w:spacing w:after="0" w:before="0" w:line="240" w:lineRule="auto"/>
       </w:pPr>
       <w:rPr>
+        <w:rFonts w:eastAsia="黑体"/>
         <w:b/>
         <w:bCs/>
       </w:rPr>
@@ -7261,12 +7598,14 @@
     </w:tblStylePr>
     <w:tblStylePr w:type="firstCol">
       <w:rPr>
+        <w:rFonts w:eastAsia="黑体"/>
         <w:b/>
         <w:bCs/>
       </w:rPr>
     </w:tblStylePr>
     <w:tblStylePr w:type="lastCol">
       <w:rPr>
+        <w:rFonts w:eastAsia="黑体"/>
         <w:b/>
         <w:bCs/>
       </w:rPr>
@@ -7328,6 +7667,7 @@
         <w:spacing w:after="0" w:before="0" w:line="240" w:lineRule="auto"/>
       </w:pPr>
       <w:rPr>
+        <w:rFonts w:eastAsia="黑体"/>
         <w:b/>
         <w:bCs/>
         <w:color w:themeColor="background1" w:val="FFFFFF"/>
@@ -7350,6 +7690,7 @@
         <w:spacing w:after="0" w:before="0" w:line="240" w:lineRule="auto"/>
       </w:pPr>
       <w:rPr>
+        <w:rFonts w:eastAsia="黑体"/>
         <w:b/>
         <w:bCs/>
       </w:rPr>
@@ -7367,12 +7708,14 @@
     </w:tblStylePr>
     <w:tblStylePr w:type="firstCol">
       <w:rPr>
+        <w:rFonts w:eastAsia="黑体"/>
         <w:b/>
         <w:bCs/>
       </w:rPr>
     </w:tblStylePr>
     <w:tblStylePr w:type="lastCol">
       <w:rPr>
+        <w:rFonts w:eastAsia="黑体"/>
         <w:b/>
         <w:bCs/>
       </w:rPr>
@@ -7434,6 +7777,7 @@
         <w:spacing w:after="0" w:before="0" w:line="240" w:lineRule="auto"/>
       </w:pPr>
       <w:rPr>
+        <w:rFonts w:eastAsia="黑体"/>
         <w:b/>
         <w:bCs/>
         <w:color w:themeColor="background1" w:val="FFFFFF"/>
@@ -7456,6 +7800,7 @@
         <w:spacing w:after="0" w:before="0" w:line="240" w:lineRule="auto"/>
       </w:pPr>
       <w:rPr>
+        <w:rFonts w:eastAsia="黑体"/>
         <w:b/>
         <w:bCs/>
       </w:rPr>
@@ -7473,12 +7818,14 @@
     </w:tblStylePr>
     <w:tblStylePr w:type="firstCol">
       <w:rPr>
+        <w:rFonts w:eastAsia="黑体"/>
         <w:b/>
         <w:bCs/>
       </w:rPr>
     </w:tblStylePr>
     <w:tblStylePr w:type="lastCol">
       <w:rPr>
+        <w:rFonts w:eastAsia="黑体"/>
         <w:b/>
         <w:bCs/>
       </w:rPr>
@@ -7537,6 +7884,7 @@
         <w:spacing w:after="0" w:before="0" w:line="240" w:lineRule="auto"/>
       </w:pPr>
       <w:rPr>
+        <w:rFonts w:eastAsia="黑体"/>
         <w:b/>
         <w:bCs/>
         <w:color w:themeColor="background1" w:val="FFFFFF"/>
@@ -7559,6 +7907,7 @@
         <w:spacing w:after="0" w:before="0" w:line="240" w:lineRule="auto"/>
       </w:pPr>
       <w:rPr>
+        <w:rFonts w:eastAsia="黑体"/>
         <w:color w:val="auto"/>
       </w:rPr>
       <w:tblPr/>
@@ -7576,6 +7925,7 @@
     </w:tblStylePr>
     <w:tblStylePr w:type="firstCol">
       <w:rPr>
+        <w:rFonts w:eastAsia="黑体"/>
         <w:b/>
         <w:bCs/>
         <w:color w:themeColor="background1" w:val="FFFFFF"/>
@@ -7595,6 +7945,7 @@
     </w:tblStylePr>
     <w:tblStylePr w:type="lastCol">
       <w:rPr>
+        <w:rFonts w:eastAsia="黑体"/>
         <w:b/>
         <w:bCs/>
         <w:color w:themeColor="background1" w:val="FFFFFF"/>
@@ -7643,6 +7994,7 @@
     </w:tblStylePr>
     <w:tblStylePr w:type="nwCell">
       <w:rPr>
+        <w:rFonts w:eastAsia="黑体"/>
         <w:color w:themeColor="background1" w:val="FFFFFF"/>
       </w:rPr>
       <w:tblPr/>
@@ -7686,6 +8038,7 @@
         <w:spacing w:after="0" w:before="0" w:line="240" w:lineRule="auto"/>
       </w:pPr>
       <w:rPr>
+        <w:rFonts w:eastAsia="黑体"/>
         <w:b/>
         <w:bCs/>
         <w:color w:themeColor="background1" w:val="FFFFFF"/>
@@ -7708,6 +8061,7 @@
         <w:spacing w:after="0" w:before="0" w:line="240" w:lineRule="auto"/>
       </w:pPr>
       <w:rPr>
+        <w:rFonts w:eastAsia="黑体"/>
         <w:color w:val="auto"/>
       </w:rPr>
       <w:tblPr/>
@@ -7725,6 +8079,7 @@
     </w:tblStylePr>
     <w:tblStylePr w:type="firstCol">
       <w:rPr>
+        <w:rFonts w:eastAsia="黑体"/>
         <w:b/>
         <w:bCs/>
         <w:color w:themeColor="background1" w:val="FFFFFF"/>
@@ -7744,6 +8099,7 @@
     </w:tblStylePr>
     <w:tblStylePr w:type="lastCol">
       <w:rPr>
+        <w:rFonts w:eastAsia="黑体"/>
         <w:b/>
         <w:bCs/>
         <w:color w:themeColor="background1" w:val="FFFFFF"/>
@@ -7792,6 +8148,7 @@
     </w:tblStylePr>
     <w:tblStylePr w:type="nwCell">
       <w:rPr>
+        <w:rFonts w:eastAsia="黑体"/>
         <w:color w:themeColor="background1" w:val="FFFFFF"/>
       </w:rPr>
       <w:tblPr/>
@@ -7835,6 +8192,7 @@
         <w:spacing w:after="0" w:before="0" w:line="240" w:lineRule="auto"/>
       </w:pPr>
       <w:rPr>
+        <w:rFonts w:eastAsia="黑体"/>
         <w:b/>
         <w:bCs/>
         <w:color w:themeColor="background1" w:val="FFFFFF"/>
@@ -7857,6 +8215,7 @@
         <w:spacing w:after="0" w:before="0" w:line="240" w:lineRule="auto"/>
       </w:pPr>
       <w:rPr>
+        <w:rFonts w:eastAsia="黑体"/>
         <w:color w:val="auto"/>
       </w:rPr>
       <w:tblPr/>
@@ -7874,6 +8233,7 @@
     </w:tblStylePr>
     <w:tblStylePr w:type="firstCol">
       <w:rPr>
+        <w:rFonts w:eastAsia="黑体"/>
         <w:b/>
         <w:bCs/>
         <w:color w:themeColor="background1" w:val="FFFFFF"/>
@@ -7893,6 +8253,7 @@
     </w:tblStylePr>
     <w:tblStylePr w:type="lastCol">
       <w:rPr>
+        <w:rFonts w:eastAsia="黑体"/>
         <w:b/>
         <w:bCs/>
         <w:color w:themeColor="background1" w:val="FFFFFF"/>
@@ -7941,6 +8302,7 @@
     </w:tblStylePr>
     <w:tblStylePr w:type="nwCell">
       <w:rPr>
+        <w:rFonts w:eastAsia="黑体"/>
         <w:color w:themeColor="background1" w:val="FFFFFF"/>
       </w:rPr>
       <w:tblPr/>
@@ -7984,6 +8346,7 @@
         <w:spacing w:after="0" w:before="0" w:line="240" w:lineRule="auto"/>
       </w:pPr>
       <w:rPr>
+        <w:rFonts w:eastAsia="黑体"/>
         <w:b/>
         <w:bCs/>
         <w:color w:themeColor="background1" w:val="FFFFFF"/>
@@ -8006,6 +8369,7 @@
         <w:spacing w:after="0" w:before="0" w:line="240" w:lineRule="auto"/>
       </w:pPr>
       <w:rPr>
+        <w:rFonts w:eastAsia="黑体"/>
         <w:color w:val="auto"/>
       </w:rPr>
       <w:tblPr/>
@@ -8023,6 +8387,7 @@
     </w:tblStylePr>
     <w:tblStylePr w:type="firstCol">
       <w:rPr>
+        <w:rFonts w:eastAsia="黑体"/>
         <w:b/>
         <w:bCs/>
         <w:color w:themeColor="background1" w:val="FFFFFF"/>
@@ -8042,6 +8407,7 @@
     </w:tblStylePr>
     <w:tblStylePr w:type="lastCol">
       <w:rPr>
+        <w:rFonts w:eastAsia="黑体"/>
         <w:b/>
         <w:bCs/>
         <w:color w:themeColor="background1" w:val="FFFFFF"/>
@@ -8090,6 +8456,7 @@
     </w:tblStylePr>
     <w:tblStylePr w:type="nwCell">
       <w:rPr>
+        <w:rFonts w:eastAsia="黑体"/>
         <w:color w:themeColor="background1" w:val="FFFFFF"/>
       </w:rPr>
       <w:tblPr/>
@@ -8133,6 +8500,7 @@
         <w:spacing w:after="0" w:before="0" w:line="240" w:lineRule="auto"/>
       </w:pPr>
       <w:rPr>
+        <w:rFonts w:eastAsia="黑体"/>
         <w:b/>
         <w:bCs/>
         <w:color w:themeColor="background1" w:val="FFFFFF"/>
@@ -8155,6 +8523,7 @@
         <w:spacing w:after="0" w:before="0" w:line="240" w:lineRule="auto"/>
       </w:pPr>
       <w:rPr>
+        <w:rFonts w:eastAsia="黑体"/>
         <w:color w:val="auto"/>
       </w:rPr>
       <w:tblPr/>
@@ -8172,6 +8541,7 @@
     </w:tblStylePr>
     <w:tblStylePr w:type="firstCol">
       <w:rPr>
+        <w:rFonts w:eastAsia="黑体"/>
         <w:b/>
         <w:bCs/>
         <w:color w:themeColor="background1" w:val="FFFFFF"/>
@@ -8191,6 +8561,7 @@
     </w:tblStylePr>
     <w:tblStylePr w:type="lastCol">
       <w:rPr>
+        <w:rFonts w:eastAsia="黑体"/>
         <w:b/>
         <w:bCs/>
         <w:color w:themeColor="background1" w:val="FFFFFF"/>
@@ -8239,6 +8610,7 @@
     </w:tblStylePr>
     <w:tblStylePr w:type="nwCell">
       <w:rPr>
+        <w:rFonts w:eastAsia="黑体"/>
         <w:color w:themeColor="background1" w:val="FFFFFF"/>
       </w:rPr>
       <w:tblPr/>
@@ -8282,6 +8654,7 @@
         <w:spacing w:after="0" w:before="0" w:line="240" w:lineRule="auto"/>
       </w:pPr>
       <w:rPr>
+        <w:rFonts w:eastAsia="黑体"/>
         <w:b/>
         <w:bCs/>
         <w:color w:themeColor="background1" w:val="FFFFFF"/>
@@ -8304,6 +8677,7 @@
         <w:spacing w:after="0" w:before="0" w:line="240" w:lineRule="auto"/>
       </w:pPr>
       <w:rPr>
+        <w:rFonts w:eastAsia="黑体"/>
         <w:color w:val="auto"/>
       </w:rPr>
       <w:tblPr/>
@@ -8321,6 +8695,7 @@
     </w:tblStylePr>
     <w:tblStylePr w:type="firstCol">
       <w:rPr>
+        <w:rFonts w:eastAsia="黑体"/>
         <w:b/>
         <w:bCs/>
         <w:color w:themeColor="background1" w:val="FFFFFF"/>
@@ -8340,6 +8715,7 @@
     </w:tblStylePr>
     <w:tblStylePr w:type="lastCol">
       <w:rPr>
+        <w:rFonts w:eastAsia="黑体"/>
         <w:b/>
         <w:bCs/>
         <w:color w:themeColor="background1" w:val="FFFFFF"/>
@@ -8388,6 +8764,7 @@
     </w:tblStylePr>
     <w:tblStylePr w:type="nwCell">
       <w:rPr>
+        <w:rFonts w:eastAsia="黑体"/>
         <w:color w:themeColor="background1" w:val="FFFFFF"/>
       </w:rPr>
       <w:tblPr/>
@@ -8431,6 +8808,7 @@
         <w:spacing w:after="0" w:before="0" w:line="240" w:lineRule="auto"/>
       </w:pPr>
       <w:rPr>
+        <w:rFonts w:eastAsia="黑体"/>
         <w:b/>
         <w:bCs/>
         <w:color w:themeColor="background1" w:val="FFFFFF"/>
@@ -8453,6 +8831,7 @@
         <w:spacing w:after="0" w:before="0" w:line="240" w:lineRule="auto"/>
       </w:pPr>
       <w:rPr>
+        <w:rFonts w:eastAsia="黑体"/>
         <w:color w:val="auto"/>
       </w:rPr>
       <w:tblPr/>
@@ -8470,6 +8849,7 @@
     </w:tblStylePr>
     <w:tblStylePr w:type="firstCol">
       <w:rPr>
+        <w:rFonts w:eastAsia="黑体"/>
         <w:b/>
         <w:bCs/>
         <w:color w:themeColor="background1" w:val="FFFFFF"/>
@@ -8489,6 +8869,7 @@
     </w:tblStylePr>
     <w:tblStylePr w:type="lastCol">
       <w:rPr>
+        <w:rFonts w:eastAsia="黑体"/>
         <w:b/>
         <w:bCs/>
         <w:color w:themeColor="background1" w:val="FFFFFF"/>
@@ -8537,6 +8918,7 @@
     </w:tblStylePr>
     <w:tblStylePr w:type="nwCell">
       <w:rPr>
+        <w:rFonts w:eastAsia="黑体"/>
         <w:color w:themeColor="background1" w:val="FFFFFF"/>
       </w:rPr>
       <w:tblPr/>
@@ -8561,6 +8943,7 @@
       <w:spacing w:after="0" w:line="240" w:lineRule="auto"/>
     </w:pPr>
     <w:rPr>
+      <w:rFonts w:eastAsia="黑体"/>
       <w:color w:themeColor="text1" w:val="000000"/>
     </w:rPr>
     <w:tblPr>
@@ -8580,7 +8963,7 @@
     </w:tblPr>
     <w:tblStylePr w:type="firstRow">
       <w:rPr>
-        <w:rFonts w:asciiTheme="majorHAnsi" w:cstheme="majorBidi" w:eastAsiaTheme="majorEastAsia" w:hAnsiTheme="majorHAnsi"/>
+        <w:rFonts w:asciiTheme="majorHAnsi" w:cstheme="majorBidi" w:hAnsiTheme="majorHAnsi" w:eastAsia="黑体"/>
       </w:rPr>
       <w:tblPr/>
       <w:tcPr>
@@ -8592,6 +8975,7 @@
     </w:tblStylePr>
     <w:tblStylePr w:type="lastRow">
       <w:rPr>
+        <w:rFonts w:eastAsia="黑体"/>
         <w:b/>
         <w:bCs/>
         <w:color w:themeColor="text2" w:val="1F497D"/>
@@ -8606,12 +8990,14 @@
     </w:tblStylePr>
     <w:tblStylePr w:type="firstCol">
       <w:rPr>
+        <w:rFonts w:eastAsia="黑体"/>
         <w:b/>
         <w:bCs/>
       </w:rPr>
     </w:tblStylePr>
     <w:tblStylePr w:type="lastCol">
       <w:rPr>
+        <w:rFonts w:eastAsia="黑体"/>
         <w:b/>
         <w:bCs/>
       </w:rPr>
@@ -8645,6 +9031,7 @@
       <w:spacing w:after="0" w:line="240" w:lineRule="auto"/>
     </w:pPr>
     <w:rPr>
+      <w:rFonts w:eastAsia="黑体"/>
       <w:color w:themeColor="text1" w:val="000000"/>
     </w:rPr>
     <w:tblPr>
@@ -8664,7 +9051,7 @@
     </w:tblPr>
     <w:tblStylePr w:type="firstRow">
       <w:rPr>
-        <w:rFonts w:asciiTheme="majorHAnsi" w:cstheme="majorBidi" w:eastAsiaTheme="majorEastAsia" w:hAnsiTheme="majorHAnsi"/>
+        <w:rFonts w:asciiTheme="majorHAnsi" w:cstheme="majorBidi" w:hAnsiTheme="majorHAnsi" w:eastAsia="黑体"/>
       </w:rPr>
       <w:tblPr/>
       <w:tcPr>
@@ -8676,6 +9063,7 @@
     </w:tblStylePr>
     <w:tblStylePr w:type="lastRow">
       <w:rPr>
+        <w:rFonts w:eastAsia="黑体"/>
         <w:b/>
         <w:bCs/>
         <w:color w:themeColor="text2" w:val="1F497D"/>
@@ -8690,12 +9078,14 @@
     </w:tblStylePr>
     <w:tblStylePr w:type="firstCol">
       <w:rPr>
+        <w:rFonts w:eastAsia="黑体"/>
         <w:b/>
         <w:bCs/>
       </w:rPr>
     </w:tblStylePr>
     <w:tblStylePr w:type="lastCol">
       <w:rPr>
+        <w:rFonts w:eastAsia="黑体"/>
         <w:b/>
         <w:bCs/>
       </w:rPr>
@@ -8729,6 +9119,7 @@
       <w:spacing w:after="0" w:line="240" w:lineRule="auto"/>
     </w:pPr>
     <w:rPr>
+      <w:rFonts w:eastAsia="黑体"/>
       <w:color w:themeColor="text1" w:val="000000"/>
     </w:rPr>
     <w:tblPr>
@@ -8748,7 +9139,7 @@
     </w:tblPr>
     <w:tblStylePr w:type="firstRow">
       <w:rPr>
-        <w:rFonts w:asciiTheme="majorHAnsi" w:cstheme="majorBidi" w:eastAsiaTheme="majorEastAsia" w:hAnsiTheme="majorHAnsi"/>
+        <w:rFonts w:asciiTheme="majorHAnsi" w:cstheme="majorBidi" w:hAnsiTheme="majorHAnsi" w:eastAsia="黑体"/>
       </w:rPr>
       <w:tblPr/>
       <w:tcPr>
@@ -8760,6 +9151,7 @@
     </w:tblStylePr>
     <w:tblStylePr w:type="lastRow">
       <w:rPr>
+        <w:rFonts w:eastAsia="黑体"/>
         <w:b/>
         <w:bCs/>
         <w:color w:themeColor="text2" w:val="1F497D"/>
@@ -8774,12 +9166,14 @@
     </w:tblStylePr>
     <w:tblStylePr w:type="firstCol">
       <w:rPr>
+        <w:rFonts w:eastAsia="黑体"/>
         <w:b/>
         <w:bCs/>
       </w:rPr>
     </w:tblStylePr>
     <w:tblStylePr w:type="lastCol">
       <w:rPr>
+        <w:rFonts w:eastAsia="黑体"/>
         <w:b/>
         <w:bCs/>
       </w:rPr>
@@ -8813,6 +9207,7 @@
       <w:spacing w:after="0" w:line="240" w:lineRule="auto"/>
     </w:pPr>
     <w:rPr>
+      <w:rFonts w:eastAsia="黑体"/>
       <w:color w:themeColor="text1" w:val="000000"/>
     </w:rPr>
     <w:tblPr>
@@ -8832,7 +9227,7 @@
     </w:tblPr>
     <w:tblStylePr w:type="firstRow">
       <w:rPr>
-        <w:rFonts w:asciiTheme="majorHAnsi" w:cstheme="majorBidi" w:eastAsiaTheme="majorEastAsia" w:hAnsiTheme="majorHAnsi"/>
+        <w:rFonts w:asciiTheme="majorHAnsi" w:cstheme="majorBidi" w:hAnsiTheme="majorHAnsi" w:eastAsia="黑体"/>
       </w:rPr>
       <w:tblPr/>
       <w:tcPr>
@@ -8844,6 +9239,7 @@
     </w:tblStylePr>
     <w:tblStylePr w:type="lastRow">
       <w:rPr>
+        <w:rFonts w:eastAsia="黑体"/>
         <w:b/>
         <w:bCs/>
         <w:color w:themeColor="text2" w:val="1F497D"/>
@@ -8858,12 +9254,14 @@
     </w:tblStylePr>
     <w:tblStylePr w:type="firstCol">
       <w:rPr>
+        <w:rFonts w:eastAsia="黑体"/>
         <w:b/>
         <w:bCs/>
       </w:rPr>
     </w:tblStylePr>
     <w:tblStylePr w:type="lastCol">
       <w:rPr>
+        <w:rFonts w:eastAsia="黑体"/>
         <w:b/>
         <w:bCs/>
       </w:rPr>
@@ -8897,6 +9295,7 @@
       <w:spacing w:after="0" w:line="240" w:lineRule="auto"/>
     </w:pPr>
     <w:rPr>
+      <w:rFonts w:eastAsia="黑体"/>
       <w:color w:themeColor="text1" w:val="000000"/>
     </w:rPr>
     <w:tblPr>
@@ -8916,7 +9315,7 @@
     </w:tblPr>
     <w:tblStylePr w:type="firstRow">
       <w:rPr>
-        <w:rFonts w:asciiTheme="majorHAnsi" w:cstheme="majorBidi" w:eastAsiaTheme="majorEastAsia" w:hAnsiTheme="majorHAnsi"/>
+        <w:rFonts w:asciiTheme="majorHAnsi" w:cstheme="majorBidi" w:hAnsiTheme="majorHAnsi" w:eastAsia="黑体"/>
       </w:rPr>
       <w:tblPr/>
       <w:tcPr>
@@ -8928,6 +9327,7 @@
     </w:tblStylePr>
     <w:tblStylePr w:type="lastRow">
       <w:rPr>
+        <w:rFonts w:eastAsia="黑体"/>
         <w:b/>
         <w:bCs/>
         <w:color w:themeColor="text2" w:val="1F497D"/>
@@ -8942,12 +9342,14 @@
     </w:tblStylePr>
     <w:tblStylePr w:type="firstCol">
       <w:rPr>
+        <w:rFonts w:eastAsia="黑体"/>
         <w:b/>
         <w:bCs/>
       </w:rPr>
     </w:tblStylePr>
     <w:tblStylePr w:type="lastCol">
       <w:rPr>
+        <w:rFonts w:eastAsia="黑体"/>
         <w:b/>
         <w:bCs/>
       </w:rPr>
@@ -8981,6 +9383,7 @@
       <w:spacing w:after="0" w:line="240" w:lineRule="auto"/>
     </w:pPr>
     <w:rPr>
+      <w:rFonts w:eastAsia="黑体"/>
       <w:color w:themeColor="text1" w:val="000000"/>
     </w:rPr>
     <w:tblPr>
@@ -9000,7 +9403,7 @@
     </w:tblPr>
     <w:tblStylePr w:type="firstRow">
       <w:rPr>
-        <w:rFonts w:asciiTheme="majorHAnsi" w:cstheme="majorBidi" w:eastAsiaTheme="majorEastAsia" w:hAnsiTheme="majorHAnsi"/>
+        <w:rFonts w:asciiTheme="majorHAnsi" w:cstheme="majorBidi" w:hAnsiTheme="majorHAnsi" w:eastAsia="黑体"/>
       </w:rPr>
       <w:tblPr/>
       <w:tcPr>
@@ -9012,6 +9415,7 @@
     </w:tblStylePr>
     <w:tblStylePr w:type="lastRow">
       <w:rPr>
+        <w:rFonts w:eastAsia="黑体"/>
         <w:b/>
         <w:bCs/>
         <w:color w:themeColor="text2" w:val="1F497D"/>
@@ -9026,12 +9430,14 @@
     </w:tblStylePr>
     <w:tblStylePr w:type="firstCol">
       <w:rPr>
+        <w:rFonts w:eastAsia="黑体"/>
         <w:b/>
         <w:bCs/>
       </w:rPr>
     </w:tblStylePr>
     <w:tblStylePr w:type="lastCol">
       <w:rPr>
+        <w:rFonts w:eastAsia="黑体"/>
         <w:b/>
         <w:bCs/>
       </w:rPr>
@@ -9065,6 +9471,7 @@
       <w:spacing w:after="0" w:line="240" w:lineRule="auto"/>
     </w:pPr>
     <w:rPr>
+      <w:rFonts w:eastAsia="黑体"/>
       <w:color w:themeColor="text1" w:val="000000"/>
     </w:rPr>
     <w:tblPr>
@@ -9084,7 +9491,7 @@
     </w:tblPr>
     <w:tblStylePr w:type="firstRow">
       <w:rPr>
-        <w:rFonts w:asciiTheme="majorHAnsi" w:cstheme="majorBidi" w:eastAsiaTheme="majorEastAsia" w:hAnsiTheme="majorHAnsi"/>
+        <w:rFonts w:asciiTheme="majorHAnsi" w:cstheme="majorBidi" w:hAnsiTheme="majorHAnsi" w:eastAsia="黑体"/>
       </w:rPr>
       <w:tblPr/>
       <w:tcPr>
@@ -9096,6 +9503,7 @@
     </w:tblStylePr>
     <w:tblStylePr w:type="lastRow">
       <w:rPr>
+        <w:rFonts w:eastAsia="黑体"/>
         <w:b/>
         <w:bCs/>
         <w:color w:themeColor="text2" w:val="1F497D"/>
@@ -9110,12 +9518,14 @@
     </w:tblStylePr>
     <w:tblStylePr w:type="firstCol">
       <w:rPr>
+        <w:rFonts w:eastAsia="黑体"/>
         <w:b/>
         <w:bCs/>
       </w:rPr>
     </w:tblStylePr>
     <w:tblStylePr w:type="lastCol">
       <w:rPr>
+        <w:rFonts w:eastAsia="黑体"/>
         <w:b/>
         <w:bCs/>
       </w:rPr>
@@ -9149,7 +9559,7 @@
       <w:spacing w:after="0" w:line="240" w:lineRule="auto"/>
     </w:pPr>
     <w:rPr>
-      <w:rFonts w:asciiTheme="majorHAnsi" w:cstheme="majorBidi" w:eastAsiaTheme="majorEastAsia" w:hAnsiTheme="majorHAnsi"/>
+      <w:rFonts w:asciiTheme="majorHAnsi" w:cstheme="majorBidi" w:hAnsiTheme="majorHAnsi" w:eastAsia="黑体"/>
       <w:color w:themeColor="text1" w:val="000000"/>
     </w:rPr>
     <w:tblPr>
@@ -9171,6 +9581,7 @@
     </w:tblPr>
     <w:tblStylePr w:type="firstRow">
       <w:rPr>
+        <w:rFonts w:eastAsia="黑体"/>
         <w:sz w:val="24"/>
         <w:szCs w:val="24"/>
       </w:rPr>
@@ -9277,7 +9688,7 @@
       <w:spacing w:after="0" w:line="240" w:lineRule="auto"/>
     </w:pPr>
     <w:rPr>
-      <w:rFonts w:asciiTheme="majorHAnsi" w:cstheme="majorBidi" w:eastAsiaTheme="majorEastAsia" w:hAnsiTheme="majorHAnsi"/>
+      <w:rFonts w:asciiTheme="majorHAnsi" w:cstheme="majorBidi" w:hAnsiTheme="majorHAnsi" w:eastAsia="黑体"/>
       <w:color w:themeColor="text1" w:val="000000"/>
     </w:rPr>
     <w:tblPr>
@@ -9299,6 +9710,7 @@
     </w:tblPr>
     <w:tblStylePr w:type="firstRow">
       <w:rPr>
+        <w:rFonts w:eastAsia="黑体"/>
         <w:sz w:val="24"/>
         <w:szCs w:val="24"/>
       </w:rPr>
@@ -9405,7 +9817,7 @@
       <w:spacing w:after="0" w:line="240" w:lineRule="auto"/>
     </w:pPr>
     <w:rPr>
-      <w:rFonts w:asciiTheme="majorHAnsi" w:cstheme="majorBidi" w:eastAsiaTheme="majorEastAsia" w:hAnsiTheme="majorHAnsi"/>
+      <w:rFonts w:asciiTheme="majorHAnsi" w:cstheme="majorBidi" w:hAnsiTheme="majorHAnsi" w:eastAsia="黑体"/>
       <w:color w:themeColor="text1" w:val="000000"/>
     </w:rPr>
     <w:tblPr>
@@ -9427,6 +9839,7 @@
     </w:tblPr>
     <w:tblStylePr w:type="firstRow">
       <w:rPr>
+        <w:rFonts w:eastAsia="黑体"/>
         <w:sz w:val="24"/>
         <w:szCs w:val="24"/>
       </w:rPr>
@@ -9533,7 +9946,7 @@
       <w:spacing w:after="0" w:line="240" w:lineRule="auto"/>
     </w:pPr>
     <w:rPr>
-      <w:rFonts w:asciiTheme="majorHAnsi" w:cstheme="majorBidi" w:eastAsiaTheme="majorEastAsia" w:hAnsiTheme="majorHAnsi"/>
+      <w:rFonts w:asciiTheme="majorHAnsi" w:cstheme="majorBidi" w:hAnsiTheme="majorHAnsi" w:eastAsia="黑体"/>
       <w:color w:themeColor="text1" w:val="000000"/>
     </w:rPr>
     <w:tblPr>
@@ -9555,6 +9968,7 @@
     </w:tblPr>
     <w:tblStylePr w:type="firstRow">
       <w:rPr>
+        <w:rFonts w:eastAsia="黑体"/>
         <w:sz w:val="24"/>
         <w:szCs w:val="24"/>
       </w:rPr>
@@ -9661,7 +10075,7 @@
       <w:spacing w:after="0" w:line="240" w:lineRule="auto"/>
     </w:pPr>
     <w:rPr>
-      <w:rFonts w:asciiTheme="majorHAnsi" w:cstheme="majorBidi" w:eastAsiaTheme="majorEastAsia" w:hAnsiTheme="majorHAnsi"/>
+      <w:rFonts w:asciiTheme="majorHAnsi" w:cstheme="majorBidi" w:hAnsiTheme="majorHAnsi" w:eastAsia="黑体"/>
       <w:color w:themeColor="text1" w:val="000000"/>
     </w:rPr>
     <w:tblPr>
@@ -9683,6 +10097,7 @@
     </w:tblPr>
     <w:tblStylePr w:type="firstRow">
       <w:rPr>
+        <w:rFonts w:eastAsia="黑体"/>
         <w:sz w:val="24"/>
         <w:szCs w:val="24"/>
       </w:rPr>
@@ -9789,7 +10204,7 @@
       <w:spacing w:after="0" w:line="240" w:lineRule="auto"/>
     </w:pPr>
     <w:rPr>
-      <w:rFonts w:asciiTheme="majorHAnsi" w:cstheme="majorBidi" w:eastAsiaTheme="majorEastAsia" w:hAnsiTheme="majorHAnsi"/>
+      <w:rFonts w:asciiTheme="majorHAnsi" w:cstheme="majorBidi" w:hAnsiTheme="majorHAnsi" w:eastAsia="黑体"/>
       <w:color w:themeColor="text1" w:val="000000"/>
     </w:rPr>
     <w:tblPr>
@@ -9811,6 +10226,7 @@
     </w:tblPr>
     <w:tblStylePr w:type="firstRow">
       <w:rPr>
+        <w:rFonts w:eastAsia="黑体"/>
         <w:sz w:val="24"/>
         <w:szCs w:val="24"/>
       </w:rPr>
@@ -9917,7 +10333,7 @@
       <w:spacing w:after="0" w:line="240" w:lineRule="auto"/>
     </w:pPr>
     <w:rPr>
-      <w:rFonts w:asciiTheme="majorHAnsi" w:cstheme="majorBidi" w:eastAsiaTheme="majorEastAsia" w:hAnsiTheme="majorHAnsi"/>
+      <w:rFonts w:asciiTheme="majorHAnsi" w:cstheme="majorBidi" w:hAnsiTheme="majorHAnsi" w:eastAsia="黑体"/>
       <w:color w:themeColor="text1" w:val="000000"/>
     </w:rPr>
     <w:tblPr>
@@ -9939,6 +10355,7 @@
     </w:tblPr>
     <w:tblStylePr w:type="firstRow">
       <w:rPr>
+        <w:rFonts w:eastAsia="黑体"/>
         <w:sz w:val="24"/>
         <w:szCs w:val="24"/>
       </w:rPr>
@@ -10068,12 +10485,14 @@
     </w:tcPr>
     <w:tblStylePr w:type="firstRow">
       <w:rPr>
+        <w:rFonts w:eastAsia="黑体"/>
         <w:b/>
         <w:bCs/>
       </w:rPr>
     </w:tblStylePr>
     <w:tblStylePr w:type="lastRow">
       <w:rPr>
+        <w:rFonts w:eastAsia="黑体"/>
         <w:b/>
         <w:bCs/>
       </w:rPr>
@@ -10086,12 +10505,14 @@
     </w:tblStylePr>
     <w:tblStylePr w:type="firstCol">
       <w:rPr>
+        <w:rFonts w:eastAsia="黑体"/>
         <w:b/>
         <w:bCs/>
       </w:rPr>
     </w:tblStylePr>
     <w:tblStylePr w:type="lastCol">
       <w:rPr>
+        <w:rFonts w:eastAsia="黑体"/>
         <w:b/>
         <w:bCs/>
       </w:rPr>
@@ -10141,12 +10562,14 @@
     </w:tcPr>
     <w:tblStylePr w:type="firstRow">
       <w:rPr>
+        <w:rFonts w:eastAsia="黑体"/>
         <w:b/>
         <w:bCs/>
       </w:rPr>
     </w:tblStylePr>
     <w:tblStylePr w:type="lastRow">
       <w:rPr>
+        <w:rFonts w:eastAsia="黑体"/>
         <w:b/>
         <w:bCs/>
       </w:rPr>
@@ -10159,12 +10582,14 @@
     </w:tblStylePr>
     <w:tblStylePr w:type="firstCol">
       <w:rPr>
+        <w:rFonts w:eastAsia="黑体"/>
         <w:b/>
         <w:bCs/>
       </w:rPr>
     </w:tblStylePr>
     <w:tblStylePr w:type="lastCol">
       <w:rPr>
+        <w:rFonts w:eastAsia="黑体"/>
         <w:b/>
         <w:bCs/>
       </w:rPr>
@@ -10214,12 +10639,14 @@
     </w:tcPr>
     <w:tblStylePr w:type="firstRow">
       <w:rPr>
+        <w:rFonts w:eastAsia="黑体"/>
         <w:b/>
         <w:bCs/>
       </w:rPr>
     </w:tblStylePr>
     <w:tblStylePr w:type="lastRow">
       <w:rPr>
+        <w:rFonts w:eastAsia="黑体"/>
         <w:b/>
         <w:bCs/>
       </w:rPr>
@@ -10232,12 +10659,14 @@
     </w:tblStylePr>
     <w:tblStylePr w:type="firstCol">
       <w:rPr>
+        <w:rFonts w:eastAsia="黑体"/>
         <w:b/>
         <w:bCs/>
       </w:rPr>
     </w:tblStylePr>
     <w:tblStylePr w:type="lastCol">
       <w:rPr>
+        <w:rFonts w:eastAsia="黑体"/>
         <w:b/>
         <w:bCs/>
       </w:rPr>
@@ -10287,12 +10716,14 @@
     </w:tcPr>
     <w:tblStylePr w:type="firstRow">
       <w:rPr>
+        <w:rFonts w:eastAsia="黑体"/>
         <w:b/>
         <w:bCs/>
       </w:rPr>
     </w:tblStylePr>
     <w:tblStylePr w:type="lastRow">
       <w:rPr>
+        <w:rFonts w:eastAsia="黑体"/>
         <w:b/>
         <w:bCs/>
       </w:rPr>
@@ -10305,12 +10736,14 @@
     </w:tblStylePr>
     <w:tblStylePr w:type="firstCol">
       <w:rPr>
+        <w:rFonts w:eastAsia="黑体"/>
         <w:b/>
         <w:bCs/>
       </w:rPr>
     </w:tblStylePr>
     <w:tblStylePr w:type="lastCol">
       <w:rPr>
+        <w:rFonts w:eastAsia="黑体"/>
         <w:b/>
         <w:bCs/>
       </w:rPr>
@@ -10360,12 +10793,14 @@
     </w:tcPr>
     <w:tblStylePr w:type="firstRow">
       <w:rPr>
+        <w:rFonts w:eastAsia="黑体"/>
         <w:b/>
         <w:bCs/>
       </w:rPr>
     </w:tblStylePr>
     <w:tblStylePr w:type="lastRow">
       <w:rPr>
+        <w:rFonts w:eastAsia="黑体"/>
         <w:b/>
         <w:bCs/>
       </w:rPr>
@@ -10378,12 +10813,14 @@
     </w:tblStylePr>
     <w:tblStylePr w:type="firstCol">
       <w:rPr>
+        <w:rFonts w:eastAsia="黑体"/>
         <w:b/>
         <w:bCs/>
       </w:rPr>
     </w:tblStylePr>
     <w:tblStylePr w:type="lastCol">
       <w:rPr>
+        <w:rFonts w:eastAsia="黑体"/>
         <w:b/>
         <w:bCs/>
       </w:rPr>
@@ -10433,12 +10870,14 @@
     </w:tcPr>
     <w:tblStylePr w:type="firstRow">
       <w:rPr>
+        <w:rFonts w:eastAsia="黑体"/>
         <w:b/>
         <w:bCs/>
       </w:rPr>
     </w:tblStylePr>
     <w:tblStylePr w:type="lastRow">
       <w:rPr>
+        <w:rFonts w:eastAsia="黑体"/>
         <w:b/>
         <w:bCs/>
       </w:rPr>
@@ -10451,12 +10890,14 @@
     </w:tblStylePr>
     <w:tblStylePr w:type="firstCol">
       <w:rPr>
+        <w:rFonts w:eastAsia="黑体"/>
         <w:b/>
         <w:bCs/>
       </w:rPr>
     </w:tblStylePr>
     <w:tblStylePr w:type="lastCol">
       <w:rPr>
+        <w:rFonts w:eastAsia="黑体"/>
         <w:b/>
         <w:bCs/>
       </w:rPr>
@@ -10506,12 +10947,14 @@
     </w:tcPr>
     <w:tblStylePr w:type="firstRow">
       <w:rPr>
+        <w:rFonts w:eastAsia="黑体"/>
         <w:b/>
         <w:bCs/>
       </w:rPr>
     </w:tblStylePr>
     <w:tblStylePr w:type="lastRow">
       <w:rPr>
+        <w:rFonts w:eastAsia="黑体"/>
         <w:b/>
         <w:bCs/>
       </w:rPr>
@@ -10524,12 +10967,14 @@
     </w:tblStylePr>
     <w:tblStylePr w:type="firstCol">
       <w:rPr>
+        <w:rFonts w:eastAsia="黑体"/>
         <w:b/>
         <w:bCs/>
       </w:rPr>
     </w:tblStylePr>
     <w:tblStylePr w:type="lastCol">
       <w:rPr>
+        <w:rFonts w:eastAsia="黑体"/>
         <w:b/>
         <w:bCs/>
       </w:rPr>
@@ -10556,7 +11001,7 @@
       <w:spacing w:after="0" w:line="240" w:lineRule="auto"/>
     </w:pPr>
     <w:rPr>
-      <w:rFonts w:asciiTheme="majorHAnsi" w:cstheme="majorBidi" w:eastAsiaTheme="majorEastAsia" w:hAnsiTheme="majorHAnsi"/>
+      <w:rFonts w:asciiTheme="majorHAnsi" w:cstheme="majorBidi" w:hAnsiTheme="majorHAnsi" w:eastAsia="黑体"/>
       <w:color w:themeColor="text1" w:val="000000"/>
     </w:rPr>
     <w:tblPr>
@@ -10583,6 +11028,7 @@
     </w:tcPr>
     <w:tblStylePr w:type="firstRow">
       <w:rPr>
+        <w:rFonts w:eastAsia="黑体"/>
         <w:b/>
         <w:bCs/>
         <w:color w:themeColor="text1" w:val="000000"/>
@@ -10594,6 +11040,7 @@
     </w:tblStylePr>
     <w:tblStylePr w:type="lastRow">
       <w:rPr>
+        <w:rFonts w:eastAsia="黑体"/>
         <w:b/>
         <w:bCs/>
         <w:color w:themeColor="text1" w:val="000000"/>
@@ -10613,6 +11060,7 @@
     </w:tblStylePr>
     <w:tblStylePr w:type="firstCol">
       <w:rPr>
+        <w:rFonts w:eastAsia="黑体"/>
         <w:b/>
         <w:bCs/>
         <w:color w:themeColor="text1" w:val="000000"/>
@@ -10632,6 +11080,7 @@
     </w:tblStylePr>
     <w:tblStylePr w:type="lastCol">
       <w:rPr>
+        <w:rFonts w:eastAsia="黑体"/>
         <w:b w:val="0"/>
         <w:bCs w:val="0"/>
         <w:color w:themeColor="text1" w:val="000000"/>
@@ -10681,7 +11130,7 @@
       <w:spacing w:after="0" w:line="240" w:lineRule="auto"/>
     </w:pPr>
     <w:rPr>
-      <w:rFonts w:asciiTheme="majorHAnsi" w:cstheme="majorBidi" w:eastAsiaTheme="majorEastAsia" w:hAnsiTheme="majorHAnsi"/>
+      <w:rFonts w:asciiTheme="majorHAnsi" w:cstheme="majorBidi" w:hAnsiTheme="majorHAnsi" w:eastAsia="黑体"/>
       <w:color w:themeColor="text1" w:val="000000"/>
     </w:rPr>
     <w:tblPr>
@@ -10708,6 +11157,7 @@
     </w:tcPr>
     <w:tblStylePr w:type="firstRow">
       <w:rPr>
+        <w:rFonts w:eastAsia="黑体"/>
         <w:b/>
         <w:bCs/>
         <w:color w:themeColor="text1" w:val="000000"/>
@@ -10719,6 +11169,7 @@
     </w:tblStylePr>
     <w:tblStylePr w:type="lastRow">
       <w:rPr>
+        <w:rFonts w:eastAsia="黑体"/>
         <w:b/>
         <w:bCs/>
         <w:color w:themeColor="text1" w:val="000000"/>
@@ -10738,6 +11189,7 @@
     </w:tblStylePr>
     <w:tblStylePr w:type="firstCol">
       <w:rPr>
+        <w:rFonts w:eastAsia="黑体"/>
         <w:b/>
         <w:bCs/>
         <w:color w:themeColor="text1" w:val="000000"/>
@@ -10757,6 +11209,7 @@
     </w:tblStylePr>
     <w:tblStylePr w:type="lastCol">
       <w:rPr>
+        <w:rFonts w:eastAsia="黑体"/>
         <w:b w:val="0"/>
         <w:bCs w:val="0"/>
         <w:color w:themeColor="text1" w:val="000000"/>
@@ -10806,7 +11259,7 @@
       <w:spacing w:after="0" w:line="240" w:lineRule="auto"/>
     </w:pPr>
     <w:rPr>
-      <w:rFonts w:asciiTheme="majorHAnsi" w:cstheme="majorBidi" w:eastAsiaTheme="majorEastAsia" w:hAnsiTheme="majorHAnsi"/>
+      <w:rFonts w:asciiTheme="majorHAnsi" w:cstheme="majorBidi" w:hAnsiTheme="majorHAnsi" w:eastAsia="黑体"/>
       <w:color w:themeColor="text1" w:val="000000"/>
     </w:rPr>
     <w:tblPr>
@@ -10833,6 +11286,7 @@
     </w:tcPr>
     <w:tblStylePr w:type="firstRow">
       <w:rPr>
+        <w:rFonts w:eastAsia="黑体"/>
         <w:b/>
         <w:bCs/>
         <w:color w:themeColor="text1" w:val="000000"/>
@@ -10844,6 +11298,7 @@
     </w:tblStylePr>
     <w:tblStylePr w:type="lastRow">
       <w:rPr>
+        <w:rFonts w:eastAsia="黑体"/>
         <w:b/>
         <w:bCs/>
         <w:color w:themeColor="text1" w:val="000000"/>
@@ -10863,6 +11318,7 @@
     </w:tblStylePr>
     <w:tblStylePr w:type="firstCol">
       <w:rPr>
+        <w:rFonts w:eastAsia="黑体"/>
         <w:b/>
         <w:bCs/>
         <w:color w:themeColor="text1" w:val="000000"/>
@@ -10882,6 +11338,7 @@
     </w:tblStylePr>
     <w:tblStylePr w:type="lastCol">
       <w:rPr>
+        <w:rFonts w:eastAsia="黑体"/>
         <w:b w:val="0"/>
         <w:bCs w:val="0"/>
         <w:color w:themeColor="text1" w:val="000000"/>
@@ -10931,7 +11388,7 @@
       <w:spacing w:after="0" w:line="240" w:lineRule="auto"/>
     </w:pPr>
     <w:rPr>
-      <w:rFonts w:asciiTheme="majorHAnsi" w:cstheme="majorBidi" w:eastAsiaTheme="majorEastAsia" w:hAnsiTheme="majorHAnsi"/>
+      <w:rFonts w:asciiTheme="majorHAnsi" w:cstheme="majorBidi" w:hAnsiTheme="majorHAnsi" w:eastAsia="黑体"/>
       <w:color w:themeColor="text1" w:val="000000"/>
     </w:rPr>
     <w:tblPr>
@@ -10958,6 +11415,7 @@
     </w:tcPr>
     <w:tblStylePr w:type="firstRow">
       <w:rPr>
+        <w:rFonts w:eastAsia="黑体"/>
         <w:b/>
         <w:bCs/>
         <w:color w:themeColor="text1" w:val="000000"/>
@@ -10969,6 +11427,7 @@
     </w:tblStylePr>
     <w:tblStylePr w:type="lastRow">
       <w:rPr>
+        <w:rFonts w:eastAsia="黑体"/>
         <w:b/>
         <w:bCs/>
         <w:color w:themeColor="text1" w:val="000000"/>
@@ -10988,6 +11447,7 @@
     </w:tblStylePr>
     <w:tblStylePr w:type="firstCol">
       <w:rPr>
+        <w:rFonts w:eastAsia="黑体"/>
         <w:b/>
         <w:bCs/>
         <w:color w:themeColor="text1" w:val="000000"/>
@@ -11007,6 +11467,7 @@
     </w:tblStylePr>
     <w:tblStylePr w:type="lastCol">
       <w:rPr>
+        <w:rFonts w:eastAsia="黑体"/>
         <w:b w:val="0"/>
         <w:bCs w:val="0"/>
         <w:color w:themeColor="text1" w:val="000000"/>
@@ -11056,7 +11517,7 @@
       <w:spacing w:after="0" w:line="240" w:lineRule="auto"/>
     </w:pPr>
     <w:rPr>
-      <w:rFonts w:asciiTheme="majorHAnsi" w:cstheme="majorBidi" w:eastAsiaTheme="majorEastAsia" w:hAnsiTheme="majorHAnsi"/>
+      <w:rFonts w:asciiTheme="majorHAnsi" w:cstheme="majorBidi" w:hAnsiTheme="majorHAnsi" w:eastAsia="黑体"/>
       <w:color w:themeColor="text1" w:val="000000"/>
     </w:rPr>
     <w:tblPr>
@@ -11083,6 +11544,7 @@
     </w:tcPr>
     <w:tblStylePr w:type="firstRow">
       <w:rPr>
+        <w:rFonts w:eastAsia="黑体"/>
         <w:b/>
         <w:bCs/>
         <w:color w:themeColor="text1" w:val="000000"/>
@@ -11094,6 +11556,7 @@
     </w:tblStylePr>
     <w:tblStylePr w:type="lastRow">
       <w:rPr>
+        <w:rFonts w:eastAsia="黑体"/>
         <w:b/>
         <w:bCs/>
         <w:color w:themeColor="text1" w:val="000000"/>
@@ -11113,6 +11576,7 @@
     </w:tblStylePr>
     <w:tblStylePr w:type="firstCol">
       <w:rPr>
+        <w:rFonts w:eastAsia="黑体"/>
         <w:b/>
         <w:bCs/>
         <w:color w:themeColor="text1" w:val="000000"/>
@@ -11132,6 +11596,7 @@
     </w:tblStylePr>
     <w:tblStylePr w:type="lastCol">
       <w:rPr>
+        <w:rFonts w:eastAsia="黑体"/>
         <w:b w:val="0"/>
         <w:bCs w:val="0"/>
         <w:color w:themeColor="text1" w:val="000000"/>
@@ -11181,7 +11646,7 @@
       <w:spacing w:after="0" w:line="240" w:lineRule="auto"/>
     </w:pPr>
     <w:rPr>
-      <w:rFonts w:asciiTheme="majorHAnsi" w:cstheme="majorBidi" w:eastAsiaTheme="majorEastAsia" w:hAnsiTheme="majorHAnsi"/>
+      <w:rFonts w:asciiTheme="majorHAnsi" w:cstheme="majorBidi" w:hAnsiTheme="majorHAnsi" w:eastAsia="黑体"/>
       <w:color w:themeColor="text1" w:val="000000"/>
     </w:rPr>
     <w:tblPr>
@@ -11208,6 +11673,7 @@
     </w:tcPr>
     <w:tblStylePr w:type="firstRow">
       <w:rPr>
+        <w:rFonts w:eastAsia="黑体"/>
         <w:b/>
         <w:bCs/>
         <w:color w:themeColor="text1" w:val="000000"/>
@@ -11219,6 +11685,7 @@
     </w:tblStylePr>
     <w:tblStylePr w:type="lastRow">
       <w:rPr>
+        <w:rFonts w:eastAsia="黑体"/>
         <w:b/>
         <w:bCs/>
         <w:color w:themeColor="text1" w:val="000000"/>
@@ -11238,6 +11705,7 @@
     </w:tblStylePr>
     <w:tblStylePr w:type="firstCol">
       <w:rPr>
+        <w:rFonts w:eastAsia="黑体"/>
         <w:b/>
         <w:bCs/>
         <w:color w:themeColor="text1" w:val="000000"/>
@@ -11257,6 +11725,7 @@
     </w:tblStylePr>
     <w:tblStylePr w:type="lastCol">
       <w:rPr>
+        <w:rFonts w:eastAsia="黑体"/>
         <w:b w:val="0"/>
         <w:bCs w:val="0"/>
         <w:color w:themeColor="text1" w:val="000000"/>
@@ -11306,7 +11775,7 @@
       <w:spacing w:after="0" w:line="240" w:lineRule="auto"/>
     </w:pPr>
     <w:rPr>
-      <w:rFonts w:asciiTheme="majorHAnsi" w:cstheme="majorBidi" w:eastAsiaTheme="majorEastAsia" w:hAnsiTheme="majorHAnsi"/>
+      <w:rFonts w:asciiTheme="majorHAnsi" w:cstheme="majorBidi" w:hAnsiTheme="majorHAnsi" w:eastAsia="黑体"/>
       <w:color w:themeColor="text1" w:val="000000"/>
     </w:rPr>
     <w:tblPr>
@@ -11333,6 +11802,7 @@
     </w:tcPr>
     <w:tblStylePr w:type="firstRow">
       <w:rPr>
+        <w:rFonts w:eastAsia="黑体"/>
         <w:b/>
         <w:bCs/>
         <w:color w:themeColor="text1" w:val="000000"/>
@@ -11344,6 +11814,7 @@
     </w:tblStylePr>
     <w:tblStylePr w:type="lastRow">
       <w:rPr>
+        <w:rFonts w:eastAsia="黑体"/>
         <w:b/>
         <w:bCs/>
         <w:color w:themeColor="text1" w:val="000000"/>
@@ -11363,6 +11834,7 @@
     </w:tblStylePr>
     <w:tblStylePr w:type="firstCol">
       <w:rPr>
+        <w:rFonts w:eastAsia="黑体"/>
         <w:b/>
         <w:bCs/>
         <w:color w:themeColor="text1" w:val="000000"/>
@@ -11382,6 +11854,7 @@
     </w:tblStylePr>
     <w:tblStylePr w:type="lastCol">
       <w:rPr>
+        <w:rFonts w:eastAsia="黑体"/>
         <w:b w:val="0"/>
         <w:bCs w:val="0"/>
         <w:color w:themeColor="text1" w:val="000000"/>
@@ -11454,6 +11927,7 @@
     </w:tcPr>
     <w:tblStylePr w:type="firstRow">
       <w:rPr>
+        <w:rFonts w:eastAsia="黑体"/>
         <w:b/>
         <w:bCs/>
         <w:i w:val="0"/>
@@ -11475,6 +11949,7 @@
     </w:tblStylePr>
     <w:tblStylePr w:type="lastRow">
       <w:rPr>
+        <w:rFonts w:eastAsia="黑体"/>
         <w:b/>
         <w:bCs/>
         <w:i w:val="0"/>
@@ -11496,6 +11971,7 @@
     </w:tblStylePr>
     <w:tblStylePr w:type="firstCol">
       <w:rPr>
+        <w:rFonts w:eastAsia="黑体"/>
         <w:b/>
         <w:bCs/>
         <w:i w:val="0"/>
@@ -11515,6 +11991,7 @@
     </w:tblStylePr>
     <w:tblStylePr w:type="lastCol">
       <w:rPr>
+        <w:rFonts w:eastAsia="黑体"/>
         <w:b/>
         <w:bCs/>
         <w:i w:val="0"/>
@@ -11595,6 +12072,7 @@
     </w:tcPr>
     <w:tblStylePr w:type="firstRow">
       <w:rPr>
+        <w:rFonts w:eastAsia="黑体"/>
         <w:b/>
         <w:bCs/>
         <w:i w:val="0"/>
@@ -11616,6 +12094,7 @@
     </w:tblStylePr>
     <w:tblStylePr w:type="lastRow">
       <w:rPr>
+        <w:rFonts w:eastAsia="黑体"/>
         <w:b/>
         <w:bCs/>
         <w:i w:val="0"/>
@@ -11637,6 +12116,7 @@
     </w:tblStylePr>
     <w:tblStylePr w:type="firstCol">
       <w:rPr>
+        <w:rFonts w:eastAsia="黑体"/>
         <w:b/>
         <w:bCs/>
         <w:i w:val="0"/>
@@ -11656,6 +12136,7 @@
     </w:tblStylePr>
     <w:tblStylePr w:type="lastCol">
       <w:rPr>
+        <w:rFonts w:eastAsia="黑体"/>
         <w:b/>
         <w:bCs/>
         <w:i w:val="0"/>
@@ -11736,6 +12217,7 @@
     </w:tcPr>
     <w:tblStylePr w:type="firstRow">
       <w:rPr>
+        <w:rFonts w:eastAsia="黑体"/>
         <w:b/>
         <w:bCs/>
         <w:i w:val="0"/>
@@ -11757,6 +12239,7 @@
     </w:tblStylePr>
     <w:tblStylePr w:type="lastRow">
       <w:rPr>
+        <w:rFonts w:eastAsia="黑体"/>
         <w:b/>
         <w:bCs/>
         <w:i w:val="0"/>
@@ -11778,6 +12261,7 @@
     </w:tblStylePr>
     <w:tblStylePr w:type="firstCol">
       <w:rPr>
+        <w:rFonts w:eastAsia="黑体"/>
         <w:b/>
         <w:bCs/>
         <w:i w:val="0"/>
@@ -11797,6 +12281,7 @@
     </w:tblStylePr>
     <w:tblStylePr w:type="lastCol">
       <w:rPr>
+        <w:rFonts w:eastAsia="黑体"/>
         <w:b/>
         <w:bCs/>
         <w:i w:val="0"/>
@@ -11877,6 +12362,7 @@
     </w:tcPr>
     <w:tblStylePr w:type="firstRow">
       <w:rPr>
+        <w:rFonts w:eastAsia="黑体"/>
         <w:b/>
         <w:bCs/>
         <w:i w:val="0"/>
@@ -11898,6 +12384,7 @@
     </w:tblStylePr>
     <w:tblStylePr w:type="lastRow">
       <w:rPr>
+        <w:rFonts w:eastAsia="黑体"/>
         <w:b/>
         <w:bCs/>
         <w:i w:val="0"/>
@@ -11919,6 +12406,7 @@
     </w:tblStylePr>
     <w:tblStylePr w:type="firstCol">
       <w:rPr>
+        <w:rFonts w:eastAsia="黑体"/>
         <w:b/>
         <w:bCs/>
         <w:i w:val="0"/>
@@ -11938,6 +12426,7 @@
     </w:tblStylePr>
     <w:tblStylePr w:type="lastCol">
       <w:rPr>
+        <w:rFonts w:eastAsia="黑体"/>
         <w:b/>
         <w:bCs/>
         <w:i w:val="0"/>
@@ -12018,6 +12507,7 @@
     </w:tcPr>
     <w:tblStylePr w:type="firstRow">
       <w:rPr>
+        <w:rFonts w:eastAsia="黑体"/>
         <w:b/>
         <w:bCs/>
         <w:i w:val="0"/>
@@ -12039,6 +12529,7 @@
     </w:tblStylePr>
     <w:tblStylePr w:type="lastRow">
       <w:rPr>
+        <w:rFonts w:eastAsia="黑体"/>
         <w:b/>
         <w:bCs/>
         <w:i w:val="0"/>
@@ -12060,6 +12551,7 @@
     </w:tblStylePr>
     <w:tblStylePr w:type="firstCol">
       <w:rPr>
+        <w:rFonts w:eastAsia="黑体"/>
         <w:b/>
         <w:bCs/>
         <w:i w:val="0"/>
@@ -12079,6 +12571,7 @@
     </w:tblStylePr>
     <w:tblStylePr w:type="lastCol">
       <w:rPr>
+        <w:rFonts w:eastAsia="黑体"/>
         <w:b/>
         <w:bCs/>
         <w:i w:val="0"/>
@@ -12159,6 +12652,7 @@
     </w:tcPr>
     <w:tblStylePr w:type="firstRow">
       <w:rPr>
+        <w:rFonts w:eastAsia="黑体"/>
         <w:b/>
         <w:bCs/>
         <w:i w:val="0"/>
@@ -12180,6 +12674,7 @@
     </w:tblStylePr>
     <w:tblStylePr w:type="lastRow">
       <w:rPr>
+        <w:rFonts w:eastAsia="黑体"/>
         <w:b/>
         <w:bCs/>
         <w:i w:val="0"/>
@@ -12201,6 +12696,7 @@
     </w:tblStylePr>
     <w:tblStylePr w:type="firstCol">
       <w:rPr>
+        <w:rFonts w:eastAsia="黑体"/>
         <w:b/>
         <w:bCs/>
         <w:i w:val="0"/>
@@ -12220,6 +12716,7 @@
     </w:tblStylePr>
     <w:tblStylePr w:type="lastCol">
       <w:rPr>
+        <w:rFonts w:eastAsia="黑体"/>
         <w:b/>
         <w:bCs/>
         <w:i w:val="0"/>
@@ -12300,6 +12797,7 @@
     </w:tcPr>
     <w:tblStylePr w:type="firstRow">
       <w:rPr>
+        <w:rFonts w:eastAsia="黑体"/>
         <w:b/>
         <w:bCs/>
         <w:i w:val="0"/>
@@ -12321,6 +12819,7 @@
     </w:tblStylePr>
     <w:tblStylePr w:type="lastRow">
       <w:rPr>
+        <w:rFonts w:eastAsia="黑体"/>
         <w:b/>
         <w:bCs/>
         <w:i w:val="0"/>
@@ -12342,6 +12841,7 @@
     </w:tblStylePr>
     <w:tblStylePr w:type="firstCol">
       <w:rPr>
+        <w:rFonts w:eastAsia="黑体"/>
         <w:b/>
         <w:bCs/>
         <w:i w:val="0"/>
@@ -12361,6 +12861,7 @@
     </w:tblStylePr>
     <w:tblStylePr w:type="lastCol">
       <w:rPr>
+        <w:rFonts w:eastAsia="黑体"/>
         <w:b/>
         <w:bCs/>
         <w:i w:val="0"/>
@@ -12418,6 +12919,7 @@
       <w:spacing w:after="0" w:line="240" w:lineRule="auto"/>
     </w:pPr>
     <w:rPr>
+      <w:rFonts w:eastAsia="黑体"/>
       <w:color w:themeColor="background1" w:val="FFFFFF"/>
     </w:rPr>
     <w:tblPr>
@@ -12436,6 +12938,7 @@
     </w:tcPr>
     <w:tblStylePr w:type="firstRow">
       <w:rPr>
+        <w:rFonts w:eastAsia="黑体"/>
         <w:b/>
         <w:bCs/>
       </w:rPr>
@@ -12532,6 +13035,7 @@
       <w:spacing w:after="0" w:line="240" w:lineRule="auto"/>
     </w:pPr>
     <w:rPr>
+      <w:rFonts w:eastAsia="黑体"/>
       <w:color w:themeColor="background1" w:val="FFFFFF"/>
     </w:rPr>
     <w:tblPr>
@@ -12550,6 +13054,7 @@
     </w:tcPr>
     <w:tblStylePr w:type="firstRow">
       <w:rPr>
+        <w:rFonts w:eastAsia="黑体"/>
         <w:b/>
         <w:bCs/>
       </w:rPr>
@@ -12646,6 +13151,7 @@
       <w:spacing w:after="0" w:line="240" w:lineRule="auto"/>
     </w:pPr>
     <w:rPr>
+      <w:rFonts w:eastAsia="黑体"/>
       <w:color w:themeColor="background1" w:val="FFFFFF"/>
     </w:rPr>
     <w:tblPr>
@@ -12664,6 +13170,7 @@
     </w:tcPr>
     <w:tblStylePr w:type="firstRow">
       <w:rPr>
+        <w:rFonts w:eastAsia="黑体"/>
         <w:b/>
         <w:bCs/>
       </w:rPr>
@@ -12760,6 +13267,7 @@
       <w:spacing w:after="0" w:line="240" w:lineRule="auto"/>
     </w:pPr>
     <w:rPr>
+      <w:rFonts w:eastAsia="黑体"/>
       <w:color w:themeColor="background1" w:val="FFFFFF"/>
     </w:rPr>
     <w:tblPr>
@@ -12778,6 +13286,7 @@
     </w:tcPr>
     <w:tblStylePr w:type="firstRow">
       <w:rPr>
+        <w:rFonts w:eastAsia="黑体"/>
         <w:b/>
         <w:bCs/>
       </w:rPr>
@@ -12874,6 +13383,7 @@
       <w:spacing w:after="0" w:line="240" w:lineRule="auto"/>
     </w:pPr>
     <w:rPr>
+      <w:rFonts w:eastAsia="黑体"/>
       <w:color w:themeColor="background1" w:val="FFFFFF"/>
     </w:rPr>
     <w:tblPr>
@@ -12892,6 +13402,7 @@
     </w:tcPr>
     <w:tblStylePr w:type="firstRow">
       <w:rPr>
+        <w:rFonts w:eastAsia="黑体"/>
         <w:b/>
         <w:bCs/>
       </w:rPr>
@@ -12988,6 +13499,7 @@
       <w:spacing w:after="0" w:line="240" w:lineRule="auto"/>
     </w:pPr>
     <w:rPr>
+      <w:rFonts w:eastAsia="黑体"/>
       <w:color w:themeColor="background1" w:val="FFFFFF"/>
     </w:rPr>
     <w:tblPr>
@@ -13006,6 +13518,7 @@
     </w:tcPr>
     <w:tblStylePr w:type="firstRow">
       <w:rPr>
+        <w:rFonts w:eastAsia="黑体"/>
         <w:b/>
         <w:bCs/>
       </w:rPr>
@@ -13102,6 +13615,7 @@
       <w:spacing w:after="0" w:line="240" w:lineRule="auto"/>
     </w:pPr>
     <w:rPr>
+      <w:rFonts w:eastAsia="黑体"/>
       <w:color w:themeColor="background1" w:val="FFFFFF"/>
     </w:rPr>
     <w:tblPr>
@@ -13120,6 +13634,7 @@
     </w:tcPr>
     <w:tblStylePr w:type="firstRow">
       <w:rPr>
+        <w:rFonts w:eastAsia="黑体"/>
         <w:b/>
         <w:bCs/>
       </w:rPr>
@@ -13216,6 +13731,7 @@
       <w:spacing w:after="0" w:line="240" w:lineRule="auto"/>
     </w:pPr>
     <w:rPr>
+      <w:rFonts w:eastAsia="黑体"/>
       <w:color w:themeColor="text1" w:val="000000"/>
     </w:rPr>
     <w:tblPr>
@@ -13242,6 +13758,7 @@
     </w:tcPr>
     <w:tblStylePr w:type="firstRow">
       <w:rPr>
+        <w:rFonts w:eastAsia="黑体"/>
         <w:b/>
         <w:bCs/>
       </w:rPr>
@@ -13260,6 +13777,7 @@
     </w:tblStylePr>
     <w:tblStylePr w:type="lastRow">
       <w:rPr>
+        <w:rFonts w:eastAsia="黑体"/>
         <w:b/>
         <w:bCs/>
         <w:color w:themeColor="background1" w:val="FFFFFF"/>
@@ -13274,6 +13792,7 @@
     </w:tblStylePr>
     <w:tblStylePr w:type="firstCol">
       <w:rPr>
+        <w:rFonts w:eastAsia="黑体"/>
         <w:color w:themeColor="background1" w:val="FFFFFF"/>
       </w:rPr>
       <w:tblPr/>
@@ -13291,6 +13810,7 @@
     </w:tblStylePr>
     <w:tblStylePr w:type="lastCol">
       <w:rPr>
+        <w:rFonts w:eastAsia="黑体"/>
         <w:color w:themeColor="background1" w:val="FFFFFF"/>
       </w:rPr>
       <w:tblPr/>
@@ -13320,11 +13840,13 @@
     </w:tblStylePr>
     <w:tblStylePr w:type="neCell">
       <w:rPr>
+        <w:rFonts w:eastAsia="黑体"/>
         <w:color w:themeColor="text1" w:val="000000"/>
       </w:rPr>
     </w:tblStylePr>
     <w:tblStylePr w:type="nwCell">
       <w:rPr>
+        <w:rFonts w:eastAsia="黑体"/>
         <w:color w:themeColor="text1" w:val="000000"/>
       </w:rPr>
     </w:tblStylePr>
@@ -13338,6 +13860,7 @@
       <w:spacing w:after="0" w:line="240" w:lineRule="auto"/>
     </w:pPr>
     <w:rPr>
+      <w:rFonts w:eastAsia="黑体"/>
       <w:color w:themeColor="text1" w:val="000000"/>
     </w:rPr>
     <w:tblPr>
@@ -13364,6 +13887,7 @@
     </w:tcPr>
     <w:tblStylePr w:type="firstRow">
       <w:rPr>
+        <w:rFonts w:eastAsia="黑体"/>
         <w:b/>
         <w:bCs/>
       </w:rPr>
@@ -13382,6 +13906,7 @@
     </w:tblStylePr>
     <w:tblStylePr w:type="lastRow">
       <w:rPr>
+        <w:rFonts w:eastAsia="黑体"/>
         <w:b/>
         <w:bCs/>
         <w:color w:themeColor="background1" w:val="FFFFFF"/>
@@ -13396,6 +13921,7 @@
     </w:tblStylePr>
     <w:tblStylePr w:type="firstCol">
       <w:rPr>
+        <w:rFonts w:eastAsia="黑体"/>
         <w:color w:themeColor="background1" w:val="FFFFFF"/>
       </w:rPr>
       <w:tblPr/>
@@ -13413,6 +13939,7 @@
     </w:tblStylePr>
     <w:tblStylePr w:type="lastCol">
       <w:rPr>
+        <w:rFonts w:eastAsia="黑体"/>
         <w:color w:themeColor="background1" w:val="FFFFFF"/>
       </w:rPr>
       <w:tblPr/>
@@ -13442,11 +13969,13 @@
     </w:tblStylePr>
     <w:tblStylePr w:type="neCell">
       <w:rPr>
+        <w:rFonts w:eastAsia="黑体"/>
         <w:color w:themeColor="text1" w:val="000000"/>
       </w:rPr>
     </w:tblStylePr>
     <w:tblStylePr w:type="nwCell">
       <w:rPr>
+        <w:rFonts w:eastAsia="黑体"/>
         <w:color w:themeColor="text1" w:val="000000"/>
       </w:rPr>
     </w:tblStylePr>
@@ -13460,6 +13989,7 @@
       <w:spacing w:after="0" w:line="240" w:lineRule="auto"/>
     </w:pPr>
     <w:rPr>
+      <w:rFonts w:eastAsia="黑体"/>
       <w:color w:themeColor="text1" w:val="000000"/>
     </w:rPr>
     <w:tblPr>
@@ -13486,6 +14016,7 @@
     </w:tcPr>
     <w:tblStylePr w:type="firstRow">
       <w:rPr>
+        <w:rFonts w:eastAsia="黑体"/>
         <w:b/>
         <w:bCs/>
       </w:rPr>
@@ -13504,6 +14035,7 @@
     </w:tblStylePr>
     <w:tblStylePr w:type="lastRow">
       <w:rPr>
+        <w:rFonts w:eastAsia="黑体"/>
         <w:b/>
         <w:bCs/>
         <w:color w:themeColor="background1" w:val="FFFFFF"/>
@@ -13518,6 +14050,7 @@
     </w:tblStylePr>
     <w:tblStylePr w:type="firstCol">
       <w:rPr>
+        <w:rFonts w:eastAsia="黑体"/>
         <w:color w:themeColor="background1" w:val="FFFFFF"/>
       </w:rPr>
       <w:tblPr/>
@@ -13535,6 +14068,7 @@
     </w:tblStylePr>
     <w:tblStylePr w:type="lastCol">
       <w:rPr>
+        <w:rFonts w:eastAsia="黑体"/>
         <w:color w:themeColor="background1" w:val="FFFFFF"/>
       </w:rPr>
       <w:tblPr/>
@@ -13564,11 +14098,13 @@
     </w:tblStylePr>
     <w:tblStylePr w:type="neCell">
       <w:rPr>
+        <w:rFonts w:eastAsia="黑体"/>
         <w:color w:themeColor="text1" w:val="000000"/>
       </w:rPr>
     </w:tblStylePr>
     <w:tblStylePr w:type="nwCell">
       <w:rPr>
+        <w:rFonts w:eastAsia="黑体"/>
         <w:color w:themeColor="text1" w:val="000000"/>
       </w:rPr>
     </w:tblStylePr>
@@ -13582,6 +14118,7 @@
       <w:spacing w:after="0" w:line="240" w:lineRule="auto"/>
     </w:pPr>
     <w:rPr>
+      <w:rFonts w:eastAsia="黑体"/>
       <w:color w:themeColor="text1" w:val="000000"/>
     </w:rPr>
     <w:tblPr>
@@ -13608,6 +14145,7 @@
     </w:tcPr>
     <w:tblStylePr w:type="firstRow">
       <w:rPr>
+        <w:rFonts w:eastAsia="黑体"/>
         <w:b/>
         <w:bCs/>
       </w:rPr>
@@ -13626,6 +14164,7 @@
     </w:tblStylePr>
     <w:tblStylePr w:type="lastRow">
       <w:rPr>
+        <w:rFonts w:eastAsia="黑体"/>
         <w:b/>
         <w:bCs/>
         <w:color w:themeColor="background1" w:val="FFFFFF"/>
@@ -13640,6 +14179,7 @@
     </w:tblStylePr>
     <w:tblStylePr w:type="firstCol">
       <w:rPr>
+        <w:rFonts w:eastAsia="黑体"/>
         <w:color w:themeColor="background1" w:val="FFFFFF"/>
       </w:rPr>
       <w:tblPr/>
@@ -13657,6 +14197,7 @@
     </w:tblStylePr>
     <w:tblStylePr w:type="lastCol">
       <w:rPr>
+        <w:rFonts w:eastAsia="黑体"/>
         <w:color w:themeColor="background1" w:val="FFFFFF"/>
       </w:rPr>
       <w:tblPr/>
@@ -13694,6 +14235,7 @@
       <w:spacing w:after="0" w:line="240" w:lineRule="auto"/>
     </w:pPr>
     <w:rPr>
+      <w:rFonts w:eastAsia="黑体"/>
       <w:color w:themeColor="text1" w:val="000000"/>
     </w:rPr>
     <w:tblPr>
@@ -13720,6 +14262,7 @@
     </w:tcPr>
     <w:tblStylePr w:type="firstRow">
       <w:rPr>
+        <w:rFonts w:eastAsia="黑体"/>
         <w:b/>
         <w:bCs/>
       </w:rPr>
@@ -13738,6 +14281,7 @@
     </w:tblStylePr>
     <w:tblStylePr w:type="lastRow">
       <w:rPr>
+        <w:rFonts w:eastAsia="黑体"/>
         <w:b/>
         <w:bCs/>
         <w:color w:themeColor="background1" w:val="FFFFFF"/>
@@ -13752,6 +14296,7 @@
     </w:tblStylePr>
     <w:tblStylePr w:type="firstCol">
       <w:rPr>
+        <w:rFonts w:eastAsia="黑体"/>
         <w:color w:themeColor="background1" w:val="FFFFFF"/>
       </w:rPr>
       <w:tblPr/>
@@ -13769,6 +14314,7 @@
     </w:tblStylePr>
     <w:tblStylePr w:type="lastCol">
       <w:rPr>
+        <w:rFonts w:eastAsia="黑体"/>
         <w:color w:themeColor="background1" w:val="FFFFFF"/>
       </w:rPr>
       <w:tblPr/>
@@ -13798,11 +14344,13 @@
     </w:tblStylePr>
     <w:tblStylePr w:type="neCell">
       <w:rPr>
+        <w:rFonts w:eastAsia="黑体"/>
         <w:color w:themeColor="text1" w:val="000000"/>
       </w:rPr>
     </w:tblStylePr>
     <w:tblStylePr w:type="nwCell">
       <w:rPr>
+        <w:rFonts w:eastAsia="黑体"/>
         <w:color w:themeColor="text1" w:val="000000"/>
       </w:rPr>
     </w:tblStylePr>
@@ -13816,6 +14364,7 @@
       <w:spacing w:after="0" w:line="240" w:lineRule="auto"/>
     </w:pPr>
     <w:rPr>
+      <w:rFonts w:eastAsia="黑体"/>
       <w:color w:themeColor="text1" w:val="000000"/>
     </w:rPr>
     <w:tblPr>
@@ -13842,6 +14391,7 @@
     </w:tcPr>
     <w:tblStylePr w:type="firstRow">
       <w:rPr>
+        <w:rFonts w:eastAsia="黑体"/>
         <w:b/>
         <w:bCs/>
       </w:rPr>
@@ -13860,6 +14410,7 @@
     </w:tblStylePr>
     <w:tblStylePr w:type="lastRow">
       <w:rPr>
+        <w:rFonts w:eastAsia="黑体"/>
         <w:b/>
         <w:bCs/>
         <w:color w:themeColor="background1" w:val="FFFFFF"/>
@@ -13874,6 +14425,7 @@
     </w:tblStylePr>
     <w:tblStylePr w:type="firstCol">
       <w:rPr>
+        <w:rFonts w:eastAsia="黑体"/>
         <w:color w:themeColor="background1" w:val="FFFFFF"/>
       </w:rPr>
       <w:tblPr/>
@@ -13891,6 +14443,7 @@
     </w:tblStylePr>
     <w:tblStylePr w:type="lastCol">
       <w:rPr>
+        <w:rFonts w:eastAsia="黑体"/>
         <w:color w:themeColor="background1" w:val="FFFFFF"/>
       </w:rPr>
       <w:tblPr/>
@@ -13920,11 +14473,13 @@
     </w:tblStylePr>
     <w:tblStylePr w:type="neCell">
       <w:rPr>
+        <w:rFonts w:eastAsia="黑体"/>
         <w:color w:themeColor="text1" w:val="000000"/>
       </w:rPr>
     </w:tblStylePr>
     <w:tblStylePr w:type="nwCell">
       <w:rPr>
+        <w:rFonts w:eastAsia="黑体"/>
         <w:color w:themeColor="text1" w:val="000000"/>
       </w:rPr>
     </w:tblStylePr>
@@ -13938,6 +14493,7 @@
       <w:spacing w:after="0" w:line="240" w:lineRule="auto"/>
     </w:pPr>
     <w:rPr>
+      <w:rFonts w:eastAsia="黑体"/>
       <w:color w:themeColor="text1" w:val="000000"/>
     </w:rPr>
     <w:tblPr>
@@ -13964,6 +14520,7 @@
     </w:tcPr>
     <w:tblStylePr w:type="firstRow">
       <w:rPr>
+        <w:rFonts w:eastAsia="黑体"/>
         <w:b/>
         <w:bCs/>
       </w:rPr>
@@ -13982,6 +14539,7 @@
     </w:tblStylePr>
     <w:tblStylePr w:type="lastRow">
       <w:rPr>
+        <w:rFonts w:eastAsia="黑体"/>
         <w:b/>
         <w:bCs/>
         <w:color w:themeColor="background1" w:val="FFFFFF"/>
@@ -13996,6 +14554,7 @@
     </w:tblStylePr>
     <w:tblStylePr w:type="firstCol">
       <w:rPr>
+        <w:rFonts w:eastAsia="黑体"/>
         <w:color w:themeColor="background1" w:val="FFFFFF"/>
       </w:rPr>
       <w:tblPr/>
@@ -14013,6 +14572,7 @@
     </w:tblStylePr>
     <w:tblStylePr w:type="lastCol">
       <w:rPr>
+        <w:rFonts w:eastAsia="黑体"/>
         <w:color w:themeColor="background1" w:val="FFFFFF"/>
       </w:rPr>
       <w:tblPr/>
@@ -14042,11 +14602,13 @@
     </w:tblStylePr>
     <w:tblStylePr w:type="neCell">
       <w:rPr>
+        <w:rFonts w:eastAsia="黑体"/>
         <w:color w:themeColor="text1" w:val="000000"/>
       </w:rPr>
     </w:tblStylePr>
     <w:tblStylePr w:type="nwCell">
       <w:rPr>
+        <w:rFonts w:eastAsia="黑体"/>
         <w:color w:themeColor="text1" w:val="000000"/>
       </w:rPr>
     </w:tblStylePr>
@@ -14060,6 +14622,7 @@
       <w:spacing w:after="0" w:line="240" w:lineRule="auto"/>
     </w:pPr>
     <w:rPr>
+      <w:rFonts w:eastAsia="黑体"/>
       <w:color w:themeColor="text1" w:val="000000"/>
     </w:rPr>
     <w:tblPr>
@@ -14078,6 +14641,7 @@
     </w:tcPr>
     <w:tblStylePr w:type="firstRow">
       <w:rPr>
+        <w:rFonts w:eastAsia="黑体"/>
         <w:b/>
         <w:bCs/>
         <w:color w:themeColor="background1" w:val="FFFFFF"/>
@@ -14092,6 +14656,7 @@
     </w:tblStylePr>
     <w:tblStylePr w:type="lastRow">
       <w:rPr>
+        <w:rFonts w:eastAsia="黑体"/>
         <w:b/>
         <w:bCs/>
         <w:color w:themeColor="accent2" w:themeShade="CC" w:val="9E3A38"/>
@@ -14106,12 +14671,14 @@
     </w:tblStylePr>
     <w:tblStylePr w:type="firstCol">
       <w:rPr>
+        <w:rFonts w:eastAsia="黑体"/>
         <w:b/>
         <w:bCs/>
       </w:rPr>
     </w:tblStylePr>
     <w:tblStylePr w:type="lastCol">
       <w:rPr>
+        <w:rFonts w:eastAsia="黑体"/>
         <w:b/>
         <w:bCs/>
       </w:rPr>
@@ -14146,6 +14713,7 @@
       <w:spacing w:after="0" w:line="240" w:lineRule="auto"/>
     </w:pPr>
     <w:rPr>
+      <w:rFonts w:eastAsia="黑体"/>
       <w:color w:themeColor="text1" w:val="000000"/>
     </w:rPr>
     <w:tblPr>
@@ -14164,6 +14732,7 @@
     </w:tcPr>
     <w:tblStylePr w:type="firstRow">
       <w:rPr>
+        <w:rFonts w:eastAsia="黑体"/>
         <w:b/>
         <w:bCs/>
         <w:color w:themeColor="background1" w:val="FFFFFF"/>
@@ -14178,6 +14747,7 @@
     </w:tblStylePr>
     <w:tblStylePr w:type="lastRow">
       <w:rPr>
+        <w:rFonts w:eastAsia="黑体"/>
         <w:b/>
         <w:bCs/>
         <w:color w:themeColor="accent2" w:themeShade="CC" w:val="9E3A38"/>
@@ -14192,12 +14762,14 @@
     </w:tblStylePr>
     <w:tblStylePr w:type="firstCol">
       <w:rPr>
+        <w:rFonts w:eastAsia="黑体"/>
         <w:b/>
         <w:bCs/>
       </w:rPr>
     </w:tblStylePr>
     <w:tblStylePr w:type="lastCol">
       <w:rPr>
+        <w:rFonts w:eastAsia="黑体"/>
         <w:b/>
         <w:bCs/>
       </w:rPr>
@@ -14232,6 +14804,7 @@
       <w:spacing w:after="0" w:line="240" w:lineRule="auto"/>
     </w:pPr>
     <w:rPr>
+      <w:rFonts w:eastAsia="黑体"/>
       <w:color w:themeColor="text1" w:val="000000"/>
     </w:rPr>
     <w:tblPr>
@@ -14250,6 +14823,7 @@
     </w:tcPr>
     <w:tblStylePr w:type="firstRow">
       <w:rPr>
+        <w:rFonts w:eastAsia="黑体"/>
         <w:b/>
         <w:bCs/>
         <w:color w:themeColor="background1" w:val="FFFFFF"/>
@@ -14264,6 +14838,7 @@
     </w:tblStylePr>
     <w:tblStylePr w:type="lastRow">
       <w:rPr>
+        <w:rFonts w:eastAsia="黑体"/>
         <w:b/>
         <w:bCs/>
         <w:color w:themeColor="accent2" w:themeShade="CC" w:val="9E3A38"/>
@@ -14278,12 +14853,14 @@
     </w:tblStylePr>
     <w:tblStylePr w:type="firstCol">
       <w:rPr>
+        <w:rFonts w:eastAsia="黑体"/>
         <w:b/>
         <w:bCs/>
       </w:rPr>
     </w:tblStylePr>
     <w:tblStylePr w:type="lastCol">
       <w:rPr>
+        <w:rFonts w:eastAsia="黑体"/>
         <w:b/>
         <w:bCs/>
       </w:rPr>
@@ -14318,6 +14895,7 @@
       <w:spacing w:after="0" w:line="240" w:lineRule="auto"/>
     </w:pPr>
     <w:rPr>
+      <w:rFonts w:eastAsia="黑体"/>
       <w:color w:themeColor="text1" w:val="000000"/>
     </w:rPr>
     <w:tblPr>
@@ -14336,6 +14914,7 @@
     </w:tcPr>
     <w:tblStylePr w:type="firstRow">
       <w:rPr>
+        <w:rFonts w:eastAsia="黑体"/>
         <w:b/>
         <w:bCs/>
         <w:color w:themeColor="background1" w:val="FFFFFF"/>
@@ -14350,6 +14929,7 @@
     </w:tblStylePr>
     <w:tblStylePr w:type="lastRow">
       <w:rPr>
+        <w:rFonts w:eastAsia="黑体"/>
         <w:b/>
         <w:bCs/>
         <w:color w:themeColor="accent4" w:themeShade="CC" w:val="664E82"/>
@@ -14364,12 +14944,14 @@
     </w:tblStylePr>
     <w:tblStylePr w:type="firstCol">
       <w:rPr>
+        <w:rFonts w:eastAsia="黑体"/>
         <w:b/>
         <w:bCs/>
       </w:rPr>
     </w:tblStylePr>
     <w:tblStylePr w:type="lastCol">
       <w:rPr>
+        <w:rFonts w:eastAsia="黑体"/>
         <w:b/>
         <w:bCs/>
       </w:rPr>
@@ -14404,6 +14986,7 @@
       <w:spacing w:after="0" w:line="240" w:lineRule="auto"/>
     </w:pPr>
     <w:rPr>
+      <w:rFonts w:eastAsia="黑体"/>
       <w:color w:themeColor="text1" w:val="000000"/>
     </w:rPr>
     <w:tblPr>
@@ -14422,6 +15005,7 @@
     </w:tcPr>
     <w:tblStylePr w:type="firstRow">
       <w:rPr>
+        <w:rFonts w:eastAsia="黑体"/>
         <w:b/>
         <w:bCs/>
         <w:color w:themeColor="background1" w:val="FFFFFF"/>
@@ -14436,6 +15020,7 @@
     </w:tblStylePr>
     <w:tblStylePr w:type="lastRow">
       <w:rPr>
+        <w:rFonts w:eastAsia="黑体"/>
         <w:b/>
         <w:bCs/>
         <w:color w:themeColor="accent3" w:themeShade="CC" w:val="7E9C40"/>
@@ -14450,12 +15035,14 @@
     </w:tblStylePr>
     <w:tblStylePr w:type="firstCol">
       <w:rPr>
+        <w:rFonts w:eastAsia="黑体"/>
         <w:b/>
         <w:bCs/>
       </w:rPr>
     </w:tblStylePr>
     <w:tblStylePr w:type="lastCol">
       <w:rPr>
+        <w:rFonts w:eastAsia="黑体"/>
         <w:b/>
         <w:bCs/>
       </w:rPr>
@@ -14490,6 +15077,7 @@
       <w:spacing w:after="0" w:line="240" w:lineRule="auto"/>
     </w:pPr>
     <w:rPr>
+      <w:rFonts w:eastAsia="黑体"/>
       <w:color w:themeColor="text1" w:val="000000"/>
     </w:rPr>
     <w:tblPr>
@@ -14508,6 +15096,7 @@
     </w:tcPr>
     <w:tblStylePr w:type="firstRow">
       <w:rPr>
+        <w:rFonts w:eastAsia="黑体"/>
         <w:b/>
         <w:bCs/>
         <w:color w:themeColor="background1" w:val="FFFFFF"/>
@@ -14522,6 +15111,7 @@
     </w:tblStylePr>
     <w:tblStylePr w:type="lastRow">
       <w:rPr>
+        <w:rFonts w:eastAsia="黑体"/>
         <w:b/>
         <w:bCs/>
         <w:color w:themeColor="accent6" w:themeShade="CC" w:val="F2730A"/>
@@ -14536,12 +15126,14 @@
     </w:tblStylePr>
     <w:tblStylePr w:type="firstCol">
       <w:rPr>
+        <w:rFonts w:eastAsia="黑体"/>
         <w:b/>
         <w:bCs/>
       </w:rPr>
     </w:tblStylePr>
     <w:tblStylePr w:type="lastCol">
       <w:rPr>
+        <w:rFonts w:eastAsia="黑体"/>
         <w:b/>
         <w:bCs/>
       </w:rPr>
@@ -14576,6 +15168,7 @@
       <w:spacing w:after="0" w:line="240" w:lineRule="auto"/>
     </w:pPr>
     <w:rPr>
+      <w:rFonts w:eastAsia="黑体"/>
       <w:color w:themeColor="text1" w:val="000000"/>
     </w:rPr>
     <w:tblPr>
@@ -14594,6 +15187,7 @@
     </w:tcPr>
     <w:tblStylePr w:type="firstRow">
       <w:rPr>
+        <w:rFonts w:eastAsia="黑体"/>
         <w:b/>
         <w:bCs/>
         <w:color w:themeColor="background1" w:val="FFFFFF"/>
@@ -14608,6 +15202,7 @@
     </w:tblStylePr>
     <w:tblStylePr w:type="lastRow">
       <w:rPr>
+        <w:rFonts w:eastAsia="黑体"/>
         <w:b/>
         <w:bCs/>
         <w:color w:themeColor="accent5" w:themeShade="CC" w:val="348DA5"/>
@@ -14622,12 +15217,14 @@
     </w:tblStylePr>
     <w:tblStylePr w:type="firstCol">
       <w:rPr>
+        <w:rFonts w:eastAsia="黑体"/>
         <w:b/>
         <w:bCs/>
       </w:rPr>
     </w:tblStylePr>
     <w:tblStylePr w:type="lastCol">
       <w:rPr>
+        <w:rFonts w:eastAsia="黑体"/>
         <w:b/>
         <w:bCs/>
       </w:rPr>
@@ -14662,6 +15259,7 @@
       <w:spacing w:after="0" w:line="240" w:lineRule="auto"/>
     </w:pPr>
     <w:rPr>
+      <w:rFonts w:eastAsia="黑体"/>
       <w:color w:themeColor="text1" w:val="000000"/>
     </w:rPr>
     <w:tblPr>
@@ -14683,6 +15281,7 @@
     </w:tcPr>
     <w:tblStylePr w:type="firstRow">
       <w:rPr>
+        <w:rFonts w:eastAsia="黑体"/>
         <w:b/>
         <w:bCs/>
       </w:rPr>
@@ -14693,6 +15292,7 @@
     </w:tblStylePr>
     <w:tblStylePr w:type="lastRow">
       <w:rPr>
+        <w:rFonts w:eastAsia="黑体"/>
         <w:b/>
         <w:bCs/>
         <w:color w:themeColor="text1" w:val="000000"/>
@@ -14704,6 +15304,7 @@
     </w:tblStylePr>
     <w:tblStylePr w:type="firstCol">
       <w:rPr>
+        <w:rFonts w:eastAsia="黑体"/>
         <w:color w:themeColor="background1" w:val="FFFFFF"/>
       </w:rPr>
       <w:tblPr/>
@@ -14713,6 +15314,7 @@
     </w:tblStylePr>
     <w:tblStylePr w:type="lastCol">
       <w:rPr>
+        <w:rFonts w:eastAsia="黑体"/>
         <w:color w:themeColor="background1" w:val="FFFFFF"/>
       </w:rPr>
       <w:tblPr/>
@@ -14742,6 +15344,7 @@
       <w:spacing w:after="0" w:line="240" w:lineRule="auto"/>
     </w:pPr>
     <w:rPr>
+      <w:rFonts w:eastAsia="黑体"/>
       <w:color w:themeColor="text1" w:val="000000"/>
     </w:rPr>
     <w:tblPr>
@@ -14763,6 +15366,7 @@
     </w:tcPr>
     <w:tblStylePr w:type="firstRow">
       <w:rPr>
+        <w:rFonts w:eastAsia="黑体"/>
         <w:b/>
         <w:bCs/>
       </w:rPr>
@@ -14773,6 +15377,7 @@
     </w:tblStylePr>
     <w:tblStylePr w:type="lastRow">
       <w:rPr>
+        <w:rFonts w:eastAsia="黑体"/>
         <w:b/>
         <w:bCs/>
         <w:color w:themeColor="text1" w:val="000000"/>
@@ -14784,6 +15389,7 @@
     </w:tblStylePr>
     <w:tblStylePr w:type="firstCol">
       <w:rPr>
+        <w:rFonts w:eastAsia="黑体"/>
         <w:color w:themeColor="background1" w:val="FFFFFF"/>
       </w:rPr>
       <w:tblPr/>
@@ -14793,6 +15399,7 @@
     </w:tblStylePr>
     <w:tblStylePr w:type="lastCol">
       <w:rPr>
+        <w:rFonts w:eastAsia="黑体"/>
         <w:color w:themeColor="background1" w:val="FFFFFF"/>
       </w:rPr>
       <w:tblPr/>
@@ -14822,6 +15429,7 @@
       <w:spacing w:after="0" w:line="240" w:lineRule="auto"/>
     </w:pPr>
     <w:rPr>
+      <w:rFonts w:eastAsia="黑体"/>
       <w:color w:themeColor="text1" w:val="000000"/>
     </w:rPr>
     <w:tblPr>
@@ -14843,6 +15451,7 @@
     </w:tcPr>
     <w:tblStylePr w:type="firstRow">
       <w:rPr>
+        <w:rFonts w:eastAsia="黑体"/>
         <w:b/>
         <w:bCs/>
       </w:rPr>
@@ -14853,6 +15462,7 @@
     </w:tblStylePr>
     <w:tblStylePr w:type="lastRow">
       <w:rPr>
+        <w:rFonts w:eastAsia="黑体"/>
         <w:b/>
         <w:bCs/>
         <w:color w:themeColor="text1" w:val="000000"/>
@@ -14864,6 +15474,7 @@
     </w:tblStylePr>
     <w:tblStylePr w:type="firstCol">
       <w:rPr>
+        <w:rFonts w:eastAsia="黑体"/>
         <w:color w:themeColor="background1" w:val="FFFFFF"/>
       </w:rPr>
       <w:tblPr/>
@@ -14873,6 +15484,7 @@
     </w:tblStylePr>
     <w:tblStylePr w:type="lastCol">
       <w:rPr>
+        <w:rFonts w:eastAsia="黑体"/>
         <w:color w:themeColor="background1" w:val="FFFFFF"/>
       </w:rPr>
       <w:tblPr/>
@@ -14902,6 +15514,7 @@
       <w:spacing w:after="0" w:line="240" w:lineRule="auto"/>
     </w:pPr>
     <w:rPr>
+      <w:rFonts w:eastAsia="黑体"/>
       <w:color w:themeColor="text1" w:val="000000"/>
     </w:rPr>
     <w:tblPr>
@@ -14923,6 +15536,7 @@
     </w:tcPr>
     <w:tblStylePr w:type="firstRow">
       <w:rPr>
+        <w:rFonts w:eastAsia="黑体"/>
         <w:b/>
         <w:bCs/>
       </w:rPr>
@@ -14933,6 +15547,7 @@
     </w:tblStylePr>
     <w:tblStylePr w:type="lastRow">
       <w:rPr>
+        <w:rFonts w:eastAsia="黑体"/>
         <w:b/>
         <w:bCs/>
         <w:color w:themeColor="text1" w:val="000000"/>
@@ -14944,6 +15559,7 @@
     </w:tblStylePr>
     <w:tblStylePr w:type="firstCol">
       <w:rPr>
+        <w:rFonts w:eastAsia="黑体"/>
         <w:color w:themeColor="background1" w:val="FFFFFF"/>
       </w:rPr>
       <w:tblPr/>
@@ -14953,6 +15569,7 @@
     </w:tblStylePr>
     <w:tblStylePr w:type="lastCol">
       <w:rPr>
+        <w:rFonts w:eastAsia="黑体"/>
         <w:color w:themeColor="background1" w:val="FFFFFF"/>
       </w:rPr>
       <w:tblPr/>
@@ -14982,6 +15599,7 @@
       <w:spacing w:after="0" w:line="240" w:lineRule="auto"/>
     </w:pPr>
     <w:rPr>
+      <w:rFonts w:eastAsia="黑体"/>
       <w:color w:themeColor="text1" w:val="000000"/>
     </w:rPr>
     <w:tblPr>
@@ -15003,6 +15621,7 @@
     </w:tcPr>
     <w:tblStylePr w:type="firstRow">
       <w:rPr>
+        <w:rFonts w:eastAsia="黑体"/>
         <w:b/>
         <w:bCs/>
       </w:rPr>
@@ -15013,6 +15632,7 @@
     </w:tblStylePr>
     <w:tblStylePr w:type="lastRow">
       <w:rPr>
+        <w:rFonts w:eastAsia="黑体"/>
         <w:b/>
         <w:bCs/>
         <w:color w:themeColor="text1" w:val="000000"/>
@@ -15024,6 +15644,7 @@
     </w:tblStylePr>
     <w:tblStylePr w:type="firstCol">
       <w:rPr>
+        <w:rFonts w:eastAsia="黑体"/>
         <w:color w:themeColor="background1" w:val="FFFFFF"/>
       </w:rPr>
       <w:tblPr/>
@@ -15033,6 +15654,7 @@
     </w:tblStylePr>
     <w:tblStylePr w:type="lastCol">
       <w:rPr>
+        <w:rFonts w:eastAsia="黑体"/>
         <w:color w:themeColor="background1" w:val="FFFFFF"/>
       </w:rPr>
       <w:tblPr/>
@@ -15062,6 +15684,7 @@
       <w:spacing w:after="0" w:line="240" w:lineRule="auto"/>
     </w:pPr>
     <w:rPr>
+      <w:rFonts w:eastAsia="黑体"/>
       <w:color w:themeColor="text1" w:val="000000"/>
     </w:rPr>
     <w:tblPr>
@@ -15083,6 +15706,7 @@
     </w:tcPr>
     <w:tblStylePr w:type="firstRow">
       <w:rPr>
+        <w:rFonts w:eastAsia="黑体"/>
         <w:b/>
         <w:bCs/>
       </w:rPr>
@@ -15093,6 +15717,7 @@
     </w:tblStylePr>
     <w:tblStylePr w:type="lastRow">
       <w:rPr>
+        <w:rFonts w:eastAsia="黑体"/>
         <w:b/>
         <w:bCs/>
         <w:color w:themeColor="text1" w:val="000000"/>
@@ -15104,6 +15729,7 @@
     </w:tblStylePr>
     <w:tblStylePr w:type="firstCol">
       <w:rPr>
+        <w:rFonts w:eastAsia="黑体"/>
         <w:color w:themeColor="background1" w:val="FFFFFF"/>
       </w:rPr>
       <w:tblPr/>
@@ -15113,6 +15739,7 @@
     </w:tblStylePr>
     <w:tblStylePr w:type="lastCol">
       <w:rPr>
+        <w:rFonts w:eastAsia="黑体"/>
         <w:color w:themeColor="background1" w:val="FFFFFF"/>
       </w:rPr>
       <w:tblPr/>
@@ -15142,6 +15769,7 @@
       <w:spacing w:after="0" w:line="240" w:lineRule="auto"/>
     </w:pPr>
     <w:rPr>
+      <w:rFonts w:eastAsia="黑体"/>
       <w:color w:themeColor="text1" w:val="000000"/>
     </w:rPr>
     <w:tblPr>
@@ -15163,6 +15791,7 @@
     </w:tcPr>
     <w:tblStylePr w:type="firstRow">
       <w:rPr>
+        <w:rFonts w:eastAsia="黑体"/>
         <w:b/>
         <w:bCs/>
       </w:rPr>
@@ -15173,6 +15802,7 @@
     </w:tblStylePr>
     <w:tblStylePr w:type="lastRow">
       <w:rPr>
+        <w:rFonts w:eastAsia="黑体"/>
         <w:b/>
         <w:bCs/>
         <w:color w:themeColor="text1" w:val="000000"/>
@@ -15184,6 +15814,7 @@
     </w:tblStylePr>
     <w:tblStylePr w:type="firstCol">
       <w:rPr>
+        <w:rFonts w:eastAsia="黑体"/>
         <w:color w:themeColor="background1" w:val="FFFFFF"/>
       </w:rPr>
       <w:tblPr/>
@@ -15193,6 +15824,7 @@
     </w:tblStylePr>
     <w:tblStylePr w:type="lastCol">
       <w:rPr>
+        <w:rFonts w:eastAsia="黑体"/>
         <w:color w:themeColor="background1" w:val="FFFFFF"/>
       </w:rPr>
       <w:tblPr/>
@@ -15225,6 +15857,7 @@
     <w:name w:val="KeywordTok"/>
     <w:basedOn w:val="VerbatimChar"/>
     <w:rPr>
+      <w:rFonts w:eastAsia="黑体"/>
       <w:b/>
       <w:color w:val="007020"/>
     </w:rPr>
@@ -15233,6 +15866,7 @@
     <w:name w:val="DataTypeTok"/>
     <w:basedOn w:val="VerbatimChar"/>
     <w:rPr>
+      <w:rFonts w:eastAsia="黑体"/>
       <w:color w:val="902000"/>
     </w:rPr>
   </w:style>
@@ -15240,6 +15874,7 @@
     <w:name w:val="DecValTok"/>
     <w:basedOn w:val="VerbatimChar"/>
     <w:rPr>
+      <w:rFonts w:eastAsia="黑体"/>
       <w:color w:val="40a070"/>
     </w:rPr>
   </w:style>
@@ -15247,6 +15882,7 @@
     <w:name w:val="BaseNTok"/>
     <w:basedOn w:val="VerbatimChar"/>
     <w:rPr>
+      <w:rFonts w:eastAsia="黑体"/>
       <w:color w:val="40a070"/>
     </w:rPr>
   </w:style>
@@ -15254,6 +15890,7 @@
     <w:name w:val="FloatTok"/>
     <w:basedOn w:val="VerbatimChar"/>
     <w:rPr>
+      <w:rFonts w:eastAsia="黑体"/>
       <w:color w:val="40a070"/>
     </w:rPr>
   </w:style>
@@ -15261,6 +15898,7 @@
     <w:name w:val="ConstantTok"/>
     <w:basedOn w:val="VerbatimChar"/>
     <w:rPr>
+      <w:rFonts w:eastAsia="黑体"/>
       <w:color w:val="880000"/>
     </w:rPr>
   </w:style>
@@ -15268,6 +15906,7 @@
     <w:name w:val="CharTok"/>
     <w:basedOn w:val="VerbatimChar"/>
     <w:rPr>
+      <w:rFonts w:eastAsia="黑体"/>
       <w:color w:val="4070a0"/>
     </w:rPr>
   </w:style>
@@ -15275,6 +15914,7 @@
     <w:name w:val="SpecialCharTok"/>
     <w:basedOn w:val="VerbatimChar"/>
     <w:rPr>
+      <w:rFonts w:eastAsia="黑体"/>
       <w:color w:val="4070a0"/>
     </w:rPr>
   </w:style>
@@ -15282,6 +15922,7 @@
     <w:name w:val="StringTok"/>
     <w:basedOn w:val="VerbatimChar"/>
     <w:rPr>
+      <w:rFonts w:eastAsia="黑体"/>
       <w:color w:val="4070a0"/>
     </w:rPr>
   </w:style>
@@ -15289,6 +15930,7 @@
     <w:name w:val="VerbatimStringTok"/>
     <w:basedOn w:val="VerbatimChar"/>
     <w:rPr>
+      <w:rFonts w:eastAsia="黑体"/>
       <w:color w:val="4070a0"/>
     </w:rPr>
   </w:style>
@@ -15296,6 +15938,7 @@
     <w:name w:val="SpecialStringTok"/>
     <w:basedOn w:val="VerbatimChar"/>
     <w:rPr>
+      <w:rFonts w:eastAsia="黑体"/>
       <w:color w:val="bb6688"/>
     </w:rPr>
   </w:style>
@@ -15303,6 +15946,7 @@
     <w:name w:val="ImportTok"/>
     <w:basedOn w:val="VerbatimChar"/>
     <w:rPr>
+      <w:rFonts w:eastAsia="黑体"/>
       <w:b/>
       <w:color w:val="008000"/>
     </w:rPr>
@@ -15311,6 +15955,7 @@
     <w:name w:val="CommentTok"/>
     <w:basedOn w:val="VerbatimChar"/>
     <w:rPr>
+      <w:rFonts w:eastAsia="黑体"/>
       <w:i/>
       <w:color w:val="60a0b0"/>
     </w:rPr>
@@ -15319,6 +15964,7 @@
     <w:name w:val="DocumentationTok"/>
     <w:basedOn w:val="VerbatimChar"/>
     <w:rPr>
+      <w:rFonts w:eastAsia="黑体"/>
       <w:i/>
       <w:color w:val="ba2121"/>
     </w:rPr>
@@ -15327,6 +15973,7 @@
     <w:name w:val="AnnotationTok"/>
     <w:basedOn w:val="VerbatimChar"/>
     <w:rPr>
+      <w:rFonts w:eastAsia="黑体"/>
       <w:b/>
       <w:i/>
       <w:color w:val="60a0b0"/>
@@ -15336,6 +15983,7 @@
     <w:name w:val="CommentVarTok"/>
     <w:basedOn w:val="VerbatimChar"/>
     <w:rPr>
+      <w:rFonts w:eastAsia="黑体"/>
       <w:b/>
       <w:i/>
       <w:color w:val="60a0b0"/>
@@ -15345,6 +15993,7 @@
     <w:name w:val="OtherTok"/>
     <w:basedOn w:val="VerbatimChar"/>
     <w:rPr>
+      <w:rFonts w:eastAsia="黑体"/>
       <w:color w:val="007020"/>
     </w:rPr>
   </w:style>
@@ -15352,6 +16001,7 @@
     <w:name w:val="FunctionTok"/>
     <w:basedOn w:val="VerbatimChar"/>
     <w:rPr>
+      <w:rFonts w:eastAsia="黑体"/>
       <w:color w:val="06287e"/>
     </w:rPr>
   </w:style>
@@ -15359,6 +16009,7 @@
     <w:name w:val="VariableTok"/>
     <w:basedOn w:val="VerbatimChar"/>
     <w:rPr>
+      <w:rFonts w:eastAsia="黑体"/>
       <w:color w:val="19177c"/>
     </w:rPr>
   </w:style>
@@ -15366,6 +16017,7 @@
     <w:name w:val="ControlFlowTok"/>
     <w:basedOn w:val="VerbatimChar"/>
     <w:rPr>
+      <w:rFonts w:eastAsia="黑体"/>
       <w:b/>
       <w:color w:val="007020"/>
     </w:rPr>
@@ -15374,6 +16026,7 @@
     <w:name w:val="OperatorTok"/>
     <w:basedOn w:val="VerbatimChar"/>
     <w:rPr>
+      <w:rFonts w:eastAsia="黑体"/>
       <w:color w:val="666666"/>
     </w:rPr>
   </w:style>
@@ -15381,18 +16034,22 @@
     <w:name w:val="BuiltInTok"/>
     <w:basedOn w:val="VerbatimChar"/>
     <w:rPr>
+      <w:rFonts w:eastAsia="黑体"/>
       <w:color w:val="008000"/>
     </w:rPr>
   </w:style>
   <w:style w:type="character" w:customStyle="1" w:styleId="ExtensionTok">
     <w:name w:val="ExtensionTok"/>
     <w:basedOn w:val="VerbatimChar"/>
-    <w:rPr/>
+    <w:rPr>
+      <w:rFonts w:eastAsia="黑体"/>
+    </w:rPr>
   </w:style>
   <w:style w:type="character" w:customStyle="1" w:styleId="PreprocessorTok">
     <w:name w:val="PreprocessorTok"/>
     <w:basedOn w:val="VerbatimChar"/>
     <w:rPr>
+      <w:rFonts w:eastAsia="黑体"/>
       <w:color w:val="bc7a00"/>
     </w:rPr>
   </w:style>
@@ -15400,18 +16057,22 @@
     <w:name w:val="AttributeTok"/>
     <w:basedOn w:val="VerbatimChar"/>
     <w:rPr>
+      <w:rFonts w:eastAsia="黑体"/>
       <w:color w:val="7d9029"/>
     </w:rPr>
   </w:style>
   <w:style w:type="character" w:customStyle="1" w:styleId="RegionMarkerTok">
     <w:name w:val="RegionMarkerTok"/>
     <w:basedOn w:val="VerbatimChar"/>
-    <w:rPr/>
+    <w:rPr>
+      <w:rFonts w:eastAsia="黑体"/>
+    </w:rPr>
   </w:style>
   <w:style w:type="character" w:customStyle="1" w:styleId="InformationTok">
     <w:name w:val="InformationTok"/>
     <w:basedOn w:val="VerbatimChar"/>
     <w:rPr>
+      <w:rFonts w:eastAsia="黑体"/>
       <w:b/>
       <w:i/>
       <w:color w:val="60a0b0"/>
@@ -15421,6 +16082,7 @@
     <w:name w:val="WarningTok"/>
     <w:basedOn w:val="VerbatimChar"/>
     <w:rPr>
+      <w:rFonts w:eastAsia="黑体"/>
       <w:b/>
       <w:i/>
       <w:color w:val="60a0b0"/>
@@ -15430,6 +16092,7 @@
     <w:name w:val="AlertTok"/>
     <w:basedOn w:val="VerbatimChar"/>
     <w:rPr>
+      <w:rFonts w:eastAsia="黑体"/>
       <w:b/>
       <w:color w:val="ff0000"/>
     </w:rPr>
@@ -15438,6 +16101,7 @@
     <w:name w:val="ErrorTok"/>
     <w:basedOn w:val="VerbatimChar"/>
     <w:rPr>
+      <w:rFonts w:eastAsia="黑体"/>
       <w:b/>
       <w:color w:val="ff0000"/>
     </w:rPr>
@@ -15445,7 +16109,9 @@
   <w:style w:type="character" w:customStyle="1" w:styleId="NormalTok">
     <w:name w:val="NormalTok"/>
     <w:basedOn w:val="VerbatimChar"/>
-    <w:rPr/>
+    <w:rPr>
+      <w:rFonts w:eastAsia="黑体"/>
+    </w:rPr>
   </w:style>
 </w:styles>
 </file>
@@ -15494,12 +16160,12 @@
     <a:fontScheme name="Office">
       <a:majorFont>
         <a:latin typeface="Calibri"/>
-        <a:ea typeface=""/>
+        <a:ea typeface="黑体"/>
         <a:cs typeface=""/>
         <a:font script="Jpan" typeface="ＭＳ ゴシック"/>
         <a:font script="Hang" typeface="맑은 고딕"/>
-        <a:font script="Hans" typeface="宋体"/>
-        <a:font script="Hant" typeface="新細明體"/>
+        <a:font script="Hans" typeface="黑体"/>
+        <a:font script="Hant" typeface="黑体"/>
         <a:font script="Arab" typeface="Times New Roman"/>
         <a:font script="Hebr" typeface="Times New Roman"/>
         <a:font script="Thai" typeface="Angsana New"/>
@@ -15529,12 +16195,12 @@
       </a:majorFont>
       <a:minorFont>
         <a:latin typeface="Cambria"/>
-        <a:ea typeface=""/>
+        <a:ea typeface="黑体"/>
         <a:cs typeface=""/>
         <a:font script="Jpan" typeface="ＭＳ 明朝"/>
         <a:font script="Hang" typeface="맑은 고딕"/>
-        <a:font script="Hans" typeface="宋体"/>
-        <a:font script="Hant" typeface="新細明體"/>
+        <a:font script="Hans" typeface="黑体"/>
+        <a:font script="Hant" typeface="黑体"/>
         <a:font script="Arab" typeface="Arial"/>
         <a:font script="Hebr" typeface="Arial"/>
         <a:font script="Thai" typeface="Cordia New"/>

--- a/01-电源电路/01-线性稳压电路/精密基准电压源电路/精密基准电压源电路.docx
+++ b/01-电源电路/01-线性稳压电路/精密基准电压源电路/精密基准电压源电路.docx
@@ -3089,7 +3089,7 @@
           <w:color w:val="555555"/>
           <w:sz w:val="21"/>
         </w:rPr>
-        <w:t>材料收集者：杜文杰，WX手机：19519196569，QQ:3478827729</w:t>
+        <w:t>材料收集者：杜文杰，微信/手机：19519196569，QQ:3478827729</w:t>
       </w:r>
     </w:p>
     <w:sectPr>
